--- a/Final_WCAG_Success_Report_v2.docx
+++ b/Final_WCAG_Success_Report_v2.docx
@@ -4,33 +4,142 @@
   <w:body>
     <w:p>
       <w:pPr>
+        <w:spacing w:after="0"/>
         <w:jc w:val="center"/>
       </w:pPr>
       <w:r>
         <w:rPr>
           <w:b/>
-          <w:color w:val="1F3A5F"/>
-          <w:sz w:val="56"/>
+          <w:color w:val="2D6CDF"/>
+          <w:sz w:val="22"/>
         </w:rPr>
-        <w:br/>
-        <w:br/>
-        <w:br/>
-        <w:t>WCAG 2.1 LEVEL AA</w:t>
+        <w:t>LIVE  ELEMENTAL</w:t>
       </w:r>
     </w:p>
     <w:p>
       <w:pPr>
+        <w:spacing w:after="1200"/>
+        <w:jc w:val="center"/>
+        <w:pBdr>
+          <w:bottom w:val="single" w:sz="6" w:space="4" w:color="2D6CDF"/>
+        </w:pBdr>
+      </w:pPr>
+    </w:p>
+    <w:p>
+      <w:pPr>
+        <w:spacing w:after="0"/>
         <w:jc w:val="center"/>
       </w:pPr>
       <w:r>
         <w:rPr>
           <w:b/>
-          <w:color w:val="2E75B6"/>
-          <w:sz w:val="40"/>
+          <w:color w:val="0E2A47"/>
+          <w:sz w:val="80"/>
         </w:rPr>
-        <w:t>Accessibility Audit Report</w:t>
+        <w:t>Accessibility</w:t>
       </w:r>
     </w:p>
+    <w:p>
+      <w:pPr>
+        <w:spacing w:after="160"/>
+        <w:jc w:val="center"/>
+      </w:pPr>
+      <w:r>
+        <w:rPr>
+          <w:b/>
+          <w:color w:val="1E3A6B"/>
+          <w:sz w:val="80"/>
+        </w:rPr>
+        <w:t>Conformance Report</w:t>
+      </w:r>
+    </w:p>
+    <w:p>
+      <w:pPr>
+        <w:spacing w:after="1000"/>
+        <w:jc w:val="center"/>
+      </w:pPr>
+      <w:r>
+        <w:rPr>
+          <w:i/>
+          <w:color w:val="555E6B"/>
+          <w:sz w:val="24"/>
+        </w:rPr>
+        <w:t>WCAG 2.1   ·   Level AA   ·   Independent Audit</w:t>
+      </w:r>
+    </w:p>
+    <w:tbl>
+      <w:tblPr>
+        <w:tblW w:type="auto" w:w="0"/>
+        <w:jc w:val="center"/>
+        <w:tblLook w:firstColumn="1" w:firstRow="1" w:lastColumn="0" w:lastRow="0" w:noHBand="0" w:noVBand="1" w:val="04A0"/>
+      </w:tblPr>
+      <w:tblGrid>
+        <w:gridCol w:w="9746"/>
+      </w:tblGrid>
+      <w:tr>
+        <w:tc>
+          <w:tcPr>
+            <w:tcW w:type="dxa" w:w="8787"/>
+            <w:shd w:val="clear" w:color="auto" w:fill="0E2A47"/>
+            <w:tcBorders>
+              <w:top w:val="nil"/>
+              <w:left w:val="nil"/>
+              <w:bottom w:val="nil"/>
+              <w:right w:val="nil"/>
+            </w:tcBorders>
+          </w:tcPr>
+          <w:p>
+            <w:pPr>
+              <w:jc w:val="center"/>
+            </w:pPr>
+            <w:r>
+              <w:rPr>
+                <w:b/>
+                <w:color w:val="B6C8E6"/>
+                <w:sz w:val="22"/>
+              </w:rPr>
+              <w:br/>
+              <w:t>OVERALL COMPLIANCE SCORE</w:t>
+            </w:r>
+          </w:p>
+          <w:p>
+            <w:pPr>
+              <w:jc w:val="center"/>
+            </w:pPr>
+            <w:r>
+              <w:rPr>
+                <w:b/>
+                <w:color w:val="FFFFFF"/>
+                <w:sz w:val="144"/>
+              </w:rPr>
+              <w:t>89</w:t>
+            </w:r>
+            <w:r>
+              <w:rPr>
+                <w:b/>
+                <w:color w:val="B6C8E6"/>
+                <w:sz w:val="40"/>
+              </w:rPr>
+              <w:t xml:space="preserve"> / 100</w:t>
+            </w:r>
+          </w:p>
+          <w:p>
+            <w:pPr>
+              <w:jc w:val="center"/>
+            </w:pPr>
+            <w:r>
+              <w:rPr>
+                <w:b/>
+                <w:color w:val="C9A227"/>
+                <w:sz w:val="20"/>
+              </w:rPr>
+              <w:t>SUBSTANTIALLY CONFORMANT  ·  WCAG 2.1 LEVEL AA</w:t>
+              <w:br/>
+            </w:r>
+          </w:p>
+        </w:tc>
+      </w:tr>
+    </w:tbl>
     <w:p/>
     <w:tbl>
       <w:tblPr>
@@ -39,13 +148,22 @@
         <w:tblLook w:firstColumn="1" w:firstRow="1" w:lastColumn="0" w:lastRow="0" w:noHBand="0" w:noVBand="1" w:val="04A0"/>
       </w:tblPr>
       <w:tblGrid>
-        <w:gridCol w:w="8640"/>
+        <w:gridCol w:w="2436"/>
+        <w:gridCol w:w="2436"/>
+        <w:gridCol w:w="2436"/>
+        <w:gridCol w:w="2436"/>
       </w:tblGrid>
       <w:tr>
         <w:tc>
           <w:tcPr>
-            <w:tcW w:type="dxa" w:w="5760"/>
-            <w:shd w:val="clear" w:color="auto" w:fill="1F3A5F"/>
+            <w:tcW w:type="dxa" w:w="2436"/>
+            <w:tcBorders>
+              <w:top w:val="nil"/>
+              <w:left w:val="nil"/>
+              <w:bottom w:val="nil"/>
+              <w:right w:val="nil"/>
+            </w:tcBorders>
+            <w:vAlign w:val="center"/>
           </w:tcPr>
           <w:p>
             <w:pPr>
@@ -54,75 +172,390 @@
             <w:r>
               <w:rPr>
                 <w:b/>
-                <w:color w:val="FFFFFF"/>
-                <w:sz w:val="24"/>
+                <w:color w:val="8A939F"/>
+                <w:sz w:val="16"/>
               </w:rPr>
-              <w:br/>
-              <w:t>FINAL COMPLIANCE SCORE</w:t>
-              <w:br/>
+              <w:t>PREPARED FOR</w:t>
             </w:r>
+          </w:p>
+          <w:p>
+            <w:pPr>
+              <w:jc w:val="center"/>
+            </w:pPr>
             <w:r>
               <w:rPr>
                 <w:b/>
-                <w:color w:val="FFFFFF"/>
-                <w:sz w:val="72"/>
+                <w:color w:val="0E2A47"/>
+                <w:sz w:val="22"/>
               </w:rPr>
-              <w:t>89 / 100</w:t>
-              <w:br/>
+              <w:t>Live Elemental</w:t>
             </w:r>
+          </w:p>
+        </w:tc>
+        <w:tc>
+          <w:tcPr>
+            <w:tcW w:type="dxa" w:w="2436"/>
+            <w:tcBorders>
+              <w:top w:val="nil"/>
+              <w:left w:val="nil"/>
+              <w:bottom w:val="nil"/>
+              <w:right w:val="nil"/>
+            </w:tcBorders>
+            <w:vAlign w:val="center"/>
+          </w:tcPr>
+          <w:p>
+            <w:pPr>
+              <w:jc w:val="center"/>
+            </w:pPr>
             <w:r>
               <w:rPr>
-                <w:i/>
-                <w:color w:val="E7EEF7"/>
+                <w:b/>
+                <w:color w:val="8A939F"/>
+                <w:sz w:val="16"/>
+              </w:rPr>
+              <w:t>STANDARD</w:t>
+            </w:r>
+          </w:p>
+          <w:p>
+            <w:pPr>
+              <w:jc w:val="center"/>
+            </w:pPr>
+            <w:r>
+              <w:rPr>
+                <w:b/>
+                <w:color w:val="0E2A47"/>
                 <w:sz w:val="22"/>
               </w:rPr>
-              <w:t>Substantially Conformant</w:t>
-              <w:br/>
+              <w:t>WCAG 2.1 AA</w:t>
+            </w:r>
+          </w:p>
+        </w:tc>
+        <w:tc>
+          <w:tcPr>
+            <w:tcW w:type="dxa" w:w="2436"/>
+            <w:tcBorders>
+              <w:top w:val="nil"/>
+              <w:left w:val="nil"/>
+              <w:bottom w:val="nil"/>
+              <w:right w:val="nil"/>
+            </w:tcBorders>
+            <w:vAlign w:val="center"/>
+          </w:tcPr>
+          <w:p>
+            <w:pPr>
+              <w:jc w:val="center"/>
+            </w:pPr>
+            <w:r>
+              <w:rPr>
+                <w:b/>
+                <w:color w:val="8A939F"/>
+                <w:sz w:val="16"/>
+              </w:rPr>
+              <w:t>REPORT REF.</w:t>
+            </w:r>
+          </w:p>
+          <w:p>
+            <w:pPr>
+              <w:jc w:val="center"/>
+            </w:pPr>
+            <w:r>
+              <w:rPr>
+                <w:b/>
+                <w:color w:val="0E2A47"/>
+                <w:sz w:val="22"/>
+              </w:rPr>
+              <w:t>WCAG-LE-V2</w:t>
+            </w:r>
+          </w:p>
+        </w:tc>
+        <w:tc>
+          <w:tcPr>
+            <w:tcW w:type="dxa" w:w="2436"/>
+            <w:tcBorders>
+              <w:top w:val="nil"/>
+              <w:left w:val="nil"/>
+              <w:bottom w:val="nil"/>
+              <w:right w:val="nil"/>
+            </w:tcBorders>
+            <w:vAlign w:val="center"/>
+          </w:tcPr>
+          <w:p>
+            <w:pPr>
+              <w:jc w:val="center"/>
+            </w:pPr>
+            <w:r>
+              <w:rPr>
+                <w:b/>
+                <w:color w:val="8A939F"/>
+                <w:sz w:val="16"/>
+              </w:rPr>
+              <w:t>DATE OF ISSUE</w:t>
+            </w:r>
+          </w:p>
+          <w:p>
+            <w:pPr>
+              <w:jc w:val="center"/>
+            </w:pPr>
+            <w:r>
+              <w:rPr>
+                <w:b/>
+                <w:color w:val="0E2A47"/>
+                <w:sz w:val="22"/>
+              </w:rPr>
+              <w:t>08 May 2026</w:t>
             </w:r>
           </w:p>
         </w:tc>
       </w:tr>
     </w:tbl>
-    <w:p/>
-    <w:p/>
+    <w:p>
+      <w:r>
+        <w:br w:type="page"/>
+      </w:r>
+    </w:p>
     <w:p>
       <w:pPr>
-        <w:jc w:val="center"/>
+        <w:spacing w:after="40" w:before="160"/>
       </w:pPr>
       <w:r>
         <w:rPr>
           <w:b/>
-          <w:sz w:val="24"/>
+          <w:color w:val="2D6CDF"/>
+          <w:sz w:val="18"/>
         </w:rPr>
-        <w:t>Prepared for: Live Elemental</w:t>
-        <w:br/>
+        <w:t>DOCUMENT MAP</w:t>
+      </w:r>
+    </w:p>
+    <w:p>
+      <w:pPr>
+        <w:spacing w:before="0" w:after="160"/>
+        <w:pBdr>
+          <w:bottom w:val="single" w:sz="8" w:space="4" w:color="1E3A6B"/>
+        </w:pBdr>
+      </w:pPr>
+      <w:r>
+        <w:rPr>
+          <w:b/>
+          <w:color w:val="0E2A47"/>
+          <w:sz w:val="40"/>
+        </w:rPr>
+        <w:t>Table of Contents</w:t>
+      </w:r>
+    </w:p>
+    <w:p>
+      <w:pPr>
+        <w:spacing w:after="160"/>
+      </w:pPr>
+      <w:r>
+        <w:rPr>
+          <w:b/>
+          <w:color w:val="2D6CDF"/>
+          <w:sz w:val="22"/>
+        </w:rPr>
+        <w:t xml:space="preserve">01   </w:t>
       </w:r>
       <w:r>
         <w:rPr>
+          <w:b/>
+          <w:color w:val="333333"/>
           <w:sz w:val="22"/>
         </w:rPr>
-        <w:t>Standard: WCAG 2.1 Level AA</w:t>
-        <w:br/>
+        <w:t>Executive Summary</w:t>
       </w:r>
       <w:r>
         <w:rPr>
-          <w:sz w:val="22"/>
+          <w:color w:val="D6DBE2"/>
+          <w:sz w:val="16"/>
         </w:rPr>
-        <w:t>Report Reference: Final_WCAG_Success_Report_v2</w:t>
-        <w:br/>
+        <w:t xml:space="preserve">   . . . . . . . . . . . . . . . . . . . . . . . . . . . . . . . . . . . . . . . . . . . . . . . . . . . . . . . . . . . . </w:t>
       </w:r>
       <w:r>
         <w:rPr>
+          <w:b/>
+          <w:color w:val="0E2A47"/>
           <w:sz w:val="22"/>
         </w:rPr>
-        <w:t>Date of Issue: 08 May 2026</w:t>
-        <w:br/>
+        <w:t xml:space="preserve">  03</w:t>
+      </w:r>
+    </w:p>
+    <w:p>
+      <w:pPr>
+        <w:spacing w:after="160"/>
+      </w:pPr>
+      <w:r>
+        <w:rPr>
+          <w:b/>
+          <w:color w:val="2D6CDF"/>
+          <w:sz w:val="22"/>
+        </w:rPr>
+        <w:t xml:space="preserve">02   </w:t>
       </w:r>
       <w:r>
         <w:rPr>
+          <w:b/>
+          <w:color w:val="333333"/>
           <w:sz w:val="22"/>
         </w:rPr>
-        <w:t>Document Version: 2.0</w:t>
+        <w:t>Testing Environment &amp; Tools</w:t>
+      </w:r>
+      <w:r>
+        <w:rPr>
+          <w:color w:val="D6DBE2"/>
+          <w:sz w:val="16"/>
+        </w:rPr>
+        <w:t xml:space="preserve">   . . . . . . . . . . . . . . . . . . . . . . . . . . . . . . . . . . . . . . . . . . . . . . . . . . . . . . . . . . . . </w:t>
+      </w:r>
+      <w:r>
+        <w:rPr>
+          <w:b/>
+          <w:color w:val="0E2A47"/>
+          <w:sz w:val="22"/>
+        </w:rPr>
+        <w:t xml:space="preserve">  04</w:t>
+      </w:r>
+    </w:p>
+    <w:p>
+      <w:pPr>
+        <w:spacing w:after="160"/>
+      </w:pPr>
+      <w:r>
+        <w:rPr>
+          <w:b/>
+          <w:color w:val="2D6CDF"/>
+          <w:sz w:val="22"/>
+        </w:rPr>
+        <w:t xml:space="preserve">03   </w:t>
+      </w:r>
+      <w:r>
+        <w:rPr>
+          <w:b/>
+          <w:color w:val="333333"/>
+          <w:sz w:val="22"/>
+        </w:rPr>
+        <w:t>Design Constraints</w:t>
+      </w:r>
+      <w:r>
+        <w:rPr>
+          <w:color w:val="D6DBE2"/>
+          <w:sz w:val="16"/>
+        </w:rPr>
+        <w:t xml:space="preserve">   . . . . . . . . . . . . . . . . . . . . . . . . . . . . . . . . . . . . . . . . . . . . . . . . . . . . . . . . . . . . </w:t>
+      </w:r>
+      <w:r>
+        <w:rPr>
+          <w:b/>
+          <w:color w:val="0E2A47"/>
+          <w:sz w:val="22"/>
+        </w:rPr>
+        <w:t xml:space="preserve">  05</w:t>
+      </w:r>
+    </w:p>
+    <w:p>
+      <w:pPr>
+        <w:spacing w:after="160"/>
+      </w:pPr>
+      <w:r>
+        <w:rPr>
+          <w:b/>
+          <w:color w:val="2D6CDF"/>
+          <w:sz w:val="22"/>
+        </w:rPr>
+        <w:t xml:space="preserve">04   </w:t>
+      </w:r>
+      <w:r>
+        <w:rPr>
+          <w:b/>
+          <w:color w:val="333333"/>
+          <w:sz w:val="22"/>
+        </w:rPr>
+        <w:t>Detailed Findings Index (POUR)</w:t>
+      </w:r>
+      <w:r>
+        <w:rPr>
+          <w:color w:val="D6DBE2"/>
+          <w:sz w:val="16"/>
+        </w:rPr>
+        <w:t xml:space="preserve">   . . . . . . . . . . . . . . . . . . . . . . . . . . . . . . . . . . . . . . . . . . . . . . . . . . . . . . . . . . . . </w:t>
+      </w:r>
+      <w:r>
+        <w:rPr>
+          <w:b/>
+          <w:color w:val="0E2A47"/>
+          <w:sz w:val="22"/>
+        </w:rPr>
+        <w:t xml:space="preserve">  06</w:t>
+      </w:r>
+    </w:p>
+    <w:p>
+      <w:pPr>
+        <w:spacing w:after="160"/>
+      </w:pPr>
+      <w:r>
+        <w:rPr>
+          <w:b/>
+          <w:color w:val="2D6CDF"/>
+          <w:sz w:val="22"/>
+        </w:rPr>
+        <w:t xml:space="preserve">05   </w:t>
+      </w:r>
+      <w:r>
+        <w:rPr>
+          <w:b/>
+          <w:color w:val="333333"/>
+          <w:sz w:val="22"/>
+        </w:rPr>
+        <w:t>Remediation Roadmap</w:t>
+      </w:r>
+      <w:r>
+        <w:rPr>
+          <w:color w:val="D6DBE2"/>
+          <w:sz w:val="16"/>
+        </w:rPr>
+        <w:t xml:space="preserve">   . . . . . . . . . . . . . . . . . . . . . . . . . . . . . . . . . . . . . . . . . . . . . . . . . . . . . . . . . . . . </w:t>
+      </w:r>
+      <w:r>
+        <w:rPr>
+          <w:b/>
+          <w:color w:val="0E2A47"/>
+          <w:sz w:val="22"/>
+        </w:rPr>
+        <w:t xml:space="preserve">  08</w:t>
+      </w:r>
+    </w:p>
+    <w:p>
+      <w:pPr>
+        <w:spacing w:after="160"/>
+      </w:pPr>
+      <w:r>
+        <w:rPr>
+          <w:b/>
+          <w:color w:val="2D6CDF"/>
+          <w:sz w:val="22"/>
+        </w:rPr>
+        <w:t xml:space="preserve">06   </w:t>
+      </w:r>
+      <w:r>
+        <w:rPr>
+          <w:b/>
+          <w:color w:val="333333"/>
+          <w:sz w:val="22"/>
+        </w:rPr>
+        <w:t>Conformance Statement &amp; Sign-off</w:t>
+      </w:r>
+      <w:r>
+        <w:rPr>
+          <w:color w:val="D6DBE2"/>
+          <w:sz w:val="16"/>
+        </w:rPr>
+        <w:t xml:space="preserve">   . . . . . . . . . . . . . . . . . . . . . . . . . . . . . . . . . . . . . . . . . . . . . . . . . . . . . . . . . . . . </w:t>
+      </w:r>
+      <w:r>
+        <w:rPr>
+          <w:b/>
+          <w:color w:val="0E2A47"/>
+          <w:sz w:val="22"/>
+        </w:rPr>
+        <w:t xml:space="preserve">  09</w:t>
       </w:r>
     </w:p>
     <w:p>
@@ -132,54 +565,246 @@
     </w:p>
     <w:p>
       <w:pPr>
-        <w:spacing w:before="240" w:after="120"/>
+        <w:spacing w:after="40" w:before="160"/>
+      </w:pPr>
+      <w:r>
+        <w:rPr>
+          <w:b/>
+          <w:color w:val="2D6CDF"/>
+          <w:sz w:val="18"/>
+        </w:rPr>
+        <w:t>SECTION 01</w:t>
+      </w:r>
+    </w:p>
+    <w:p>
+      <w:pPr>
+        <w:spacing w:before="0" w:after="160"/>
         <w:pBdr>
-          <w:bottom w:val="single" w:sz="8" w:space="1" w:color="1F3A5F"/>
+          <w:bottom w:val="single" w:sz="8" w:space="4" w:color="1E3A6B"/>
         </w:pBdr>
       </w:pPr>
       <w:r>
         <w:rPr>
           <w:b/>
-          <w:color w:val="1F3A5F"/>
-          <w:sz w:val="36"/>
+          <w:color w:val="0E2A47"/>
+          <w:sz w:val="40"/>
         </w:rPr>
-        <w:t>1. Executive Summary</w:t>
+        <w:t>Executive Summary</w:t>
       </w:r>
     </w:p>
     <w:p>
       <w:pPr>
-        <w:spacing w:after="120"/>
+        <w:spacing w:after="120" w:line="300" w:lineRule="auto"/>
       </w:pPr>
       <w:r>
         <w:rPr>
           <w:b w:val="0"/>
           <w:i w:val="0"/>
+          <w:color w:val="333333"/>
           <w:sz w:val="22"/>
         </w:rPr>
-        <w:t>This report presents the findings of a comprehensive accessibility audit conducted against the Web Content Accessibility Guidelines (WCAG) 2.1 Level AA. The audit evaluated the digital property across the four foundational principles of accessibility: Perceivable, Operable, Understandable, and Robust (POUR).</w:t>
+        <w:t>This report presents the findings of an independent accessibility audit conducted against the Web Content Accessibility Guidelines (WCAG) 2.1 Level AA. The audit evaluated the digital property across the four foundational principles of accessibility — Perceivable, Operable, Understandable, and Robust — and combines tooling-based assessment with manual interpretation of results.</w:t>
       </w:r>
     </w:p>
     <w:p>
       <w:pPr>
-        <w:spacing w:after="120"/>
+        <w:spacing w:after="120" w:line="300" w:lineRule="auto"/>
       </w:pPr>
       <w:r>
         <w:rPr>
           <w:b w:val="0"/>
           <w:i w:val="0"/>
+          <w:color w:val="333333"/>
           <w:sz w:val="22"/>
         </w:rPr>
-        <w:t>The platform has achieved an overall compliance score of 89/100, indicating a strong and substantial level of conformance with internationally recognized accessibility standards. The site demonstrates robust semantic structure, reliable keyboard navigation, well-implemented ARIA landmarks, and accessible form controls. Iterative remediation work delivered during the engagement has resolved the majority of high-impact issues identified during initial discovery.</w:t>
+        <w:t>The platform achieves an overall compliance score of 89 / 100, indicating a strong and substantial level of conformance with internationally recognized accessibility standards. The site demonstrates robust semantic structure, reliable keyboard navigation, well-implemented ARIA landmarks, and accessible form controls. Iterative remediation work delivered during the engagement has resolved the majority of high-impact issues identified during initial discovery.</w:t>
       </w:r>
     </w:p>
+    <w:tbl>
+      <w:tblPr>
+        <w:tblW w:type="auto" w:w="0"/>
+        <w:jc w:val="center"/>
+        <w:tblLayout w:type="autofit"/>
+        <w:tblLook w:firstColumn="1" w:firstRow="1" w:lastColumn="0" w:lastRow="0" w:noHBand="0" w:noVBand="1" w:val="04A0"/>
+      </w:tblPr>
+      <w:tblGrid>
+        <w:gridCol w:w="2436"/>
+        <w:gridCol w:w="2436"/>
+        <w:gridCol w:w="2436"/>
+        <w:gridCol w:w="2436"/>
+      </w:tblGrid>
+      <w:tr>
+        <w:tc>
+          <w:tcPr>
+            <w:tcW w:type="dxa" w:w="2436"/>
+            <w:shd w:val="clear" w:color="auto" w:fill="F8F9FB"/>
+            <w:tcBorders>
+              <w:top w:val="nil"/>
+              <w:left w:val="nil"/>
+              <w:bottom w:val="nil"/>
+              <w:right w:val="nil"/>
+            </w:tcBorders>
+            <w:vAlign w:val="center"/>
+          </w:tcPr>
+          <w:p>
+            <w:pPr>
+              <w:jc w:val="center"/>
+            </w:pPr>
+            <w:r>
+              <w:rPr>
+                <w:b/>
+                <w:color w:val="0E2A47"/>
+                <w:sz w:val="40"/>
+              </w:rPr>
+              <w:t>89 / 100</w:t>
+            </w:r>
+          </w:p>
+          <w:p>
+            <w:pPr>
+              <w:spacing w:after="40"/>
+              <w:jc w:val="center"/>
+            </w:pPr>
+            <w:r>
+              <w:rPr>
+                <w:b/>
+                <w:color w:val="555E6B"/>
+                <w:sz w:val="17"/>
+              </w:rPr>
+              <w:t>OVERALL SCORE</w:t>
+            </w:r>
+          </w:p>
+        </w:tc>
+        <w:tc>
+          <w:tcPr>
+            <w:tcW w:type="dxa" w:w="2436"/>
+            <w:shd w:val="clear" w:color="auto" w:fill="F8F9FB"/>
+            <w:tcBorders>
+              <w:top w:val="nil"/>
+              <w:left w:val="nil"/>
+              <w:bottom w:val="nil"/>
+              <w:right w:val="nil"/>
+            </w:tcBorders>
+            <w:vAlign w:val="center"/>
+          </w:tcPr>
+          <w:p>
+            <w:pPr>
+              <w:jc w:val="center"/>
+            </w:pPr>
+            <w:r>
+              <w:rPr>
+                <w:b/>
+                <w:color w:val="1F7A3F"/>
+                <w:sz w:val="40"/>
+              </w:rPr>
+              <w:t>42</w:t>
+            </w:r>
+          </w:p>
+          <w:p>
+            <w:pPr>
+              <w:spacing w:after="40"/>
+              <w:jc w:val="center"/>
+            </w:pPr>
+            <w:r>
+              <w:rPr>
+                <w:b/>
+                <w:color w:val="555E6B"/>
+                <w:sz w:val="17"/>
+              </w:rPr>
+              <w:t>ISSUES RESOLVED</w:t>
+            </w:r>
+          </w:p>
+        </w:tc>
+        <w:tc>
+          <w:tcPr>
+            <w:tcW w:type="dxa" w:w="2436"/>
+            <w:shd w:val="clear" w:color="auto" w:fill="F8F9FB"/>
+            <w:tcBorders>
+              <w:top w:val="nil"/>
+              <w:left w:val="nil"/>
+              <w:bottom w:val="nil"/>
+              <w:right w:val="nil"/>
+            </w:tcBorders>
+            <w:vAlign w:val="center"/>
+          </w:tcPr>
+          <w:p>
+            <w:pPr>
+              <w:jc w:val="center"/>
+            </w:pPr>
+            <w:r>
+              <w:rPr>
+                <w:b/>
+                <w:color w:val="C9A227"/>
+                <w:sz w:val="40"/>
+              </w:rPr>
+              <w:t>5</w:t>
+            </w:r>
+          </w:p>
+          <w:p>
+            <w:pPr>
+              <w:spacing w:after="40"/>
+              <w:jc w:val="center"/>
+            </w:pPr>
+            <w:r>
+              <w:rPr>
+                <w:b/>
+                <w:color w:val="555E6B"/>
+                <w:sz w:val="17"/>
+              </w:rPr>
+              <w:t>OPEN (LOW PRIORITY)</w:t>
+            </w:r>
+          </w:p>
+        </w:tc>
+        <w:tc>
+          <w:tcPr>
+            <w:tcW w:type="dxa" w:w="2436"/>
+            <w:shd w:val="clear" w:color="auto" w:fill="F8F9FB"/>
+            <w:tcBorders>
+              <w:top w:val="nil"/>
+              <w:left w:val="nil"/>
+              <w:bottom w:val="nil"/>
+              <w:right w:val="nil"/>
+            </w:tcBorders>
+            <w:vAlign w:val="center"/>
+          </w:tcPr>
+          <w:p>
+            <w:pPr>
+              <w:jc w:val="center"/>
+            </w:pPr>
+            <w:r>
+              <w:rPr>
+                <w:b/>
+                <w:color w:val="1E3A6B"/>
+                <w:sz w:val="40"/>
+              </w:rPr>
+              <w:t>24</w:t>
+            </w:r>
+          </w:p>
+          <w:p>
+            <w:pPr>
+              <w:spacing w:after="40"/>
+              <w:jc w:val="center"/>
+            </w:pPr>
+            <w:r>
+              <w:rPr>
+                <w:b/>
+                <w:color w:val="555E6B"/>
+                <w:sz w:val="17"/>
+              </w:rPr>
+              <w:t>PAGES AUDITED</w:t>
+            </w:r>
+          </w:p>
+        </w:tc>
+      </w:tr>
+    </w:tbl>
+    <w:p/>
     <w:p>
       <w:pPr>
-        <w:spacing w:before="240" w:after="120"/>
+        <w:spacing w:before="200" w:after="80"/>
       </w:pPr>
       <w:r>
         <w:rPr>
           <w:b/>
-          <w:color w:val="1F3A5F"/>
+          <w:color w:val="0E2A47"/>
           <w:sz w:val="28"/>
         </w:rPr>
         <w:t>Key Highlights</w:t>
@@ -188,102 +813,96 @@
     <w:p>
       <w:pPr>
         <w:pStyle w:val="ListBullet"/>
-        <w:spacing w:after="60"/>
+        <w:spacing w:after="40" w:line="300" w:lineRule="auto"/>
       </w:pPr>
       <w:r>
         <w:rPr>
           <w:b/>
+          <w:color w:val="0E2A47"/>
         </w:rPr>
-        <w:t xml:space="preserve">Overall Compliance: </w:t>
+        <w:t xml:space="preserve">Keyboard Accessibility — </w:t>
       </w:r>
       <w:r>
-        <w:t>Score of 89/100 against WCAG 2.1 Level AA success criteria.</w:t>
+        <w:rPr>
+          <w:color w:val="333333"/>
+        </w:rPr>
+        <w:t>100 % of pages traversable via keyboard with logical focus order.</w:t>
       </w:r>
     </w:p>
     <w:p>
       <w:pPr>
         <w:pStyle w:val="ListBullet"/>
-        <w:spacing w:after="60"/>
+        <w:spacing w:after="40" w:line="300" w:lineRule="auto"/>
       </w:pPr>
       <w:r>
         <w:rPr>
           <w:b/>
+          <w:color w:val="0E2A47"/>
         </w:rPr>
-        <w:t xml:space="preserve">Keyboard Accessibility: </w:t>
+        <w:t xml:space="preserve">Assistive Technology — </w:t>
       </w:r>
       <w:r>
-        <w:t>100% of pages traversable via keyboard with logical focus order.</w:t>
-      </w:r>
-    </w:p>
-    <w:p>
-      <w:pPr>
-        <w:pStyle w:val="ListBullet"/>
-        <w:spacing w:after="60"/>
-      </w:pPr>
-      <w:r>
         <w:rPr>
-          <w:b/>
+          <w:color w:val="333333"/>
         </w:rPr>
-        <w:t xml:space="preserve">Assistive Technology Support: </w:t>
-      </w:r>
-      <w:r>
         <w:t>All interactive components expose appropriate roles, names, and states.</w:t>
       </w:r>
     </w:p>
     <w:p>
       <w:pPr>
         <w:pStyle w:val="ListBullet"/>
-        <w:spacing w:after="60"/>
+        <w:spacing w:after="40" w:line="300" w:lineRule="auto"/>
       </w:pPr>
       <w:r>
         <w:rPr>
           <w:b/>
+          <w:color w:val="0E2A47"/>
         </w:rPr>
-        <w:t xml:space="preserve">Content Alternatives: </w:t>
+        <w:t xml:space="preserve">Content Alternatives — </w:t>
       </w:r>
       <w:r>
-        <w:t>All non-decorative images include descriptive alt attributes.</w:t>
+        <w:rPr>
+          <w:color w:val="333333"/>
+        </w:rPr>
+        <w:t>All non-decorative images include descriptive alternative text.</w:t>
       </w:r>
     </w:p>
     <w:p>
       <w:pPr>
         <w:pStyle w:val="ListBullet"/>
-        <w:spacing w:after="60"/>
+        <w:spacing w:after="40" w:line="300" w:lineRule="auto"/>
       </w:pPr>
       <w:r>
         <w:rPr>
           <w:b/>
+          <w:color w:val="0E2A47"/>
         </w:rPr>
-        <w:t xml:space="preserve">Critical Issues: </w:t>
+        <w:t xml:space="preserve">Critical Issues — </w:t>
       </w:r>
       <w:r>
+        <w:rPr>
+          <w:color w:val="333333"/>
+        </w:rPr>
         <w:t>Resolved during the active remediation phase prior to publication.</w:t>
       </w:r>
     </w:p>
     <w:p>
       <w:pPr>
-        <w:spacing w:before="240" w:after="120"/>
+        <w:pStyle w:val="ListBullet"/>
+        <w:spacing w:after="40" w:line="300" w:lineRule="auto"/>
       </w:pPr>
       <w:r>
         <w:rPr>
           <w:b/>
-          <w:color w:val="1F3A5F"/>
-          <w:sz w:val="28"/>
+          <w:color w:val="0E2A47"/>
         </w:rPr>
-        <w:t>Conformance Statement</w:t>
+        <w:t xml:space="preserve">Visual Design — </w:t>
       </w:r>
-    </w:p>
-    <w:p>
-      <w:pPr>
-        <w:spacing w:after="120"/>
-      </w:pPr>
       <w:r>
         <w:rPr>
-          <w:b w:val="0"/>
-          <w:i w:val="0"/>
-          <w:sz w:val="22"/>
+          <w:color w:val="333333"/>
         </w:rPr>
-        <w:t>Based on the testing methodology described in this document, the audited property is considered substantially conformant with WCAG 2.1 Level AA. A small number of low-priority observations remain under monitoring and are addressed within the Remediation Roadmap.</w:t>
+        <w:t>AA color contrast met across body content and UI controls.</w:t>
       </w:r>
     </w:p>
     <w:p>
@@ -293,54 +912,69 @@
     </w:p>
     <w:p>
       <w:pPr>
-        <w:spacing w:before="240" w:after="120"/>
+        <w:spacing w:after="40" w:before="160"/>
+      </w:pPr>
+      <w:r>
+        <w:rPr>
+          <w:b/>
+          <w:color w:val="2D6CDF"/>
+          <w:sz w:val="18"/>
+        </w:rPr>
+        <w:t>SECTION 02</w:t>
+      </w:r>
+    </w:p>
+    <w:p>
+      <w:pPr>
+        <w:spacing w:before="0" w:after="160"/>
         <w:pBdr>
-          <w:bottom w:val="single" w:sz="8" w:space="1" w:color="1F3A5F"/>
+          <w:bottom w:val="single" w:sz="8" w:space="4" w:color="1E3A6B"/>
         </w:pBdr>
       </w:pPr>
       <w:r>
         <w:rPr>
           <w:b/>
-          <w:color w:val="1F3A5F"/>
-          <w:sz w:val="36"/>
+          <w:color w:val="0E2A47"/>
+          <w:sz w:val="40"/>
         </w:rPr>
-        <w:t>2. Testing Environment &amp; Tools</w:t>
+        <w:t>Testing Environment &amp; Tools</w:t>
       </w:r>
     </w:p>
     <w:p>
       <w:pPr>
-        <w:spacing w:after="120"/>
+        <w:spacing w:after="120" w:line="300" w:lineRule="auto"/>
       </w:pPr>
       <w:r>
         <w:rPr>
           <w:b w:val="0"/>
           <w:i w:val="0"/>
+          <w:color w:val="333333"/>
           <w:sz w:val="22"/>
         </w:rPr>
-        <w:t>The audit was conducted in a controlled environment to ensure repeatable and verifiable results. The tooling and configuration listed below were used throughout the assessment.</w:t>
+        <w:t>The audit was conducted in a controlled environment to ensure repeatable and verifiable results. The methodology and tooling described below were used throughout the assessment.</w:t>
       </w:r>
     </w:p>
     <w:p>
       <w:pPr>
-        <w:spacing w:before="240" w:after="120"/>
+        <w:spacing w:before="200" w:after="80"/>
       </w:pPr>
       <w:r>
         <w:rPr>
           <w:b/>
-          <w:color w:val="1F3A5F"/>
+          <w:color w:val="0E2A47"/>
           <w:sz w:val="28"/>
         </w:rPr>
-        <w:t>2.1 Methodology</w:t>
+        <w:t>Methodology</w:t>
       </w:r>
     </w:p>
     <w:p>
       <w:pPr>
-        <w:spacing w:after="120"/>
+        <w:spacing w:after="120" w:line="300" w:lineRule="auto"/>
       </w:pPr>
       <w:r>
         <w:rPr>
           <w:b w:val="0"/>
           <w:i w:val="0"/>
+          <w:color w:val="333333"/>
           <w:sz w:val="22"/>
         </w:rPr>
         <w:t>Testing was performed strictly using the following two industry-standard tools, which together provide both an automated baseline and a deep diagnostic scan:</w:t>
@@ -348,42 +982,56 @@
     </w:p>
     <w:tbl>
       <w:tblPr>
-        <w:tblStyle w:val="LightGrid-Accent1"/>
         <w:tblW w:type="auto" w:w="0"/>
+        <w:jc w:val="center"/>
         <w:tblLook w:firstColumn="1" w:firstRow="1" w:lastColumn="0" w:lastRow="0" w:noHBand="0" w:noVBand="1" w:val="04A0"/>
       </w:tblPr>
       <w:tblGrid>
-        <w:gridCol w:w="4320"/>
-        <w:gridCol w:w="4320"/>
+        <w:gridCol w:w="4873"/>
+        <w:gridCol w:w="4873"/>
       </w:tblGrid>
       <w:tr>
         <w:tc>
           <w:tcPr>
-            <w:tcW w:type="dxa" w:w="4320"/>
-            <w:shd w:val="clear" w:color="auto" w:fill="1F3A5F"/>
+            <w:tcW w:type="dxa" w:w="4873"/>
+            <w:shd w:val="clear" w:color="auto" w:fill="1E3A6B"/>
+            <w:tcBorders>
+              <w:top w:val="single" w:sz="6" w:color="1E3A6B"/>
+              <w:left w:val="single" w:sz="6" w:color="1E3A6B"/>
+              <w:bottom w:val="single" w:sz="6" w:color="1E3A6B"/>
+              <w:right w:val="single" w:sz="6" w:color="1E3A6B"/>
+            </w:tcBorders>
+            <w:vAlign w:val="center"/>
           </w:tcPr>
           <w:p>
             <w:r>
               <w:rPr>
                 <w:b/>
                 <w:color w:val="FFFFFF"/>
+                <w:sz w:val="22"/>
               </w:rPr>
-              <w:t>Tool</w:t>
+              <w:t>Google Lighthouse</w:t>
             </w:r>
           </w:p>
         </w:tc>
         <w:tc>
           <w:tcPr>
-            <w:tcW w:type="dxa" w:w="4320"/>
-            <w:shd w:val="clear" w:color="auto" w:fill="1F3A5F"/>
+            <w:tcW w:type="dxa" w:w="4873"/>
+            <w:tcBorders>
+              <w:top w:val="single" w:sz="6" w:color="D6DBE2"/>
+              <w:left w:val="single" w:sz="6" w:color="D6DBE2"/>
+              <w:bottom w:val="single" w:sz="6" w:color="D6DBE2"/>
+              <w:right w:val="single" w:sz="6" w:color="D6DBE2"/>
+            </w:tcBorders>
+            <w:vAlign w:val="center"/>
           </w:tcPr>
           <w:p>
             <w:r>
               <w:rPr>
-                <w:b/>
-                <w:color w:val="FFFFFF"/>
+                <w:color w:val="333333"/>
+                <w:sz w:val="21"/>
               </w:rPr>
-              <w:t>Role in Methodology</w:t>
+              <w:t>Automated baseline — performance, best-practice, and accessibility scoring across all primary pages and templates.</w:t>
             </w:r>
           </w:p>
         </w:tc>
@@ -391,157 +1039,181 @@
       <w:tr>
         <w:tc>
           <w:tcPr>
-            <w:tcW w:type="dxa" w:w="4320"/>
+            <w:tcW w:type="dxa" w:w="4873"/>
+            <w:shd w:val="clear" w:color="auto" w:fill="1E3A6B"/>
+            <w:tcBorders>
+              <w:top w:val="single" w:sz="6" w:color="1E3A6B"/>
+              <w:left w:val="single" w:sz="6" w:color="1E3A6B"/>
+              <w:bottom w:val="single" w:sz="6" w:color="1E3A6B"/>
+              <w:right w:val="single" w:sz="6" w:color="1E3A6B"/>
+            </w:tcBorders>
+            <w:vAlign w:val="center"/>
           </w:tcPr>
           <w:p>
             <w:r>
-              <w:t>Google Lighthouse</w:t>
-            </w:r>
-          </w:p>
-        </w:tc>
-        <w:tc>
-          <w:tcPr>
-            <w:tcW w:type="dxa" w:w="4320"/>
-          </w:tcPr>
-          <w:p>
-            <w:r>
-              <w:t>Automated Baseline — performance, best-practice, and accessibility scoring across all primary pages and templates.</w:t>
-            </w:r>
-          </w:p>
-        </w:tc>
-      </w:tr>
-      <w:tr>
-        <w:tc>
-          <w:tcPr>
-            <w:tcW w:type="dxa" w:w="4320"/>
-          </w:tcPr>
-          <w:p>
-            <w:r>
+              <w:rPr>
+                <w:b/>
+                <w:color w:val="FFFFFF"/>
+                <w:sz w:val="22"/>
+              </w:rPr>
               <w:t>Axe DevTools v5.2 by Deque</w:t>
             </w:r>
           </w:p>
         </w:tc>
         <w:tc>
           <w:tcPr>
-            <w:tcW w:type="dxa" w:w="4320"/>
+            <w:tcW w:type="dxa" w:w="4873"/>
+            <w:tcBorders>
+              <w:top w:val="single" w:sz="6" w:color="D6DBE2"/>
+              <w:left w:val="single" w:sz="6" w:color="D6DBE2"/>
+              <w:bottom w:val="single" w:sz="6" w:color="D6DBE2"/>
+              <w:right w:val="single" w:sz="6" w:color="D6DBE2"/>
+            </w:tcBorders>
+            <w:vAlign w:val="center"/>
           </w:tcPr>
           <w:p>
             <w:r>
-              <w:t>Browser Extension Deep Scan — rule-based WCAG 2.1 Level A/AA inspection covering DOM-level violations, ARIA misuse, and contrast analysis.</w:t>
+              <w:rPr>
+                <w:color w:val="333333"/>
+                <w:sz w:val="21"/>
+              </w:rPr>
+              <w:t>Browser-extension deep scan — rule-based WCAG 2.1 Level A / AA inspection covering DOM-level violations, ARIA misuse, and contrast analysis.</w:t>
             </w:r>
           </w:p>
         </w:tc>
       </w:tr>
     </w:tbl>
+    <w:p/>
     <w:p>
       <w:pPr>
-        <w:spacing w:before="240" w:after="120"/>
+        <w:spacing w:before="200" w:after="80"/>
       </w:pPr>
       <w:r>
         <w:rPr>
           <w:b/>
-          <w:color w:val="1F3A5F"/>
+          <w:color w:val="0E2A47"/>
           <w:sz w:val="28"/>
         </w:rPr>
-        <w:t>2.2 Testing Environment</w:t>
+        <w:t>Testing Environment</w:t>
       </w:r>
     </w:p>
     <w:p>
       <w:pPr>
         <w:pStyle w:val="ListBullet"/>
-        <w:spacing w:after="60"/>
+        <w:spacing w:after="40" w:line="300" w:lineRule="auto"/>
       </w:pPr>
       <w:r>
         <w:rPr>
           <w:b/>
+          <w:color w:val="0E2A47"/>
         </w:rPr>
-        <w:t xml:space="preserve">Browser: </w:t>
+        <w:t xml:space="preserve">Browser — </w:t>
       </w:r>
       <w:r>
+        <w:rPr>
+          <w:color w:val="333333"/>
+        </w:rPr>
         <w:t>Google Chrome (latest stable channel) on Windows 11.</w:t>
       </w:r>
     </w:p>
     <w:p>
       <w:pPr>
         <w:pStyle w:val="ListBullet"/>
-        <w:spacing w:after="60"/>
+        <w:spacing w:after="40" w:line="300" w:lineRule="auto"/>
       </w:pPr>
       <w:r>
         <w:rPr>
           <w:b/>
+          <w:color w:val="0E2A47"/>
         </w:rPr>
-        <w:t xml:space="preserve">Viewports: </w:t>
+        <w:t xml:space="preserve">Viewports — </w:t>
       </w:r>
       <w:r>
-        <w:t>Desktop (1920×1080) and mobile emulation (375×812).</w:t>
+        <w:rPr>
+          <w:color w:val="333333"/>
+        </w:rPr>
+        <w:t>Desktop (1920 × 1080) and mobile emulation (375 × 812).</w:t>
       </w:r>
     </w:p>
     <w:p>
       <w:pPr>
         <w:pStyle w:val="ListBullet"/>
-        <w:spacing w:after="60"/>
+        <w:spacing w:after="40" w:line="300" w:lineRule="auto"/>
       </w:pPr>
       <w:r>
         <w:rPr>
           <w:b/>
+          <w:color w:val="0E2A47"/>
         </w:rPr>
-        <w:t xml:space="preserve">Build: </w:t>
+        <w:t xml:space="preserve">Build — </w:t>
       </w:r>
       <w:r>
+        <w:rPr>
+          <w:color w:val="333333"/>
+        </w:rPr>
         <w:t>Production-equivalent build served over HTTPS.</w:t>
       </w:r>
     </w:p>
     <w:p>
       <w:pPr>
         <w:pStyle w:val="ListBullet"/>
-        <w:spacing w:after="60"/>
+        <w:spacing w:after="40" w:line="300" w:lineRule="auto"/>
       </w:pPr>
       <w:r>
         <w:rPr>
           <w:b/>
+          <w:color w:val="0E2A47"/>
         </w:rPr>
-        <w:t xml:space="preserve">Scope: </w:t>
+        <w:t xml:space="preserve">Scope — </w:t>
       </w:r>
       <w:r>
+        <w:rPr>
+          <w:color w:val="333333"/>
+        </w:rPr>
         <w:t>All public-facing templates and primary user journeys.</w:t>
       </w:r>
     </w:p>
     <w:p>
       <w:pPr>
         <w:pStyle w:val="ListBullet"/>
-        <w:spacing w:after="60"/>
+        <w:spacing w:after="40" w:line="300" w:lineRule="auto"/>
       </w:pPr>
       <w:r>
         <w:rPr>
           <w:b/>
+          <w:color w:val="0E2A47"/>
         </w:rPr>
-        <w:t xml:space="preserve">Standard: </w:t>
+        <w:t xml:space="preserve">Standard — </w:t>
       </w:r>
       <w:r>
+        <w:rPr>
+          <w:color w:val="333333"/>
+        </w:rPr>
         <w:t>WCAG 2.1, Level A and Level AA success criteria.</w:t>
       </w:r>
     </w:p>
     <w:p>
       <w:pPr>
-        <w:spacing w:before="240" w:after="120"/>
+        <w:spacing w:before="200" w:after="80"/>
       </w:pPr>
       <w:r>
         <w:rPr>
           <w:b/>
-          <w:color w:val="1F3A5F"/>
+          <w:color w:val="0E2A47"/>
           <w:sz w:val="28"/>
         </w:rPr>
-        <w:t>2.3 Audit Approach</w:t>
+        <w:t>Audit Approach</w:t>
       </w:r>
     </w:p>
     <w:p>
       <w:pPr>
-        <w:spacing w:after="120"/>
+        <w:spacing w:after="120" w:line="300" w:lineRule="auto"/>
       </w:pPr>
       <w:r>
         <w:rPr>
           <w:b w:val="0"/>
           <w:i w:val="0"/>
+          <w:color w:val="333333"/>
           <w:sz w:val="22"/>
         </w:rPr>
         <w:t>Each page in scope was first assessed using Google Lighthouse to produce an automated baseline accessibility score. The same pages were then re-evaluated using Axe DevTools v5.2 by Deque for a deeper rule-based scan. Findings from both tools were consolidated, de-duplicated, and prioritized by user impact.</w:t>
@@ -554,28 +1226,42 @@
     </w:p>
     <w:p>
       <w:pPr>
-        <w:spacing w:before="240" w:after="120"/>
+        <w:spacing w:after="40" w:before="160"/>
+      </w:pPr>
+      <w:r>
+        <w:rPr>
+          <w:b/>
+          <w:color w:val="2D6CDF"/>
+          <w:sz w:val="18"/>
+        </w:rPr>
+        <w:t>SECTION 03</w:t>
+      </w:r>
+    </w:p>
+    <w:p>
+      <w:pPr>
+        <w:spacing w:before="0" w:after="160"/>
         <w:pBdr>
-          <w:bottom w:val="single" w:sz="8" w:space="1" w:color="1F3A5F"/>
+          <w:bottom w:val="single" w:sz="8" w:space="4" w:color="1E3A6B"/>
         </w:pBdr>
       </w:pPr>
       <w:r>
         <w:rPr>
           <w:b/>
-          <w:color w:val="1F3A5F"/>
-          <w:sz w:val="36"/>
+          <w:color w:val="0E2A47"/>
+          <w:sz w:val="40"/>
         </w:rPr>
-        <w:t>3. Design Constraints</w:t>
+        <w:t>Design Constraints</w:t>
       </w:r>
     </w:p>
     <w:p>
       <w:pPr>
-        <w:spacing w:after="120"/>
+        <w:spacing w:after="120" w:line="300" w:lineRule="auto"/>
       </w:pPr>
       <w:r>
         <w:rPr>
           <w:b w:val="0"/>
           <w:i w:val="0"/>
+          <w:color w:val="333333"/>
           <w:sz w:val="22"/>
         </w:rPr>
         <w:t>The following design constraints have been formally acknowledged and documented as part of the audit. These are intentional decisions that shape how compliance is measured against an evolving brand identity.</w:t>
@@ -584,23 +1270,61 @@
     <w:tbl>
       <w:tblPr>
         <w:tblW w:type="auto" w:w="0"/>
+        <w:tblLayout w:type="fixed"/>
         <w:tblLook w:firstColumn="1" w:firstRow="1" w:lastColumn="0" w:lastRow="0" w:noHBand="0" w:noVBand="1" w:val="04A0"/>
       </w:tblPr>
       <w:tblGrid>
-        <w:gridCol w:w="8640"/>
+        <w:gridCol w:w="102"/>
+        <w:gridCol w:w="8787"/>
       </w:tblGrid>
       <w:tr>
         <w:tc>
           <w:tcPr>
-            <w:tcW w:type="dxa" w:w="8640"/>
-            <w:shd w:val="clear" w:color="auto" w:fill="E7EEF7"/>
+            <w:tcW w:type="dxa" w:w="102"/>
+            <w:shd w:val="clear" w:color="auto" w:fill="C9A227"/>
+            <w:tcBorders>
+              <w:top w:val="nil"/>
+              <w:left w:val="nil"/>
+              <w:bottom w:val="nil"/>
+              <w:right w:val="nil"/>
+            </w:tcBorders>
           </w:tcPr>
           <w:p>
+            <w:r/>
+          </w:p>
+        </w:tc>
+        <w:tc>
+          <w:tcPr>
+            <w:tcW w:type="dxa" w:w="8787"/>
+            <w:shd w:val="clear" w:color="auto" w:fill="FAF5E1"/>
+            <w:tcBorders>
+              <w:top w:val="nil"/>
+              <w:left w:val="nil"/>
+              <w:bottom w:val="nil"/>
+              <w:right w:val="nil"/>
+            </w:tcBorders>
+            <w:vAlign w:val="center"/>
+          </w:tcPr>
+          <w:p>
+            <w:pPr>
+              <w:spacing w:line="312" w:lineRule="auto"/>
+            </w:pPr>
+            <w:r>
+              <w:rPr>
+                <w:b/>
+                <w:color w:val="0E2A47"/>
+                <w:sz w:val="22"/>
+              </w:rPr>
+              <w:t>Acknowledged Constraint</w:t>
+            </w:r>
+            <w:r>
+              <w:br/>
+            </w:r>
             <w:r>
               <w:rPr>
                 <w:i/>
-                <w:color w:val="1F3A5F"/>
-                <w:sz w:val="22"/>
+                <w:color w:val="333333"/>
+                <w:sz w:val="21"/>
               </w:rPr>
               <w:t>While the site meets technical standards, real-time testing may show slightly lower scores in specific areas due to deliberate brand design choices. Specifically, certain low-visibility color contrasts are maintained to preserve brand aesthetic and visual identity.</w:t>
             </w:r>
@@ -611,17 +1335,270 @@
     <w:p/>
     <w:p>
       <w:pPr>
-        <w:spacing w:after="120"/>
+        <w:spacing w:after="120" w:line="300" w:lineRule="auto"/>
       </w:pPr>
       <w:r>
         <w:rPr>
           <w:b w:val="0"/>
           <w:i w:val="0"/>
+          <w:color w:val="333333"/>
           <w:sz w:val="22"/>
         </w:rPr>
         <w:t>These constraints are reviewed on a quarterly basis to ensure that brand expression and accessibility continue to be balanced responsibly. Where a brand-led element reduces measurable contrast, mitigations such as supporting iconography, descriptive labels, and alternative high-contrast affordances are provided to maintain an inclusive user experience.</w:t>
       </w:r>
     </w:p>
+    <w:p>
+      <w:pPr>
+        <w:spacing w:before="200" w:after="80"/>
+      </w:pPr>
+      <w:r>
+        <w:rPr>
+          <w:b/>
+          <w:color w:val="0E2A47"/>
+          <w:sz w:val="28"/>
+        </w:rPr>
+        <w:t>Mitigation Pillars</w:t>
+      </w:r>
+    </w:p>
+    <w:tbl>
+      <w:tblPr>
+        <w:tblW w:type="auto" w:w="0"/>
+        <w:jc w:val="center"/>
+        <w:tblLook w:firstColumn="1" w:firstRow="1" w:lastColumn="0" w:lastRow="0" w:noHBand="0" w:noVBand="1" w:val="04A0"/>
+      </w:tblPr>
+      <w:tblGrid>
+        <w:gridCol w:w="4873"/>
+        <w:gridCol w:w="4873"/>
+      </w:tblGrid>
+      <w:tr>
+        <w:tc>
+          <w:tcPr>
+            <w:tcW w:type="dxa" w:w="4873"/>
+            <w:shd w:val="clear" w:color="auto" w:fill="0E2A47"/>
+            <w:tcBorders>
+              <w:top w:val="single" w:sz="6" w:color="0E2A47"/>
+              <w:left w:val="single" w:sz="6" w:color="0E2A47"/>
+              <w:bottom w:val="single" w:sz="6" w:color="0E2A47"/>
+              <w:right w:val="single" w:sz="6" w:color="0E2A47"/>
+            </w:tcBorders>
+            <w:vAlign w:val="center"/>
+          </w:tcPr>
+          <w:p>
+            <w:r>
+              <w:rPr>
+                <w:b/>
+                <w:color w:val="FFFFFF"/>
+                <w:sz w:val="20"/>
+              </w:rPr>
+              <w:t>Pillar</w:t>
+            </w:r>
+          </w:p>
+        </w:tc>
+        <w:tc>
+          <w:tcPr>
+            <w:tcW w:type="dxa" w:w="4873"/>
+            <w:shd w:val="clear" w:color="auto" w:fill="0E2A47"/>
+            <w:tcBorders>
+              <w:top w:val="single" w:sz="6" w:color="0E2A47"/>
+              <w:left w:val="single" w:sz="6" w:color="0E2A47"/>
+              <w:bottom w:val="single" w:sz="6" w:color="0E2A47"/>
+              <w:right w:val="single" w:sz="6" w:color="0E2A47"/>
+            </w:tcBorders>
+            <w:vAlign w:val="center"/>
+          </w:tcPr>
+          <w:p>
+            <w:r>
+              <w:rPr>
+                <w:b/>
+                <w:color w:val="FFFFFF"/>
+                <w:sz w:val="20"/>
+              </w:rPr>
+              <w:t>How it supports accessibility</w:t>
+            </w:r>
+          </w:p>
+        </w:tc>
+      </w:tr>
+      <w:tr>
+        <w:tc>
+          <w:tcPr>
+            <w:tcW w:type="dxa" w:w="4873"/>
+            <w:tcBorders>
+              <w:top w:val="single" w:sz="6" w:color="D6DBE2"/>
+              <w:left w:val="single" w:sz="6" w:color="D6DBE2"/>
+              <w:bottom w:val="single" w:sz="6" w:color="D6DBE2"/>
+              <w:right w:val="single" w:sz="6" w:color="D6DBE2"/>
+            </w:tcBorders>
+            <w:vAlign w:val="center"/>
+          </w:tcPr>
+          <w:p>
+            <w:r>
+              <w:rPr>
+                <w:color w:val="333333"/>
+                <w:sz w:val="20"/>
+              </w:rPr>
+              <w:t>Supporting Iconography</w:t>
+            </w:r>
+          </w:p>
+        </w:tc>
+        <w:tc>
+          <w:tcPr>
+            <w:tcW w:type="dxa" w:w="4873"/>
+            <w:tcBorders>
+              <w:top w:val="single" w:sz="6" w:color="D6DBE2"/>
+              <w:left w:val="single" w:sz="6" w:color="D6DBE2"/>
+              <w:bottom w:val="single" w:sz="6" w:color="D6DBE2"/>
+              <w:right w:val="single" w:sz="6" w:color="D6DBE2"/>
+            </w:tcBorders>
+            <w:vAlign w:val="center"/>
+          </w:tcPr>
+          <w:p>
+            <w:r>
+              <w:rPr>
+                <w:color w:val="333333"/>
+                <w:sz w:val="20"/>
+              </w:rPr>
+              <w:t>Icons reinforce the meaning of brand-styled labels.</w:t>
+            </w:r>
+          </w:p>
+        </w:tc>
+      </w:tr>
+      <w:tr>
+        <w:tc>
+          <w:tcPr>
+            <w:tcW w:type="dxa" w:w="4873"/>
+            <w:shd w:val="clear" w:color="auto" w:fill="F4F6FA"/>
+            <w:tcBorders>
+              <w:top w:val="single" w:sz="6" w:color="D6DBE2"/>
+              <w:left w:val="single" w:sz="6" w:color="D6DBE2"/>
+              <w:bottom w:val="single" w:sz="6" w:color="D6DBE2"/>
+              <w:right w:val="single" w:sz="6" w:color="D6DBE2"/>
+            </w:tcBorders>
+            <w:vAlign w:val="center"/>
+          </w:tcPr>
+          <w:p>
+            <w:r>
+              <w:rPr>
+                <w:color w:val="333333"/>
+                <w:sz w:val="20"/>
+              </w:rPr>
+              <w:t>Descriptive Text Labels</w:t>
+            </w:r>
+          </w:p>
+        </w:tc>
+        <w:tc>
+          <w:tcPr>
+            <w:tcW w:type="dxa" w:w="4873"/>
+            <w:shd w:val="clear" w:color="auto" w:fill="F4F6FA"/>
+            <w:tcBorders>
+              <w:top w:val="single" w:sz="6" w:color="D6DBE2"/>
+              <w:left w:val="single" w:sz="6" w:color="D6DBE2"/>
+              <w:bottom w:val="single" w:sz="6" w:color="D6DBE2"/>
+              <w:right w:val="single" w:sz="6" w:color="D6DBE2"/>
+            </w:tcBorders>
+            <w:vAlign w:val="center"/>
+          </w:tcPr>
+          <w:p>
+            <w:r>
+              <w:rPr>
+                <w:color w:val="333333"/>
+                <w:sz w:val="20"/>
+              </w:rPr>
+              <w:t>Visible text accompanies low-contrast brand elements.</w:t>
+            </w:r>
+          </w:p>
+        </w:tc>
+      </w:tr>
+      <w:tr>
+        <w:tc>
+          <w:tcPr>
+            <w:tcW w:type="dxa" w:w="4873"/>
+            <w:tcBorders>
+              <w:top w:val="single" w:sz="6" w:color="D6DBE2"/>
+              <w:left w:val="single" w:sz="6" w:color="D6DBE2"/>
+              <w:bottom w:val="single" w:sz="6" w:color="D6DBE2"/>
+              <w:right w:val="single" w:sz="6" w:color="D6DBE2"/>
+            </w:tcBorders>
+            <w:vAlign w:val="center"/>
+          </w:tcPr>
+          <w:p>
+            <w:r>
+              <w:rPr>
+                <w:color w:val="333333"/>
+                <w:sz w:val="20"/>
+              </w:rPr>
+              <w:t>High-Contrast Affordances</w:t>
+            </w:r>
+          </w:p>
+        </w:tc>
+        <w:tc>
+          <w:tcPr>
+            <w:tcW w:type="dxa" w:w="4873"/>
+            <w:tcBorders>
+              <w:top w:val="single" w:sz="6" w:color="D6DBE2"/>
+              <w:left w:val="single" w:sz="6" w:color="D6DBE2"/>
+              <w:bottom w:val="single" w:sz="6" w:color="D6DBE2"/>
+              <w:right w:val="single" w:sz="6" w:color="D6DBE2"/>
+            </w:tcBorders>
+            <w:vAlign w:val="center"/>
+          </w:tcPr>
+          <w:p>
+            <w:r>
+              <w:rPr>
+                <w:color w:val="333333"/>
+                <w:sz w:val="20"/>
+              </w:rPr>
+              <w:t>Hover, focus, and active states amplify visibility.</w:t>
+            </w:r>
+          </w:p>
+        </w:tc>
+      </w:tr>
+      <w:tr>
+        <w:tc>
+          <w:tcPr>
+            <w:tcW w:type="dxa" w:w="4873"/>
+            <w:shd w:val="clear" w:color="auto" w:fill="F4F6FA"/>
+            <w:tcBorders>
+              <w:top w:val="single" w:sz="6" w:color="D6DBE2"/>
+              <w:left w:val="single" w:sz="6" w:color="D6DBE2"/>
+              <w:bottom w:val="single" w:sz="6" w:color="D6DBE2"/>
+              <w:right w:val="single" w:sz="6" w:color="D6DBE2"/>
+            </w:tcBorders>
+            <w:vAlign w:val="center"/>
+          </w:tcPr>
+          <w:p>
+            <w:r>
+              <w:rPr>
+                <w:color w:val="333333"/>
+                <w:sz w:val="20"/>
+              </w:rPr>
+              <w:t>Quarterly Review Cycle</w:t>
+            </w:r>
+          </w:p>
+        </w:tc>
+        <w:tc>
+          <w:tcPr>
+            <w:tcW w:type="dxa" w:w="4873"/>
+            <w:shd w:val="clear" w:color="auto" w:fill="F4F6FA"/>
+            <w:tcBorders>
+              <w:top w:val="single" w:sz="6" w:color="D6DBE2"/>
+              <w:left w:val="single" w:sz="6" w:color="D6DBE2"/>
+              <w:bottom w:val="single" w:sz="6" w:color="D6DBE2"/>
+              <w:right w:val="single" w:sz="6" w:color="D6DBE2"/>
+            </w:tcBorders>
+            <w:vAlign w:val="center"/>
+          </w:tcPr>
+          <w:p>
+            <w:r>
+              <w:rPr>
+                <w:color w:val="333333"/>
+                <w:sz w:val="20"/>
+              </w:rPr>
+              <w:t>Brand and accessibility teams revisit decisions regularly.</w:t>
+            </w:r>
+          </w:p>
+        </w:tc>
+      </w:tr>
+    </w:tbl>
     <w:p>
       <w:r>
         <w:br w:type="page"/>
@@ -629,28 +1606,42 @@
     </w:p>
     <w:p>
       <w:pPr>
-        <w:spacing w:before="240" w:after="120"/>
+        <w:spacing w:after="40" w:before="160"/>
+      </w:pPr>
+      <w:r>
+        <w:rPr>
+          <w:b/>
+          <w:color w:val="2D6CDF"/>
+          <w:sz w:val="18"/>
+        </w:rPr>
+        <w:t>SECTION 04</w:t>
+      </w:r>
+    </w:p>
+    <w:p>
+      <w:pPr>
+        <w:spacing w:before="0" w:after="160"/>
         <w:pBdr>
-          <w:bottom w:val="single" w:sz="8" w:space="1" w:color="1F3A5F"/>
+          <w:bottom w:val="single" w:sz="8" w:space="4" w:color="1E3A6B"/>
         </w:pBdr>
       </w:pPr>
       <w:r>
         <w:rPr>
           <w:b/>
-          <w:color w:val="1F3A5F"/>
-          <w:sz w:val="36"/>
+          <w:color w:val="0E2A47"/>
+          <w:sz w:val="40"/>
         </w:rPr>
-        <w:t>4. Detailed Findings Index (Categorized by POUR)</w:t>
+        <w:t>Detailed Findings Index</w:t>
       </w:r>
     </w:p>
     <w:p>
       <w:pPr>
-        <w:spacing w:after="120"/>
+        <w:spacing w:after="120" w:line="300" w:lineRule="auto"/>
       </w:pPr>
       <w:r>
         <w:rPr>
           <w:b w:val="0"/>
           <w:i w:val="0"/>
+          <w:color w:val="333333"/>
           <w:sz w:val="22"/>
         </w:rPr>
         <w:t>Findings are organized according to the four foundational principles of WCAG 2.1: Perceivable, Operable, Understandable, and Robust. Each entry indicates the relevant success criterion, severity, and current resolution status.</w:t>
@@ -658,25 +1649,26 @@
     </w:p>
     <w:p>
       <w:pPr>
-        <w:spacing w:before="240" w:after="120"/>
+        <w:spacing w:before="200" w:after="80"/>
       </w:pPr>
       <w:r>
         <w:rPr>
           <w:b/>
-          <w:color w:val="1F3A5F"/>
+          <w:color w:val="1E3A6B"/>
           <w:sz w:val="28"/>
         </w:rPr>
-        <w:t>4.1 Perceivable</w:t>
+        <w:t>4.1  Perceivable</w:t>
       </w:r>
     </w:p>
     <w:p>
       <w:pPr>
-        <w:spacing w:after="120"/>
+        <w:spacing w:after="120" w:line="300" w:lineRule="auto"/>
       </w:pPr>
       <w:r>
         <w:rPr>
           <w:b w:val="0"/>
-          <w:i w:val="0"/>
+          <w:i/>
+          <w:color w:val="555E6B"/>
           <w:sz w:val="22"/>
         </w:rPr>
         <w:t>Information and user interface components must be presentable in ways users can perceive.</w:t>
@@ -684,27 +1676,35 @@
     </w:p>
     <w:tbl>
       <w:tblPr>
-        <w:tblStyle w:val="LightGrid-Accent1"/>
         <w:tblW w:type="auto" w:w="0"/>
+        <w:jc w:val="center"/>
         <w:tblLook w:firstColumn="1" w:firstRow="1" w:lastColumn="0" w:lastRow="0" w:noHBand="0" w:noVBand="1" w:val="04A0"/>
       </w:tblPr>
       <w:tblGrid>
-        <w:gridCol w:w="2160"/>
-        <w:gridCol w:w="2160"/>
-        <w:gridCol w:w="2160"/>
-        <w:gridCol w:w="2160"/>
+        <w:gridCol w:w="2436"/>
+        <w:gridCol w:w="2436"/>
+        <w:gridCol w:w="2436"/>
+        <w:gridCol w:w="2436"/>
       </w:tblGrid>
       <w:tr>
         <w:tc>
           <w:tcPr>
-            <w:tcW w:type="dxa" w:w="2160"/>
-            <w:shd w:val="clear" w:color="auto" w:fill="1F3A5F"/>
+            <w:tcW w:type="dxa" w:w="2436"/>
+            <w:shd w:val="clear" w:color="auto" w:fill="0E2A47"/>
+            <w:tcBorders>
+              <w:top w:val="single" w:sz="6" w:color="0E2A47"/>
+              <w:left w:val="single" w:sz="6" w:color="0E2A47"/>
+              <w:bottom w:val="single" w:sz="6" w:color="0E2A47"/>
+              <w:right w:val="single" w:sz="6" w:color="0E2A47"/>
+            </w:tcBorders>
+            <w:vAlign w:val="center"/>
           </w:tcPr>
           <w:p>
             <w:r>
               <w:rPr>
                 <w:b/>
                 <w:color w:val="FFFFFF"/>
+                <w:sz w:val="20"/>
               </w:rPr>
               <w:t>Success Criterion</w:t>
             </w:r>
@@ -712,14 +1712,22 @@
         </w:tc>
         <w:tc>
           <w:tcPr>
-            <w:tcW w:type="dxa" w:w="2160"/>
-            <w:shd w:val="clear" w:color="auto" w:fill="1F3A5F"/>
+            <w:tcW w:type="dxa" w:w="2436"/>
+            <w:shd w:val="clear" w:color="auto" w:fill="0E2A47"/>
+            <w:tcBorders>
+              <w:top w:val="single" w:sz="6" w:color="0E2A47"/>
+              <w:left w:val="single" w:sz="6" w:color="0E2A47"/>
+              <w:bottom w:val="single" w:sz="6" w:color="0E2A47"/>
+              <w:right w:val="single" w:sz="6" w:color="0E2A47"/>
+            </w:tcBorders>
+            <w:vAlign w:val="center"/>
           </w:tcPr>
           <w:p>
             <w:r>
               <w:rPr>
                 <w:b/>
                 <w:color w:val="FFFFFF"/>
+                <w:sz w:val="20"/>
               </w:rPr>
               <w:t>Observation</w:t>
             </w:r>
@@ -727,14 +1735,22 @@
         </w:tc>
         <w:tc>
           <w:tcPr>
-            <w:tcW w:type="dxa" w:w="2160"/>
-            <w:shd w:val="clear" w:color="auto" w:fill="1F3A5F"/>
+            <w:tcW w:type="dxa" w:w="2436"/>
+            <w:shd w:val="clear" w:color="auto" w:fill="0E2A47"/>
+            <w:tcBorders>
+              <w:top w:val="single" w:sz="6" w:color="0E2A47"/>
+              <w:left w:val="single" w:sz="6" w:color="0E2A47"/>
+              <w:bottom w:val="single" w:sz="6" w:color="0E2A47"/>
+              <w:right w:val="single" w:sz="6" w:color="0E2A47"/>
+            </w:tcBorders>
+            <w:vAlign w:val="center"/>
           </w:tcPr>
           <w:p>
             <w:r>
               <w:rPr>
                 <w:b/>
                 <w:color w:val="FFFFFF"/>
+                <w:sz w:val="20"/>
               </w:rPr>
               <w:t>Severity</w:t>
             </w:r>
@@ -742,14 +1758,22 @@
         </w:tc>
         <w:tc>
           <w:tcPr>
-            <w:tcW w:type="dxa" w:w="2160"/>
-            <w:shd w:val="clear" w:color="auto" w:fill="1F3A5F"/>
+            <w:tcW w:type="dxa" w:w="2436"/>
+            <w:shd w:val="clear" w:color="auto" w:fill="0E2A47"/>
+            <w:tcBorders>
+              <w:top w:val="single" w:sz="6" w:color="0E2A47"/>
+              <w:left w:val="single" w:sz="6" w:color="0E2A47"/>
+              <w:bottom w:val="single" w:sz="6" w:color="0E2A47"/>
+              <w:right w:val="single" w:sz="6" w:color="0E2A47"/>
+            </w:tcBorders>
+            <w:vAlign w:val="center"/>
           </w:tcPr>
           <w:p>
             <w:r>
               <w:rPr>
                 <w:b/>
                 <w:color w:val="FFFFFF"/>
+                <w:sz w:val="20"/>
               </w:rPr>
               <w:t>Status</w:t>
             </w:r>
@@ -759,40 +1783,86 @@
       <w:tr>
         <w:tc>
           <w:tcPr>
-            <w:tcW w:type="dxa" w:w="2160"/>
+            <w:tcW w:type="dxa" w:w="2436"/>
+            <w:tcBorders>
+              <w:top w:val="single" w:sz="6" w:color="D6DBE2"/>
+              <w:left w:val="single" w:sz="6" w:color="D6DBE2"/>
+              <w:bottom w:val="single" w:sz="6" w:color="D6DBE2"/>
+              <w:right w:val="single" w:sz="6" w:color="D6DBE2"/>
+            </w:tcBorders>
+            <w:vAlign w:val="center"/>
           </w:tcPr>
           <w:p>
             <w:r>
+              <w:rPr>
+                <w:color w:val="333333"/>
+                <w:sz w:val="20"/>
+              </w:rPr>
               <w:t>1.1.1 Non-text Content</w:t>
             </w:r>
           </w:p>
         </w:tc>
         <w:tc>
           <w:tcPr>
-            <w:tcW w:type="dxa" w:w="2160"/>
+            <w:tcW w:type="dxa" w:w="2436"/>
+            <w:tcBorders>
+              <w:top w:val="single" w:sz="6" w:color="D6DBE2"/>
+              <w:left w:val="single" w:sz="6" w:color="D6DBE2"/>
+              <w:bottom w:val="single" w:sz="6" w:color="D6DBE2"/>
+              <w:right w:val="single" w:sz="6" w:color="D6DBE2"/>
+            </w:tcBorders>
+            <w:vAlign w:val="center"/>
           </w:tcPr>
           <w:p>
             <w:r>
+              <w:rPr>
+                <w:color w:val="333333"/>
+                <w:sz w:val="20"/>
+              </w:rPr>
               <w:t>All informative images include descriptive alt text; decorative images use empty alt attributes.</w:t>
             </w:r>
           </w:p>
         </w:tc>
         <w:tc>
           <w:tcPr>
-            <w:tcW w:type="dxa" w:w="2160"/>
+            <w:tcW w:type="dxa" w:w="2436"/>
+            <w:tcBorders>
+              <w:top w:val="single" w:sz="6" w:color="D6DBE2"/>
+              <w:left w:val="single" w:sz="6" w:color="D6DBE2"/>
+              <w:bottom w:val="single" w:sz="6" w:color="D6DBE2"/>
+              <w:right w:val="single" w:sz="6" w:color="D6DBE2"/>
+            </w:tcBorders>
+            <w:vAlign w:val="center"/>
           </w:tcPr>
           <w:p>
             <w:r>
+              <w:rPr>
+                <w:b/>
+                <w:color w:val="1F7A3F"/>
+                <w:sz w:val="20"/>
+              </w:rPr>
               <w:t>Pass</w:t>
             </w:r>
           </w:p>
         </w:tc>
         <w:tc>
           <w:tcPr>
-            <w:tcW w:type="dxa" w:w="2160"/>
+            <w:tcW w:type="dxa" w:w="2436"/>
+            <w:tcBorders>
+              <w:top w:val="single" w:sz="6" w:color="D6DBE2"/>
+              <w:left w:val="single" w:sz="6" w:color="D6DBE2"/>
+              <w:bottom w:val="single" w:sz="6" w:color="D6DBE2"/>
+              <w:right w:val="single" w:sz="6" w:color="D6DBE2"/>
+            </w:tcBorders>
+            <w:vAlign w:val="center"/>
           </w:tcPr>
           <w:p>
             <w:r>
+              <w:rPr>
+                <w:b/>
+                <w:color w:val="1F7A3F"/>
+                <w:sz w:val="20"/>
+              </w:rPr>
               <w:t>Resolved</w:t>
             </w:r>
           </w:p>
@@ -801,40 +1871,90 @@
       <w:tr>
         <w:tc>
           <w:tcPr>
-            <w:tcW w:type="dxa" w:w="2160"/>
+            <w:tcW w:type="dxa" w:w="2436"/>
+            <w:shd w:val="clear" w:color="auto" w:fill="F4F6FA"/>
+            <w:tcBorders>
+              <w:top w:val="single" w:sz="6" w:color="D6DBE2"/>
+              <w:left w:val="single" w:sz="6" w:color="D6DBE2"/>
+              <w:bottom w:val="single" w:sz="6" w:color="D6DBE2"/>
+              <w:right w:val="single" w:sz="6" w:color="D6DBE2"/>
+            </w:tcBorders>
+            <w:vAlign w:val="center"/>
           </w:tcPr>
           <w:p>
             <w:r>
+              <w:rPr>
+                <w:color w:val="333333"/>
+                <w:sz w:val="20"/>
+              </w:rPr>
               <w:t>1.3.1 Info and Relationships</w:t>
             </w:r>
           </w:p>
         </w:tc>
         <w:tc>
           <w:tcPr>
-            <w:tcW w:type="dxa" w:w="2160"/>
+            <w:tcW w:type="dxa" w:w="2436"/>
+            <w:shd w:val="clear" w:color="auto" w:fill="F4F6FA"/>
+            <w:tcBorders>
+              <w:top w:val="single" w:sz="6" w:color="D6DBE2"/>
+              <w:left w:val="single" w:sz="6" w:color="D6DBE2"/>
+              <w:bottom w:val="single" w:sz="6" w:color="D6DBE2"/>
+              <w:right w:val="single" w:sz="6" w:color="D6DBE2"/>
+            </w:tcBorders>
+            <w:vAlign w:val="center"/>
           </w:tcPr>
           <w:p>
             <w:r>
-              <w:t>Semantic landmarks, heading hierarchy, and list structures are correctly applied across templates.</w:t>
+              <w:rPr>
+                <w:color w:val="333333"/>
+                <w:sz w:val="20"/>
+              </w:rPr>
+              <w:t>Semantic landmarks, heading hierarchy, and list structures correctly applied across templates.</w:t>
             </w:r>
           </w:p>
         </w:tc>
         <w:tc>
           <w:tcPr>
-            <w:tcW w:type="dxa" w:w="2160"/>
+            <w:tcW w:type="dxa" w:w="2436"/>
+            <w:shd w:val="clear" w:color="auto" w:fill="F4F6FA"/>
+            <w:tcBorders>
+              <w:top w:val="single" w:sz="6" w:color="D6DBE2"/>
+              <w:left w:val="single" w:sz="6" w:color="D6DBE2"/>
+              <w:bottom w:val="single" w:sz="6" w:color="D6DBE2"/>
+              <w:right w:val="single" w:sz="6" w:color="D6DBE2"/>
+            </w:tcBorders>
+            <w:vAlign w:val="center"/>
           </w:tcPr>
           <w:p>
             <w:r>
+              <w:rPr>
+                <w:b/>
+                <w:color w:val="1F7A3F"/>
+                <w:sz w:val="20"/>
+              </w:rPr>
               <w:t>Pass</w:t>
             </w:r>
           </w:p>
         </w:tc>
         <w:tc>
           <w:tcPr>
-            <w:tcW w:type="dxa" w:w="2160"/>
+            <w:tcW w:type="dxa" w:w="2436"/>
+            <w:shd w:val="clear" w:color="auto" w:fill="F4F6FA"/>
+            <w:tcBorders>
+              <w:top w:val="single" w:sz="6" w:color="D6DBE2"/>
+              <w:left w:val="single" w:sz="6" w:color="D6DBE2"/>
+              <w:bottom w:val="single" w:sz="6" w:color="D6DBE2"/>
+              <w:right w:val="single" w:sz="6" w:color="D6DBE2"/>
+            </w:tcBorders>
+            <w:vAlign w:val="center"/>
           </w:tcPr>
           <w:p>
             <w:r>
+              <w:rPr>
+                <w:b/>
+                <w:color w:val="1F7A3F"/>
+                <w:sz w:val="20"/>
+              </w:rPr>
               <w:t>Resolved</w:t>
             </w:r>
           </w:p>
@@ -843,40 +1963,86 @@
       <w:tr>
         <w:tc>
           <w:tcPr>
-            <w:tcW w:type="dxa" w:w="2160"/>
+            <w:tcW w:type="dxa" w:w="2436"/>
+            <w:tcBorders>
+              <w:top w:val="single" w:sz="6" w:color="D6DBE2"/>
+              <w:left w:val="single" w:sz="6" w:color="D6DBE2"/>
+              <w:bottom w:val="single" w:sz="6" w:color="D6DBE2"/>
+              <w:right w:val="single" w:sz="6" w:color="D6DBE2"/>
+            </w:tcBorders>
+            <w:vAlign w:val="center"/>
           </w:tcPr>
           <w:p>
             <w:r>
+              <w:rPr>
+                <w:color w:val="333333"/>
+                <w:sz w:val="20"/>
+              </w:rPr>
               <w:t>1.4.3 Contrast (Minimum)</w:t>
             </w:r>
           </w:p>
         </w:tc>
         <w:tc>
           <w:tcPr>
-            <w:tcW w:type="dxa" w:w="2160"/>
+            <w:tcW w:type="dxa" w:w="2436"/>
+            <w:tcBorders>
+              <w:top w:val="single" w:sz="6" w:color="D6DBE2"/>
+              <w:left w:val="single" w:sz="6" w:color="D6DBE2"/>
+              <w:bottom w:val="single" w:sz="6" w:color="D6DBE2"/>
+              <w:right w:val="single" w:sz="6" w:color="D6DBE2"/>
+            </w:tcBorders>
+            <w:vAlign w:val="center"/>
           </w:tcPr>
           <w:p>
             <w:r>
+              <w:rPr>
+                <w:color w:val="333333"/>
+                <w:sz w:val="20"/>
+              </w:rPr>
               <w:t>Body and UI text meets the 4.5:1 ratio. Selected brand-led accents fall below threshold by design.</w:t>
             </w:r>
           </w:p>
         </w:tc>
         <w:tc>
           <w:tcPr>
-            <w:tcW w:type="dxa" w:w="2160"/>
+            <w:tcW w:type="dxa" w:w="2436"/>
+            <w:tcBorders>
+              <w:top w:val="single" w:sz="6" w:color="D6DBE2"/>
+              <w:left w:val="single" w:sz="6" w:color="D6DBE2"/>
+              <w:bottom w:val="single" w:sz="6" w:color="D6DBE2"/>
+              <w:right w:val="single" w:sz="6" w:color="D6DBE2"/>
+            </w:tcBorders>
+            <w:vAlign w:val="center"/>
           </w:tcPr>
           <w:p>
             <w:r>
+              <w:rPr>
+                <w:b/>
+                <w:color w:val="1F7A3F"/>
+                <w:sz w:val="20"/>
+              </w:rPr>
               <w:t>Low</w:t>
             </w:r>
           </w:p>
         </w:tc>
         <w:tc>
           <w:tcPr>
-            <w:tcW w:type="dxa" w:w="2160"/>
+            <w:tcW w:type="dxa" w:w="2436"/>
+            <w:tcBorders>
+              <w:top w:val="single" w:sz="6" w:color="D6DBE2"/>
+              <w:left w:val="single" w:sz="6" w:color="D6DBE2"/>
+              <w:bottom w:val="single" w:sz="6" w:color="D6DBE2"/>
+              <w:right w:val="single" w:sz="6" w:color="D6DBE2"/>
+            </w:tcBorders>
+            <w:vAlign w:val="center"/>
           </w:tcPr>
           <w:p>
             <w:r>
+              <w:rPr>
+                <w:b/>
+                <w:color w:val="0E2A47"/>
+                <w:sz w:val="20"/>
+              </w:rPr>
               <w:t>Accepted (Brand)</w:t>
             </w:r>
           </w:p>
@@ -885,40 +2051,90 @@
       <w:tr>
         <w:tc>
           <w:tcPr>
-            <w:tcW w:type="dxa" w:w="2160"/>
+            <w:tcW w:type="dxa" w:w="2436"/>
+            <w:shd w:val="clear" w:color="auto" w:fill="F4F6FA"/>
+            <w:tcBorders>
+              <w:top w:val="single" w:sz="6" w:color="D6DBE2"/>
+              <w:left w:val="single" w:sz="6" w:color="D6DBE2"/>
+              <w:bottom w:val="single" w:sz="6" w:color="D6DBE2"/>
+              <w:right w:val="single" w:sz="6" w:color="D6DBE2"/>
+            </w:tcBorders>
+            <w:vAlign w:val="center"/>
           </w:tcPr>
           <w:p>
             <w:r>
+              <w:rPr>
+                <w:color w:val="333333"/>
+                <w:sz w:val="20"/>
+              </w:rPr>
               <w:t>1.4.4 Resize Text</w:t>
             </w:r>
           </w:p>
         </w:tc>
         <w:tc>
           <w:tcPr>
-            <w:tcW w:type="dxa" w:w="2160"/>
+            <w:tcW w:type="dxa" w:w="2436"/>
+            <w:shd w:val="clear" w:color="auto" w:fill="F4F6FA"/>
+            <w:tcBorders>
+              <w:top w:val="single" w:sz="6" w:color="D6DBE2"/>
+              <w:left w:val="single" w:sz="6" w:color="D6DBE2"/>
+              <w:bottom w:val="single" w:sz="6" w:color="D6DBE2"/>
+              <w:right w:val="single" w:sz="6" w:color="D6DBE2"/>
+            </w:tcBorders>
+            <w:vAlign w:val="center"/>
           </w:tcPr>
           <w:p>
             <w:r>
-              <w:t>Layouts remain functional at 200% zoom without loss of content or functionality.</w:t>
+              <w:rPr>
+                <w:color w:val="333333"/>
+                <w:sz w:val="20"/>
+              </w:rPr>
+              <w:t>Layouts remain functional at 200 % zoom without loss of content or functionality.</w:t>
             </w:r>
           </w:p>
         </w:tc>
         <w:tc>
           <w:tcPr>
-            <w:tcW w:type="dxa" w:w="2160"/>
+            <w:tcW w:type="dxa" w:w="2436"/>
+            <w:shd w:val="clear" w:color="auto" w:fill="F4F6FA"/>
+            <w:tcBorders>
+              <w:top w:val="single" w:sz="6" w:color="D6DBE2"/>
+              <w:left w:val="single" w:sz="6" w:color="D6DBE2"/>
+              <w:bottom w:val="single" w:sz="6" w:color="D6DBE2"/>
+              <w:right w:val="single" w:sz="6" w:color="D6DBE2"/>
+            </w:tcBorders>
+            <w:vAlign w:val="center"/>
           </w:tcPr>
           <w:p>
             <w:r>
+              <w:rPr>
+                <w:b/>
+                <w:color w:val="1F7A3F"/>
+                <w:sz w:val="20"/>
+              </w:rPr>
               <w:t>Pass</w:t>
             </w:r>
           </w:p>
         </w:tc>
         <w:tc>
           <w:tcPr>
-            <w:tcW w:type="dxa" w:w="2160"/>
+            <w:tcW w:type="dxa" w:w="2436"/>
+            <w:shd w:val="clear" w:color="auto" w:fill="F4F6FA"/>
+            <w:tcBorders>
+              <w:top w:val="single" w:sz="6" w:color="D6DBE2"/>
+              <w:left w:val="single" w:sz="6" w:color="D6DBE2"/>
+              <w:bottom w:val="single" w:sz="6" w:color="D6DBE2"/>
+              <w:right w:val="single" w:sz="6" w:color="D6DBE2"/>
+            </w:tcBorders>
+            <w:vAlign w:val="center"/>
           </w:tcPr>
           <w:p>
             <w:r>
+              <w:rPr>
+                <w:b/>
+                <w:color w:val="1F7A3F"/>
+                <w:sz w:val="20"/>
+              </w:rPr>
               <w:t>Resolved</w:t>
             </w:r>
           </w:p>
@@ -927,40 +2143,86 @@
       <w:tr>
         <w:tc>
           <w:tcPr>
-            <w:tcW w:type="dxa" w:w="2160"/>
+            <w:tcW w:type="dxa" w:w="2436"/>
+            <w:tcBorders>
+              <w:top w:val="single" w:sz="6" w:color="D6DBE2"/>
+              <w:left w:val="single" w:sz="6" w:color="D6DBE2"/>
+              <w:bottom w:val="single" w:sz="6" w:color="D6DBE2"/>
+              <w:right w:val="single" w:sz="6" w:color="D6DBE2"/>
+            </w:tcBorders>
+            <w:vAlign w:val="center"/>
           </w:tcPr>
           <w:p>
             <w:r>
+              <w:rPr>
+                <w:color w:val="333333"/>
+                <w:sz w:val="20"/>
+              </w:rPr>
               <w:t>1.4.10 Reflow</w:t>
             </w:r>
           </w:p>
         </w:tc>
         <w:tc>
           <w:tcPr>
-            <w:tcW w:type="dxa" w:w="2160"/>
+            <w:tcW w:type="dxa" w:w="2436"/>
+            <w:tcBorders>
+              <w:top w:val="single" w:sz="6" w:color="D6DBE2"/>
+              <w:left w:val="single" w:sz="6" w:color="D6DBE2"/>
+              <w:bottom w:val="single" w:sz="6" w:color="D6DBE2"/>
+              <w:right w:val="single" w:sz="6" w:color="D6DBE2"/>
+            </w:tcBorders>
+            <w:vAlign w:val="center"/>
           </w:tcPr>
           <w:p>
             <w:r>
+              <w:rPr>
+                <w:color w:val="333333"/>
+                <w:sz w:val="20"/>
+              </w:rPr>
               <w:t>Content reflows correctly at 320 CSS pixels with no two-dimensional scrolling.</w:t>
             </w:r>
           </w:p>
         </w:tc>
         <w:tc>
           <w:tcPr>
-            <w:tcW w:type="dxa" w:w="2160"/>
+            <w:tcW w:type="dxa" w:w="2436"/>
+            <w:tcBorders>
+              <w:top w:val="single" w:sz="6" w:color="D6DBE2"/>
+              <w:left w:val="single" w:sz="6" w:color="D6DBE2"/>
+              <w:bottom w:val="single" w:sz="6" w:color="D6DBE2"/>
+              <w:right w:val="single" w:sz="6" w:color="D6DBE2"/>
+            </w:tcBorders>
+            <w:vAlign w:val="center"/>
           </w:tcPr>
           <w:p>
             <w:r>
+              <w:rPr>
+                <w:b/>
+                <w:color w:val="1F7A3F"/>
+                <w:sz w:val="20"/>
+              </w:rPr>
               <w:t>Pass</w:t>
             </w:r>
           </w:p>
         </w:tc>
         <w:tc>
           <w:tcPr>
-            <w:tcW w:type="dxa" w:w="2160"/>
+            <w:tcW w:type="dxa" w:w="2436"/>
+            <w:tcBorders>
+              <w:top w:val="single" w:sz="6" w:color="D6DBE2"/>
+              <w:left w:val="single" w:sz="6" w:color="D6DBE2"/>
+              <w:bottom w:val="single" w:sz="6" w:color="D6DBE2"/>
+              <w:right w:val="single" w:sz="6" w:color="D6DBE2"/>
+            </w:tcBorders>
+            <w:vAlign w:val="center"/>
           </w:tcPr>
           <w:p>
             <w:r>
+              <w:rPr>
+                <w:b/>
+                <w:color w:val="1F7A3F"/>
+                <w:sz w:val="20"/>
+              </w:rPr>
               <w:t>Resolved</w:t>
             </w:r>
           </w:p>
@@ -969,40 +2231,90 @@
       <w:tr>
         <w:tc>
           <w:tcPr>
-            <w:tcW w:type="dxa" w:w="2160"/>
+            <w:tcW w:type="dxa" w:w="2436"/>
+            <w:shd w:val="clear" w:color="auto" w:fill="F4F6FA"/>
+            <w:tcBorders>
+              <w:top w:val="single" w:sz="6" w:color="D6DBE2"/>
+              <w:left w:val="single" w:sz="6" w:color="D6DBE2"/>
+              <w:bottom w:val="single" w:sz="6" w:color="D6DBE2"/>
+              <w:right w:val="single" w:sz="6" w:color="D6DBE2"/>
+            </w:tcBorders>
+            <w:vAlign w:val="center"/>
           </w:tcPr>
           <w:p>
             <w:r>
+              <w:rPr>
+                <w:color w:val="333333"/>
+                <w:sz w:val="20"/>
+              </w:rPr>
               <w:t>1.4.11 Non-text Contrast</w:t>
             </w:r>
           </w:p>
         </w:tc>
         <w:tc>
           <w:tcPr>
-            <w:tcW w:type="dxa" w:w="2160"/>
+            <w:tcW w:type="dxa" w:w="2436"/>
+            <w:shd w:val="clear" w:color="auto" w:fill="F4F6FA"/>
+            <w:tcBorders>
+              <w:top w:val="single" w:sz="6" w:color="D6DBE2"/>
+              <w:left w:val="single" w:sz="6" w:color="D6DBE2"/>
+              <w:bottom w:val="single" w:sz="6" w:color="D6DBE2"/>
+              <w:right w:val="single" w:sz="6" w:color="D6DBE2"/>
+            </w:tcBorders>
+            <w:vAlign w:val="center"/>
           </w:tcPr>
           <w:p>
             <w:r>
+              <w:rPr>
+                <w:color w:val="333333"/>
+                <w:sz w:val="20"/>
+              </w:rPr>
               <w:t>Interactive controls and focus indicators meet the 3:1 ratio against adjacent colors.</w:t>
             </w:r>
           </w:p>
         </w:tc>
         <w:tc>
           <w:tcPr>
-            <w:tcW w:type="dxa" w:w="2160"/>
+            <w:tcW w:type="dxa" w:w="2436"/>
+            <w:shd w:val="clear" w:color="auto" w:fill="F4F6FA"/>
+            <w:tcBorders>
+              <w:top w:val="single" w:sz="6" w:color="D6DBE2"/>
+              <w:left w:val="single" w:sz="6" w:color="D6DBE2"/>
+              <w:bottom w:val="single" w:sz="6" w:color="D6DBE2"/>
+              <w:right w:val="single" w:sz="6" w:color="D6DBE2"/>
+            </w:tcBorders>
+            <w:vAlign w:val="center"/>
           </w:tcPr>
           <w:p>
             <w:r>
+              <w:rPr>
+                <w:b/>
+                <w:color w:val="1F7A3F"/>
+                <w:sz w:val="20"/>
+              </w:rPr>
               <w:t>Pass</w:t>
             </w:r>
           </w:p>
         </w:tc>
         <w:tc>
           <w:tcPr>
-            <w:tcW w:type="dxa" w:w="2160"/>
+            <w:tcW w:type="dxa" w:w="2436"/>
+            <w:shd w:val="clear" w:color="auto" w:fill="F4F6FA"/>
+            <w:tcBorders>
+              <w:top w:val="single" w:sz="6" w:color="D6DBE2"/>
+              <w:left w:val="single" w:sz="6" w:color="D6DBE2"/>
+              <w:bottom w:val="single" w:sz="6" w:color="D6DBE2"/>
+              <w:right w:val="single" w:sz="6" w:color="D6DBE2"/>
+            </w:tcBorders>
+            <w:vAlign w:val="center"/>
           </w:tcPr>
           <w:p>
             <w:r>
+              <w:rPr>
+                <w:b/>
+                <w:color w:val="1F7A3F"/>
+                <w:sz w:val="20"/>
+              </w:rPr>
               <w:t>Resolved</w:t>
             </w:r>
           </w:p>
@@ -1011,25 +2323,26 @@
     </w:tbl>
     <w:p>
       <w:pPr>
-        <w:spacing w:before="240" w:after="120"/>
+        <w:spacing w:before="200" w:after="80"/>
       </w:pPr>
       <w:r>
         <w:rPr>
           <w:b/>
-          <w:color w:val="1F3A5F"/>
+          <w:color w:val="1E3A6B"/>
           <w:sz w:val="28"/>
         </w:rPr>
-        <w:t>4.2 Operable</w:t>
+        <w:t>4.2  Operable</w:t>
       </w:r>
     </w:p>
     <w:p>
       <w:pPr>
-        <w:spacing w:after="120"/>
+        <w:spacing w:after="120" w:line="300" w:lineRule="auto"/>
       </w:pPr>
       <w:r>
         <w:rPr>
           <w:b w:val="0"/>
-          <w:i w:val="0"/>
+          <w:i/>
+          <w:color w:val="555E6B"/>
           <w:sz w:val="22"/>
         </w:rPr>
         <w:t>User interface components and navigation must be operable by all users.</w:t>
@@ -1037,27 +2350,35 @@
     </w:p>
     <w:tbl>
       <w:tblPr>
-        <w:tblStyle w:val="LightGrid-Accent1"/>
         <w:tblW w:type="auto" w:w="0"/>
+        <w:jc w:val="center"/>
         <w:tblLook w:firstColumn="1" w:firstRow="1" w:lastColumn="0" w:lastRow="0" w:noHBand="0" w:noVBand="1" w:val="04A0"/>
       </w:tblPr>
       <w:tblGrid>
-        <w:gridCol w:w="2160"/>
-        <w:gridCol w:w="2160"/>
-        <w:gridCol w:w="2160"/>
-        <w:gridCol w:w="2160"/>
+        <w:gridCol w:w="2436"/>
+        <w:gridCol w:w="2436"/>
+        <w:gridCol w:w="2436"/>
+        <w:gridCol w:w="2436"/>
       </w:tblGrid>
       <w:tr>
         <w:tc>
           <w:tcPr>
-            <w:tcW w:type="dxa" w:w="2160"/>
-            <w:shd w:val="clear" w:color="auto" w:fill="1F3A5F"/>
+            <w:tcW w:type="dxa" w:w="2436"/>
+            <w:shd w:val="clear" w:color="auto" w:fill="0E2A47"/>
+            <w:tcBorders>
+              <w:top w:val="single" w:sz="6" w:color="0E2A47"/>
+              <w:left w:val="single" w:sz="6" w:color="0E2A47"/>
+              <w:bottom w:val="single" w:sz="6" w:color="0E2A47"/>
+              <w:right w:val="single" w:sz="6" w:color="0E2A47"/>
+            </w:tcBorders>
+            <w:vAlign w:val="center"/>
           </w:tcPr>
           <w:p>
             <w:r>
               <w:rPr>
                 <w:b/>
                 <w:color w:val="FFFFFF"/>
+                <w:sz w:val="20"/>
               </w:rPr>
               <w:t>Success Criterion</w:t>
             </w:r>
@@ -1065,14 +2386,22 @@
         </w:tc>
         <w:tc>
           <w:tcPr>
-            <w:tcW w:type="dxa" w:w="2160"/>
-            <w:shd w:val="clear" w:color="auto" w:fill="1F3A5F"/>
+            <w:tcW w:type="dxa" w:w="2436"/>
+            <w:shd w:val="clear" w:color="auto" w:fill="0E2A47"/>
+            <w:tcBorders>
+              <w:top w:val="single" w:sz="6" w:color="0E2A47"/>
+              <w:left w:val="single" w:sz="6" w:color="0E2A47"/>
+              <w:bottom w:val="single" w:sz="6" w:color="0E2A47"/>
+              <w:right w:val="single" w:sz="6" w:color="0E2A47"/>
+            </w:tcBorders>
+            <w:vAlign w:val="center"/>
           </w:tcPr>
           <w:p>
             <w:r>
               <w:rPr>
                 <w:b/>
                 <w:color w:val="FFFFFF"/>
+                <w:sz w:val="20"/>
               </w:rPr>
               <w:t>Observation</w:t>
             </w:r>
@@ -1080,14 +2409,22 @@
         </w:tc>
         <w:tc>
           <w:tcPr>
-            <w:tcW w:type="dxa" w:w="2160"/>
-            <w:shd w:val="clear" w:color="auto" w:fill="1F3A5F"/>
+            <w:tcW w:type="dxa" w:w="2436"/>
+            <w:shd w:val="clear" w:color="auto" w:fill="0E2A47"/>
+            <w:tcBorders>
+              <w:top w:val="single" w:sz="6" w:color="0E2A47"/>
+              <w:left w:val="single" w:sz="6" w:color="0E2A47"/>
+              <w:bottom w:val="single" w:sz="6" w:color="0E2A47"/>
+              <w:right w:val="single" w:sz="6" w:color="0E2A47"/>
+            </w:tcBorders>
+            <w:vAlign w:val="center"/>
           </w:tcPr>
           <w:p>
             <w:r>
               <w:rPr>
                 <w:b/>
                 <w:color w:val="FFFFFF"/>
+                <w:sz w:val="20"/>
               </w:rPr>
               <w:t>Severity</w:t>
             </w:r>
@@ -1095,14 +2432,22 @@
         </w:tc>
         <w:tc>
           <w:tcPr>
-            <w:tcW w:type="dxa" w:w="2160"/>
-            <w:shd w:val="clear" w:color="auto" w:fill="1F3A5F"/>
+            <w:tcW w:type="dxa" w:w="2436"/>
+            <w:shd w:val="clear" w:color="auto" w:fill="0E2A47"/>
+            <w:tcBorders>
+              <w:top w:val="single" w:sz="6" w:color="0E2A47"/>
+              <w:left w:val="single" w:sz="6" w:color="0E2A47"/>
+              <w:bottom w:val="single" w:sz="6" w:color="0E2A47"/>
+              <w:right w:val="single" w:sz="6" w:color="0E2A47"/>
+            </w:tcBorders>
+            <w:vAlign w:val="center"/>
           </w:tcPr>
           <w:p>
             <w:r>
               <w:rPr>
                 <w:b/>
                 <w:color w:val="FFFFFF"/>
+                <w:sz w:val="20"/>
               </w:rPr>
               <w:t>Status</w:t>
             </w:r>
@@ -1112,40 +2457,86 @@
       <w:tr>
         <w:tc>
           <w:tcPr>
-            <w:tcW w:type="dxa" w:w="2160"/>
+            <w:tcW w:type="dxa" w:w="2436"/>
+            <w:tcBorders>
+              <w:top w:val="single" w:sz="6" w:color="D6DBE2"/>
+              <w:left w:val="single" w:sz="6" w:color="D6DBE2"/>
+              <w:bottom w:val="single" w:sz="6" w:color="D6DBE2"/>
+              <w:right w:val="single" w:sz="6" w:color="D6DBE2"/>
+            </w:tcBorders>
+            <w:vAlign w:val="center"/>
           </w:tcPr>
           <w:p>
             <w:r>
+              <w:rPr>
+                <w:color w:val="333333"/>
+                <w:sz w:val="20"/>
+              </w:rPr>
               <w:t>2.1.1 Keyboard</w:t>
             </w:r>
           </w:p>
         </w:tc>
         <w:tc>
           <w:tcPr>
-            <w:tcW w:type="dxa" w:w="2160"/>
+            <w:tcW w:type="dxa" w:w="2436"/>
+            <w:tcBorders>
+              <w:top w:val="single" w:sz="6" w:color="D6DBE2"/>
+              <w:left w:val="single" w:sz="6" w:color="D6DBE2"/>
+              <w:bottom w:val="single" w:sz="6" w:color="D6DBE2"/>
+              <w:right w:val="single" w:sz="6" w:color="D6DBE2"/>
+            </w:tcBorders>
+            <w:vAlign w:val="center"/>
           </w:tcPr>
           <w:p>
             <w:r>
+              <w:rPr>
+                <w:color w:val="333333"/>
+                <w:sz w:val="20"/>
+              </w:rPr>
               <w:t>All interactive elements are reachable and operable via keyboard with no traps.</w:t>
             </w:r>
           </w:p>
         </w:tc>
         <w:tc>
           <w:tcPr>
-            <w:tcW w:type="dxa" w:w="2160"/>
+            <w:tcW w:type="dxa" w:w="2436"/>
+            <w:tcBorders>
+              <w:top w:val="single" w:sz="6" w:color="D6DBE2"/>
+              <w:left w:val="single" w:sz="6" w:color="D6DBE2"/>
+              <w:bottom w:val="single" w:sz="6" w:color="D6DBE2"/>
+              <w:right w:val="single" w:sz="6" w:color="D6DBE2"/>
+            </w:tcBorders>
+            <w:vAlign w:val="center"/>
           </w:tcPr>
           <w:p>
             <w:r>
+              <w:rPr>
+                <w:b/>
+                <w:color w:val="1F7A3F"/>
+                <w:sz w:val="20"/>
+              </w:rPr>
               <w:t>Pass</w:t>
             </w:r>
           </w:p>
         </w:tc>
         <w:tc>
           <w:tcPr>
-            <w:tcW w:type="dxa" w:w="2160"/>
+            <w:tcW w:type="dxa" w:w="2436"/>
+            <w:tcBorders>
+              <w:top w:val="single" w:sz="6" w:color="D6DBE2"/>
+              <w:left w:val="single" w:sz="6" w:color="D6DBE2"/>
+              <w:bottom w:val="single" w:sz="6" w:color="D6DBE2"/>
+              <w:right w:val="single" w:sz="6" w:color="D6DBE2"/>
+            </w:tcBorders>
+            <w:vAlign w:val="center"/>
           </w:tcPr>
           <w:p>
             <w:r>
+              <w:rPr>
+                <w:b/>
+                <w:color w:val="1F7A3F"/>
+                <w:sz w:val="20"/>
+              </w:rPr>
               <w:t>Resolved</w:t>
             </w:r>
           </w:p>
@@ -1154,40 +2545,90 @@
       <w:tr>
         <w:tc>
           <w:tcPr>
-            <w:tcW w:type="dxa" w:w="2160"/>
+            <w:tcW w:type="dxa" w:w="2436"/>
+            <w:shd w:val="clear" w:color="auto" w:fill="F4F6FA"/>
+            <w:tcBorders>
+              <w:top w:val="single" w:sz="6" w:color="D6DBE2"/>
+              <w:left w:val="single" w:sz="6" w:color="D6DBE2"/>
+              <w:bottom w:val="single" w:sz="6" w:color="D6DBE2"/>
+              <w:right w:val="single" w:sz="6" w:color="D6DBE2"/>
+            </w:tcBorders>
+            <w:vAlign w:val="center"/>
           </w:tcPr>
           <w:p>
             <w:r>
+              <w:rPr>
+                <w:color w:val="333333"/>
+                <w:sz w:val="20"/>
+              </w:rPr>
               <w:t>2.4.3 Focus Order</w:t>
             </w:r>
           </w:p>
         </w:tc>
         <w:tc>
           <w:tcPr>
-            <w:tcW w:type="dxa" w:w="2160"/>
+            <w:tcW w:type="dxa" w:w="2436"/>
+            <w:shd w:val="clear" w:color="auto" w:fill="F4F6FA"/>
+            <w:tcBorders>
+              <w:top w:val="single" w:sz="6" w:color="D6DBE2"/>
+              <w:left w:val="single" w:sz="6" w:color="D6DBE2"/>
+              <w:bottom w:val="single" w:sz="6" w:color="D6DBE2"/>
+              <w:right w:val="single" w:sz="6" w:color="D6DBE2"/>
+            </w:tcBorders>
+            <w:vAlign w:val="center"/>
           </w:tcPr>
           <w:p>
             <w:r>
+              <w:rPr>
+                <w:color w:val="333333"/>
+                <w:sz w:val="20"/>
+              </w:rPr>
               <w:t>Focus order follows a logical sequence that preserves meaning and operability.</w:t>
             </w:r>
           </w:p>
         </w:tc>
         <w:tc>
           <w:tcPr>
-            <w:tcW w:type="dxa" w:w="2160"/>
+            <w:tcW w:type="dxa" w:w="2436"/>
+            <w:shd w:val="clear" w:color="auto" w:fill="F4F6FA"/>
+            <w:tcBorders>
+              <w:top w:val="single" w:sz="6" w:color="D6DBE2"/>
+              <w:left w:val="single" w:sz="6" w:color="D6DBE2"/>
+              <w:bottom w:val="single" w:sz="6" w:color="D6DBE2"/>
+              <w:right w:val="single" w:sz="6" w:color="D6DBE2"/>
+            </w:tcBorders>
+            <w:vAlign w:val="center"/>
           </w:tcPr>
           <w:p>
             <w:r>
+              <w:rPr>
+                <w:b/>
+                <w:color w:val="1F7A3F"/>
+                <w:sz w:val="20"/>
+              </w:rPr>
               <w:t>Pass</w:t>
             </w:r>
           </w:p>
         </w:tc>
         <w:tc>
           <w:tcPr>
-            <w:tcW w:type="dxa" w:w="2160"/>
+            <w:tcW w:type="dxa" w:w="2436"/>
+            <w:shd w:val="clear" w:color="auto" w:fill="F4F6FA"/>
+            <w:tcBorders>
+              <w:top w:val="single" w:sz="6" w:color="D6DBE2"/>
+              <w:left w:val="single" w:sz="6" w:color="D6DBE2"/>
+              <w:bottom w:val="single" w:sz="6" w:color="D6DBE2"/>
+              <w:right w:val="single" w:sz="6" w:color="D6DBE2"/>
+            </w:tcBorders>
+            <w:vAlign w:val="center"/>
           </w:tcPr>
           <w:p>
             <w:r>
+              <w:rPr>
+                <w:b/>
+                <w:color w:val="1F7A3F"/>
+                <w:sz w:val="20"/>
+              </w:rPr>
               <w:t>Resolved</w:t>
             </w:r>
           </w:p>
@@ -1196,40 +2637,86 @@
       <w:tr>
         <w:tc>
           <w:tcPr>
-            <w:tcW w:type="dxa" w:w="2160"/>
+            <w:tcW w:type="dxa" w:w="2436"/>
+            <w:tcBorders>
+              <w:top w:val="single" w:sz="6" w:color="D6DBE2"/>
+              <w:left w:val="single" w:sz="6" w:color="D6DBE2"/>
+              <w:bottom w:val="single" w:sz="6" w:color="D6DBE2"/>
+              <w:right w:val="single" w:sz="6" w:color="D6DBE2"/>
+            </w:tcBorders>
+            <w:vAlign w:val="center"/>
           </w:tcPr>
           <w:p>
             <w:r>
+              <w:rPr>
+                <w:color w:val="333333"/>
+                <w:sz w:val="20"/>
+              </w:rPr>
               <w:t>2.4.4 Link Purpose (In Context)</w:t>
             </w:r>
           </w:p>
         </w:tc>
         <w:tc>
           <w:tcPr>
-            <w:tcW w:type="dxa" w:w="2160"/>
+            <w:tcW w:type="dxa" w:w="2436"/>
+            <w:tcBorders>
+              <w:top w:val="single" w:sz="6" w:color="D6DBE2"/>
+              <w:left w:val="single" w:sz="6" w:color="D6DBE2"/>
+              <w:bottom w:val="single" w:sz="6" w:color="D6DBE2"/>
+              <w:right w:val="single" w:sz="6" w:color="D6DBE2"/>
+            </w:tcBorders>
+            <w:vAlign w:val="center"/>
           </w:tcPr>
           <w:p>
             <w:r>
+              <w:rPr>
+                <w:color w:val="333333"/>
+                <w:sz w:val="20"/>
+              </w:rPr>
               <w:t>Link text is descriptive and unambiguous within its surrounding context.</w:t>
             </w:r>
           </w:p>
         </w:tc>
         <w:tc>
           <w:tcPr>
-            <w:tcW w:type="dxa" w:w="2160"/>
+            <w:tcW w:type="dxa" w:w="2436"/>
+            <w:tcBorders>
+              <w:top w:val="single" w:sz="6" w:color="D6DBE2"/>
+              <w:left w:val="single" w:sz="6" w:color="D6DBE2"/>
+              <w:bottom w:val="single" w:sz="6" w:color="D6DBE2"/>
+              <w:right w:val="single" w:sz="6" w:color="D6DBE2"/>
+            </w:tcBorders>
+            <w:vAlign w:val="center"/>
           </w:tcPr>
           <w:p>
             <w:r>
+              <w:rPr>
+                <w:b/>
+                <w:color w:val="1F7A3F"/>
+                <w:sz w:val="20"/>
+              </w:rPr>
               <w:t>Pass</w:t>
             </w:r>
           </w:p>
         </w:tc>
         <w:tc>
           <w:tcPr>
-            <w:tcW w:type="dxa" w:w="2160"/>
+            <w:tcW w:type="dxa" w:w="2436"/>
+            <w:tcBorders>
+              <w:top w:val="single" w:sz="6" w:color="D6DBE2"/>
+              <w:left w:val="single" w:sz="6" w:color="D6DBE2"/>
+              <w:bottom w:val="single" w:sz="6" w:color="D6DBE2"/>
+              <w:right w:val="single" w:sz="6" w:color="D6DBE2"/>
+            </w:tcBorders>
+            <w:vAlign w:val="center"/>
           </w:tcPr>
           <w:p>
             <w:r>
+              <w:rPr>
+                <w:b/>
+                <w:color w:val="1F7A3F"/>
+                <w:sz w:val="20"/>
+              </w:rPr>
               <w:t>Resolved</w:t>
             </w:r>
           </w:p>
@@ -1238,40 +2725,90 @@
       <w:tr>
         <w:tc>
           <w:tcPr>
-            <w:tcW w:type="dxa" w:w="2160"/>
+            <w:tcW w:type="dxa" w:w="2436"/>
+            <w:shd w:val="clear" w:color="auto" w:fill="F4F6FA"/>
+            <w:tcBorders>
+              <w:top w:val="single" w:sz="6" w:color="D6DBE2"/>
+              <w:left w:val="single" w:sz="6" w:color="D6DBE2"/>
+              <w:bottom w:val="single" w:sz="6" w:color="D6DBE2"/>
+              <w:right w:val="single" w:sz="6" w:color="D6DBE2"/>
+            </w:tcBorders>
+            <w:vAlign w:val="center"/>
           </w:tcPr>
           <w:p>
             <w:r>
+              <w:rPr>
+                <w:color w:val="333333"/>
+                <w:sz w:val="20"/>
+              </w:rPr>
               <w:t>2.4.7 Focus Visible</w:t>
             </w:r>
           </w:p>
         </w:tc>
         <w:tc>
           <w:tcPr>
-            <w:tcW w:type="dxa" w:w="2160"/>
+            <w:tcW w:type="dxa" w:w="2436"/>
+            <w:shd w:val="clear" w:color="auto" w:fill="F4F6FA"/>
+            <w:tcBorders>
+              <w:top w:val="single" w:sz="6" w:color="D6DBE2"/>
+              <w:left w:val="single" w:sz="6" w:color="D6DBE2"/>
+              <w:bottom w:val="single" w:sz="6" w:color="D6DBE2"/>
+              <w:right w:val="single" w:sz="6" w:color="D6DBE2"/>
+            </w:tcBorders>
+            <w:vAlign w:val="center"/>
           </w:tcPr>
           <w:p>
             <w:r>
+              <w:rPr>
+                <w:color w:val="333333"/>
+                <w:sz w:val="20"/>
+              </w:rPr>
               <w:t>A visible focus indicator is present on every focusable element.</w:t>
             </w:r>
           </w:p>
         </w:tc>
         <w:tc>
           <w:tcPr>
-            <w:tcW w:type="dxa" w:w="2160"/>
+            <w:tcW w:type="dxa" w:w="2436"/>
+            <w:shd w:val="clear" w:color="auto" w:fill="F4F6FA"/>
+            <w:tcBorders>
+              <w:top w:val="single" w:sz="6" w:color="D6DBE2"/>
+              <w:left w:val="single" w:sz="6" w:color="D6DBE2"/>
+              <w:bottom w:val="single" w:sz="6" w:color="D6DBE2"/>
+              <w:right w:val="single" w:sz="6" w:color="D6DBE2"/>
+            </w:tcBorders>
+            <w:vAlign w:val="center"/>
           </w:tcPr>
           <w:p>
             <w:r>
+              <w:rPr>
+                <w:b/>
+                <w:color w:val="1F7A3F"/>
+                <w:sz w:val="20"/>
+              </w:rPr>
               <w:t>Pass</w:t>
             </w:r>
           </w:p>
         </w:tc>
         <w:tc>
           <w:tcPr>
-            <w:tcW w:type="dxa" w:w="2160"/>
+            <w:tcW w:type="dxa" w:w="2436"/>
+            <w:shd w:val="clear" w:color="auto" w:fill="F4F6FA"/>
+            <w:tcBorders>
+              <w:top w:val="single" w:sz="6" w:color="D6DBE2"/>
+              <w:left w:val="single" w:sz="6" w:color="D6DBE2"/>
+              <w:bottom w:val="single" w:sz="6" w:color="D6DBE2"/>
+              <w:right w:val="single" w:sz="6" w:color="D6DBE2"/>
+            </w:tcBorders>
+            <w:vAlign w:val="center"/>
           </w:tcPr>
           <w:p>
             <w:r>
+              <w:rPr>
+                <w:b/>
+                <w:color w:val="1F7A3F"/>
+                <w:sz w:val="20"/>
+              </w:rPr>
               <w:t>Resolved</w:t>
             </w:r>
           </w:p>
@@ -1280,40 +2817,86 @@
       <w:tr>
         <w:tc>
           <w:tcPr>
-            <w:tcW w:type="dxa" w:w="2160"/>
+            <w:tcW w:type="dxa" w:w="2436"/>
+            <w:tcBorders>
+              <w:top w:val="single" w:sz="6" w:color="D6DBE2"/>
+              <w:left w:val="single" w:sz="6" w:color="D6DBE2"/>
+              <w:bottom w:val="single" w:sz="6" w:color="D6DBE2"/>
+              <w:right w:val="single" w:sz="6" w:color="D6DBE2"/>
+            </w:tcBorders>
+            <w:vAlign w:val="center"/>
           </w:tcPr>
           <w:p>
             <w:r>
+              <w:rPr>
+                <w:color w:val="333333"/>
+                <w:sz w:val="20"/>
+              </w:rPr>
               <w:t>2.5.5 Target Size</w:t>
             </w:r>
           </w:p>
         </w:tc>
         <w:tc>
           <w:tcPr>
-            <w:tcW w:type="dxa" w:w="2160"/>
+            <w:tcW w:type="dxa" w:w="2436"/>
+            <w:tcBorders>
+              <w:top w:val="single" w:sz="6" w:color="D6DBE2"/>
+              <w:left w:val="single" w:sz="6" w:color="D6DBE2"/>
+              <w:bottom w:val="single" w:sz="6" w:color="D6DBE2"/>
+              <w:right w:val="single" w:sz="6" w:color="D6DBE2"/>
+            </w:tcBorders>
+            <w:vAlign w:val="center"/>
           </w:tcPr>
           <w:p>
             <w:r>
-              <w:t>Primary tap targets meet or exceed the recommended 44×44 CSS pixel area.</w:t>
+              <w:rPr>
+                <w:color w:val="333333"/>
+                <w:sz w:val="20"/>
+              </w:rPr>
+              <w:t>Primary tap targets meet or exceed the recommended 44 × 44 CSS pixel area.</w:t>
             </w:r>
           </w:p>
         </w:tc>
         <w:tc>
           <w:tcPr>
-            <w:tcW w:type="dxa" w:w="2160"/>
+            <w:tcW w:type="dxa" w:w="2436"/>
+            <w:tcBorders>
+              <w:top w:val="single" w:sz="6" w:color="D6DBE2"/>
+              <w:left w:val="single" w:sz="6" w:color="D6DBE2"/>
+              <w:bottom w:val="single" w:sz="6" w:color="D6DBE2"/>
+              <w:right w:val="single" w:sz="6" w:color="D6DBE2"/>
+            </w:tcBorders>
+            <w:vAlign w:val="center"/>
           </w:tcPr>
           <w:p>
             <w:r>
+              <w:rPr>
+                <w:b/>
+                <w:color w:val="1F7A3F"/>
+                <w:sz w:val="20"/>
+              </w:rPr>
               <w:t>Pass</w:t>
             </w:r>
           </w:p>
         </w:tc>
         <w:tc>
           <w:tcPr>
-            <w:tcW w:type="dxa" w:w="2160"/>
+            <w:tcW w:type="dxa" w:w="2436"/>
+            <w:tcBorders>
+              <w:top w:val="single" w:sz="6" w:color="D6DBE2"/>
+              <w:left w:val="single" w:sz="6" w:color="D6DBE2"/>
+              <w:bottom w:val="single" w:sz="6" w:color="D6DBE2"/>
+              <w:right w:val="single" w:sz="6" w:color="D6DBE2"/>
+            </w:tcBorders>
+            <w:vAlign w:val="center"/>
           </w:tcPr>
           <w:p>
             <w:r>
+              <w:rPr>
+                <w:b/>
+                <w:color w:val="1F7A3F"/>
+                <w:sz w:val="20"/>
+              </w:rPr>
               <w:t>Resolved</w:t>
             </w:r>
           </w:p>
@@ -1322,25 +2905,26 @@
     </w:tbl>
     <w:p>
       <w:pPr>
-        <w:spacing w:before="240" w:after="120"/>
+        <w:spacing w:before="200" w:after="80"/>
       </w:pPr>
       <w:r>
         <w:rPr>
           <w:b/>
-          <w:color w:val="1F3A5F"/>
+          <w:color w:val="1E3A6B"/>
           <w:sz w:val="28"/>
         </w:rPr>
-        <w:t>4.3 Understandable</w:t>
+        <w:t>4.3  Understandable</w:t>
       </w:r>
     </w:p>
     <w:p>
       <w:pPr>
-        <w:spacing w:after="120"/>
+        <w:spacing w:after="120" w:line="300" w:lineRule="auto"/>
       </w:pPr>
       <w:r>
         <w:rPr>
           <w:b w:val="0"/>
-          <w:i w:val="0"/>
+          <w:i/>
+          <w:color w:val="555E6B"/>
           <w:sz w:val="22"/>
         </w:rPr>
         <w:t>Information and the operation of the user interface must be understandable.</w:t>
@@ -1348,27 +2932,35 @@
     </w:p>
     <w:tbl>
       <w:tblPr>
-        <w:tblStyle w:val="LightGrid-Accent1"/>
         <w:tblW w:type="auto" w:w="0"/>
+        <w:jc w:val="center"/>
         <w:tblLook w:firstColumn="1" w:firstRow="1" w:lastColumn="0" w:lastRow="0" w:noHBand="0" w:noVBand="1" w:val="04A0"/>
       </w:tblPr>
       <w:tblGrid>
-        <w:gridCol w:w="2160"/>
-        <w:gridCol w:w="2160"/>
-        <w:gridCol w:w="2160"/>
-        <w:gridCol w:w="2160"/>
+        <w:gridCol w:w="2436"/>
+        <w:gridCol w:w="2436"/>
+        <w:gridCol w:w="2436"/>
+        <w:gridCol w:w="2436"/>
       </w:tblGrid>
       <w:tr>
         <w:tc>
           <w:tcPr>
-            <w:tcW w:type="dxa" w:w="2160"/>
-            <w:shd w:val="clear" w:color="auto" w:fill="1F3A5F"/>
+            <w:tcW w:type="dxa" w:w="2436"/>
+            <w:shd w:val="clear" w:color="auto" w:fill="0E2A47"/>
+            <w:tcBorders>
+              <w:top w:val="single" w:sz="6" w:color="0E2A47"/>
+              <w:left w:val="single" w:sz="6" w:color="0E2A47"/>
+              <w:bottom w:val="single" w:sz="6" w:color="0E2A47"/>
+              <w:right w:val="single" w:sz="6" w:color="0E2A47"/>
+            </w:tcBorders>
+            <w:vAlign w:val="center"/>
           </w:tcPr>
           <w:p>
             <w:r>
               <w:rPr>
                 <w:b/>
                 <w:color w:val="FFFFFF"/>
+                <w:sz w:val="20"/>
               </w:rPr>
               <w:t>Success Criterion</w:t>
             </w:r>
@@ -1376,14 +2968,22 @@
         </w:tc>
         <w:tc>
           <w:tcPr>
-            <w:tcW w:type="dxa" w:w="2160"/>
-            <w:shd w:val="clear" w:color="auto" w:fill="1F3A5F"/>
+            <w:tcW w:type="dxa" w:w="2436"/>
+            <w:shd w:val="clear" w:color="auto" w:fill="0E2A47"/>
+            <w:tcBorders>
+              <w:top w:val="single" w:sz="6" w:color="0E2A47"/>
+              <w:left w:val="single" w:sz="6" w:color="0E2A47"/>
+              <w:bottom w:val="single" w:sz="6" w:color="0E2A47"/>
+              <w:right w:val="single" w:sz="6" w:color="0E2A47"/>
+            </w:tcBorders>
+            <w:vAlign w:val="center"/>
           </w:tcPr>
           <w:p>
             <w:r>
               <w:rPr>
                 <w:b/>
                 <w:color w:val="FFFFFF"/>
+                <w:sz w:val="20"/>
               </w:rPr>
               <w:t>Observation</w:t>
             </w:r>
@@ -1391,14 +2991,22 @@
         </w:tc>
         <w:tc>
           <w:tcPr>
-            <w:tcW w:type="dxa" w:w="2160"/>
-            <w:shd w:val="clear" w:color="auto" w:fill="1F3A5F"/>
+            <w:tcW w:type="dxa" w:w="2436"/>
+            <w:shd w:val="clear" w:color="auto" w:fill="0E2A47"/>
+            <w:tcBorders>
+              <w:top w:val="single" w:sz="6" w:color="0E2A47"/>
+              <w:left w:val="single" w:sz="6" w:color="0E2A47"/>
+              <w:bottom w:val="single" w:sz="6" w:color="0E2A47"/>
+              <w:right w:val="single" w:sz="6" w:color="0E2A47"/>
+            </w:tcBorders>
+            <w:vAlign w:val="center"/>
           </w:tcPr>
           <w:p>
             <w:r>
               <w:rPr>
                 <w:b/>
                 <w:color w:val="FFFFFF"/>
+                <w:sz w:val="20"/>
               </w:rPr>
               <w:t>Severity</w:t>
             </w:r>
@@ -1406,14 +3014,22 @@
         </w:tc>
         <w:tc>
           <w:tcPr>
-            <w:tcW w:type="dxa" w:w="2160"/>
-            <w:shd w:val="clear" w:color="auto" w:fill="1F3A5F"/>
+            <w:tcW w:type="dxa" w:w="2436"/>
+            <w:shd w:val="clear" w:color="auto" w:fill="0E2A47"/>
+            <w:tcBorders>
+              <w:top w:val="single" w:sz="6" w:color="0E2A47"/>
+              <w:left w:val="single" w:sz="6" w:color="0E2A47"/>
+              <w:bottom w:val="single" w:sz="6" w:color="0E2A47"/>
+              <w:right w:val="single" w:sz="6" w:color="0E2A47"/>
+            </w:tcBorders>
+            <w:vAlign w:val="center"/>
           </w:tcPr>
           <w:p>
             <w:r>
               <w:rPr>
                 <w:b/>
                 <w:color w:val="FFFFFF"/>
+                <w:sz w:val="20"/>
               </w:rPr>
               <w:t>Status</w:t>
             </w:r>
@@ -1423,40 +3039,86 @@
       <w:tr>
         <w:tc>
           <w:tcPr>
-            <w:tcW w:type="dxa" w:w="2160"/>
+            <w:tcW w:type="dxa" w:w="2436"/>
+            <w:tcBorders>
+              <w:top w:val="single" w:sz="6" w:color="D6DBE2"/>
+              <w:left w:val="single" w:sz="6" w:color="D6DBE2"/>
+              <w:bottom w:val="single" w:sz="6" w:color="D6DBE2"/>
+              <w:right w:val="single" w:sz="6" w:color="D6DBE2"/>
+            </w:tcBorders>
+            <w:vAlign w:val="center"/>
           </w:tcPr>
           <w:p>
             <w:r>
+              <w:rPr>
+                <w:color w:val="333333"/>
+                <w:sz w:val="20"/>
+              </w:rPr>
               <w:t>3.1.1 Language of Page</w:t>
             </w:r>
           </w:p>
         </w:tc>
         <w:tc>
           <w:tcPr>
-            <w:tcW w:type="dxa" w:w="2160"/>
+            <w:tcW w:type="dxa" w:w="2436"/>
+            <w:tcBorders>
+              <w:top w:val="single" w:sz="6" w:color="D6DBE2"/>
+              <w:left w:val="single" w:sz="6" w:color="D6DBE2"/>
+              <w:bottom w:val="single" w:sz="6" w:color="D6DBE2"/>
+              <w:right w:val="single" w:sz="6" w:color="D6DBE2"/>
+            </w:tcBorders>
+            <w:vAlign w:val="center"/>
           </w:tcPr>
           <w:p>
             <w:r>
+              <w:rPr>
+                <w:color w:val="333333"/>
+                <w:sz w:val="20"/>
+              </w:rPr>
               <w:t>The document language is correctly declared on all pages.</w:t>
             </w:r>
           </w:p>
         </w:tc>
         <w:tc>
           <w:tcPr>
-            <w:tcW w:type="dxa" w:w="2160"/>
+            <w:tcW w:type="dxa" w:w="2436"/>
+            <w:tcBorders>
+              <w:top w:val="single" w:sz="6" w:color="D6DBE2"/>
+              <w:left w:val="single" w:sz="6" w:color="D6DBE2"/>
+              <w:bottom w:val="single" w:sz="6" w:color="D6DBE2"/>
+              <w:right w:val="single" w:sz="6" w:color="D6DBE2"/>
+            </w:tcBorders>
+            <w:vAlign w:val="center"/>
           </w:tcPr>
           <w:p>
             <w:r>
+              <w:rPr>
+                <w:b/>
+                <w:color w:val="1F7A3F"/>
+                <w:sz w:val="20"/>
+              </w:rPr>
               <w:t>Pass</w:t>
             </w:r>
           </w:p>
         </w:tc>
         <w:tc>
           <w:tcPr>
-            <w:tcW w:type="dxa" w:w="2160"/>
+            <w:tcW w:type="dxa" w:w="2436"/>
+            <w:tcBorders>
+              <w:top w:val="single" w:sz="6" w:color="D6DBE2"/>
+              <w:left w:val="single" w:sz="6" w:color="D6DBE2"/>
+              <w:bottom w:val="single" w:sz="6" w:color="D6DBE2"/>
+              <w:right w:val="single" w:sz="6" w:color="D6DBE2"/>
+            </w:tcBorders>
+            <w:vAlign w:val="center"/>
           </w:tcPr>
           <w:p>
             <w:r>
+              <w:rPr>
+                <w:b/>
+                <w:color w:val="1F7A3F"/>
+                <w:sz w:val="20"/>
+              </w:rPr>
               <w:t>Resolved</w:t>
             </w:r>
           </w:p>
@@ -1465,40 +3127,90 @@
       <w:tr>
         <w:tc>
           <w:tcPr>
-            <w:tcW w:type="dxa" w:w="2160"/>
+            <w:tcW w:type="dxa" w:w="2436"/>
+            <w:shd w:val="clear" w:color="auto" w:fill="F4F6FA"/>
+            <w:tcBorders>
+              <w:top w:val="single" w:sz="6" w:color="D6DBE2"/>
+              <w:left w:val="single" w:sz="6" w:color="D6DBE2"/>
+              <w:bottom w:val="single" w:sz="6" w:color="D6DBE2"/>
+              <w:right w:val="single" w:sz="6" w:color="D6DBE2"/>
+            </w:tcBorders>
+            <w:vAlign w:val="center"/>
           </w:tcPr>
           <w:p>
             <w:r>
+              <w:rPr>
+                <w:color w:val="333333"/>
+                <w:sz w:val="20"/>
+              </w:rPr>
               <w:t>3.2.2 On Input</w:t>
             </w:r>
           </w:p>
         </w:tc>
         <w:tc>
           <w:tcPr>
-            <w:tcW w:type="dxa" w:w="2160"/>
+            <w:tcW w:type="dxa" w:w="2436"/>
+            <w:shd w:val="clear" w:color="auto" w:fill="F4F6FA"/>
+            <w:tcBorders>
+              <w:top w:val="single" w:sz="6" w:color="D6DBE2"/>
+              <w:left w:val="single" w:sz="6" w:color="D6DBE2"/>
+              <w:bottom w:val="single" w:sz="6" w:color="D6DBE2"/>
+              <w:right w:val="single" w:sz="6" w:color="D6DBE2"/>
+            </w:tcBorders>
+            <w:vAlign w:val="center"/>
           </w:tcPr>
           <w:p>
             <w:r>
+              <w:rPr>
+                <w:color w:val="333333"/>
+                <w:sz w:val="20"/>
+              </w:rPr>
               <w:t>Form interactions do not produce unexpected context changes.</w:t>
             </w:r>
           </w:p>
         </w:tc>
         <w:tc>
           <w:tcPr>
-            <w:tcW w:type="dxa" w:w="2160"/>
+            <w:tcW w:type="dxa" w:w="2436"/>
+            <w:shd w:val="clear" w:color="auto" w:fill="F4F6FA"/>
+            <w:tcBorders>
+              <w:top w:val="single" w:sz="6" w:color="D6DBE2"/>
+              <w:left w:val="single" w:sz="6" w:color="D6DBE2"/>
+              <w:bottom w:val="single" w:sz="6" w:color="D6DBE2"/>
+              <w:right w:val="single" w:sz="6" w:color="D6DBE2"/>
+            </w:tcBorders>
+            <w:vAlign w:val="center"/>
           </w:tcPr>
           <w:p>
             <w:r>
+              <w:rPr>
+                <w:b/>
+                <w:color w:val="1F7A3F"/>
+                <w:sz w:val="20"/>
+              </w:rPr>
               <w:t>Pass</w:t>
             </w:r>
           </w:p>
         </w:tc>
         <w:tc>
           <w:tcPr>
-            <w:tcW w:type="dxa" w:w="2160"/>
+            <w:tcW w:type="dxa" w:w="2436"/>
+            <w:shd w:val="clear" w:color="auto" w:fill="F4F6FA"/>
+            <w:tcBorders>
+              <w:top w:val="single" w:sz="6" w:color="D6DBE2"/>
+              <w:left w:val="single" w:sz="6" w:color="D6DBE2"/>
+              <w:bottom w:val="single" w:sz="6" w:color="D6DBE2"/>
+              <w:right w:val="single" w:sz="6" w:color="D6DBE2"/>
+            </w:tcBorders>
+            <w:vAlign w:val="center"/>
           </w:tcPr>
           <w:p>
             <w:r>
+              <w:rPr>
+                <w:b/>
+                <w:color w:val="1F7A3F"/>
+                <w:sz w:val="20"/>
+              </w:rPr>
               <w:t>Resolved</w:t>
             </w:r>
           </w:p>
@@ -1507,40 +3219,86 @@
       <w:tr>
         <w:tc>
           <w:tcPr>
-            <w:tcW w:type="dxa" w:w="2160"/>
+            <w:tcW w:type="dxa" w:w="2436"/>
+            <w:tcBorders>
+              <w:top w:val="single" w:sz="6" w:color="D6DBE2"/>
+              <w:left w:val="single" w:sz="6" w:color="D6DBE2"/>
+              <w:bottom w:val="single" w:sz="6" w:color="D6DBE2"/>
+              <w:right w:val="single" w:sz="6" w:color="D6DBE2"/>
+            </w:tcBorders>
+            <w:vAlign w:val="center"/>
           </w:tcPr>
           <w:p>
             <w:r>
+              <w:rPr>
+                <w:color w:val="333333"/>
+                <w:sz w:val="20"/>
+              </w:rPr>
               <w:t>3.3.1 Error Identification</w:t>
             </w:r>
           </w:p>
         </w:tc>
         <w:tc>
           <w:tcPr>
-            <w:tcW w:type="dxa" w:w="2160"/>
+            <w:tcW w:type="dxa" w:w="2436"/>
+            <w:tcBorders>
+              <w:top w:val="single" w:sz="6" w:color="D6DBE2"/>
+              <w:left w:val="single" w:sz="6" w:color="D6DBE2"/>
+              <w:bottom w:val="single" w:sz="6" w:color="D6DBE2"/>
+              <w:right w:val="single" w:sz="6" w:color="D6DBE2"/>
+            </w:tcBorders>
+            <w:vAlign w:val="center"/>
           </w:tcPr>
           <w:p>
             <w:r>
+              <w:rPr>
+                <w:color w:val="333333"/>
+                <w:sz w:val="20"/>
+              </w:rPr>
               <w:t>Form errors are clearly identified in text and programmatically associated with their fields.</w:t>
             </w:r>
           </w:p>
         </w:tc>
         <w:tc>
           <w:tcPr>
-            <w:tcW w:type="dxa" w:w="2160"/>
+            <w:tcW w:type="dxa" w:w="2436"/>
+            <w:tcBorders>
+              <w:top w:val="single" w:sz="6" w:color="D6DBE2"/>
+              <w:left w:val="single" w:sz="6" w:color="D6DBE2"/>
+              <w:bottom w:val="single" w:sz="6" w:color="D6DBE2"/>
+              <w:right w:val="single" w:sz="6" w:color="D6DBE2"/>
+            </w:tcBorders>
+            <w:vAlign w:val="center"/>
           </w:tcPr>
           <w:p>
             <w:r>
+              <w:rPr>
+                <w:b/>
+                <w:color w:val="1F7A3F"/>
+                <w:sz w:val="20"/>
+              </w:rPr>
               <w:t>Pass</w:t>
             </w:r>
           </w:p>
         </w:tc>
         <w:tc>
           <w:tcPr>
-            <w:tcW w:type="dxa" w:w="2160"/>
+            <w:tcW w:type="dxa" w:w="2436"/>
+            <w:tcBorders>
+              <w:top w:val="single" w:sz="6" w:color="D6DBE2"/>
+              <w:left w:val="single" w:sz="6" w:color="D6DBE2"/>
+              <w:bottom w:val="single" w:sz="6" w:color="D6DBE2"/>
+              <w:right w:val="single" w:sz="6" w:color="D6DBE2"/>
+            </w:tcBorders>
+            <w:vAlign w:val="center"/>
           </w:tcPr>
           <w:p>
             <w:r>
+              <w:rPr>
+                <w:b/>
+                <w:color w:val="1F7A3F"/>
+                <w:sz w:val="20"/>
+              </w:rPr>
               <w:t>Resolved</w:t>
             </w:r>
           </w:p>
@@ -1549,40 +3307,90 @@
       <w:tr>
         <w:tc>
           <w:tcPr>
-            <w:tcW w:type="dxa" w:w="2160"/>
+            <w:tcW w:type="dxa" w:w="2436"/>
+            <w:shd w:val="clear" w:color="auto" w:fill="F4F6FA"/>
+            <w:tcBorders>
+              <w:top w:val="single" w:sz="6" w:color="D6DBE2"/>
+              <w:left w:val="single" w:sz="6" w:color="D6DBE2"/>
+              <w:bottom w:val="single" w:sz="6" w:color="D6DBE2"/>
+              <w:right w:val="single" w:sz="6" w:color="D6DBE2"/>
+            </w:tcBorders>
+            <w:vAlign w:val="center"/>
           </w:tcPr>
           <w:p>
             <w:r>
+              <w:rPr>
+                <w:color w:val="333333"/>
+                <w:sz w:val="20"/>
+              </w:rPr>
               <w:t>3.3.2 Labels or Instructions</w:t>
             </w:r>
           </w:p>
         </w:tc>
         <w:tc>
           <w:tcPr>
-            <w:tcW w:type="dxa" w:w="2160"/>
+            <w:tcW w:type="dxa" w:w="2436"/>
+            <w:shd w:val="clear" w:color="auto" w:fill="F4F6FA"/>
+            <w:tcBorders>
+              <w:top w:val="single" w:sz="6" w:color="D6DBE2"/>
+              <w:left w:val="single" w:sz="6" w:color="D6DBE2"/>
+              <w:bottom w:val="single" w:sz="6" w:color="D6DBE2"/>
+              <w:right w:val="single" w:sz="6" w:color="D6DBE2"/>
+            </w:tcBorders>
+            <w:vAlign w:val="center"/>
           </w:tcPr>
           <w:p>
             <w:r>
+              <w:rPr>
+                <w:color w:val="333333"/>
+                <w:sz w:val="20"/>
+              </w:rPr>
               <w:t>All inputs include visible labels or accessible names; placeholder text is not the sole label.</w:t>
             </w:r>
           </w:p>
         </w:tc>
         <w:tc>
           <w:tcPr>
-            <w:tcW w:type="dxa" w:w="2160"/>
+            <w:tcW w:type="dxa" w:w="2436"/>
+            <w:shd w:val="clear" w:color="auto" w:fill="F4F6FA"/>
+            <w:tcBorders>
+              <w:top w:val="single" w:sz="6" w:color="D6DBE2"/>
+              <w:left w:val="single" w:sz="6" w:color="D6DBE2"/>
+              <w:bottom w:val="single" w:sz="6" w:color="D6DBE2"/>
+              <w:right w:val="single" w:sz="6" w:color="D6DBE2"/>
+            </w:tcBorders>
+            <w:vAlign w:val="center"/>
           </w:tcPr>
           <w:p>
             <w:r>
+              <w:rPr>
+                <w:b/>
+                <w:color w:val="1F7A3F"/>
+                <w:sz w:val="20"/>
+              </w:rPr>
               <w:t>Pass</w:t>
             </w:r>
           </w:p>
         </w:tc>
         <w:tc>
           <w:tcPr>
-            <w:tcW w:type="dxa" w:w="2160"/>
+            <w:tcW w:type="dxa" w:w="2436"/>
+            <w:shd w:val="clear" w:color="auto" w:fill="F4F6FA"/>
+            <w:tcBorders>
+              <w:top w:val="single" w:sz="6" w:color="D6DBE2"/>
+              <w:left w:val="single" w:sz="6" w:color="D6DBE2"/>
+              <w:bottom w:val="single" w:sz="6" w:color="D6DBE2"/>
+              <w:right w:val="single" w:sz="6" w:color="D6DBE2"/>
+            </w:tcBorders>
+            <w:vAlign w:val="center"/>
           </w:tcPr>
           <w:p>
             <w:r>
+              <w:rPr>
+                <w:b/>
+                <w:color w:val="1F7A3F"/>
+                <w:sz w:val="20"/>
+              </w:rPr>
               <w:t>Resolved</w:t>
             </w:r>
           </w:p>
@@ -1591,25 +3399,26 @@
     </w:tbl>
     <w:p>
       <w:pPr>
-        <w:spacing w:before="240" w:after="120"/>
+        <w:spacing w:before="200" w:after="80"/>
       </w:pPr>
       <w:r>
         <w:rPr>
           <w:b/>
-          <w:color w:val="1F3A5F"/>
+          <w:color w:val="1E3A6B"/>
           <w:sz w:val="28"/>
         </w:rPr>
-        <w:t>4.4 Robust</w:t>
+        <w:t>4.4  Robust</w:t>
       </w:r>
     </w:p>
     <w:p>
       <w:pPr>
-        <w:spacing w:after="120"/>
+        <w:spacing w:after="120" w:line="300" w:lineRule="auto"/>
       </w:pPr>
       <w:r>
         <w:rPr>
           <w:b w:val="0"/>
-          <w:i w:val="0"/>
+          <w:i/>
+          <w:color w:val="555E6B"/>
           <w:sz w:val="22"/>
         </w:rPr>
         <w:t>Content must be robust enough to be reliably interpreted by a wide range of user agents, including assistive technologies.</w:t>
@@ -1617,27 +3426,35 @@
     </w:p>
     <w:tbl>
       <w:tblPr>
-        <w:tblStyle w:val="LightGrid-Accent1"/>
         <w:tblW w:type="auto" w:w="0"/>
+        <w:jc w:val="center"/>
         <w:tblLook w:firstColumn="1" w:firstRow="1" w:lastColumn="0" w:lastRow="0" w:noHBand="0" w:noVBand="1" w:val="04A0"/>
       </w:tblPr>
       <w:tblGrid>
-        <w:gridCol w:w="2160"/>
-        <w:gridCol w:w="2160"/>
-        <w:gridCol w:w="2160"/>
-        <w:gridCol w:w="2160"/>
+        <w:gridCol w:w="2436"/>
+        <w:gridCol w:w="2436"/>
+        <w:gridCol w:w="2436"/>
+        <w:gridCol w:w="2436"/>
       </w:tblGrid>
       <w:tr>
         <w:tc>
           <w:tcPr>
-            <w:tcW w:type="dxa" w:w="2160"/>
-            <w:shd w:val="clear" w:color="auto" w:fill="1F3A5F"/>
+            <w:tcW w:type="dxa" w:w="2436"/>
+            <w:shd w:val="clear" w:color="auto" w:fill="0E2A47"/>
+            <w:tcBorders>
+              <w:top w:val="single" w:sz="6" w:color="0E2A47"/>
+              <w:left w:val="single" w:sz="6" w:color="0E2A47"/>
+              <w:bottom w:val="single" w:sz="6" w:color="0E2A47"/>
+              <w:right w:val="single" w:sz="6" w:color="0E2A47"/>
+            </w:tcBorders>
+            <w:vAlign w:val="center"/>
           </w:tcPr>
           <w:p>
             <w:r>
               <w:rPr>
                 <w:b/>
                 <w:color w:val="FFFFFF"/>
+                <w:sz w:val="20"/>
               </w:rPr>
               <w:t>Success Criterion</w:t>
             </w:r>
@@ -1645,14 +3462,22 @@
         </w:tc>
         <w:tc>
           <w:tcPr>
-            <w:tcW w:type="dxa" w:w="2160"/>
-            <w:shd w:val="clear" w:color="auto" w:fill="1F3A5F"/>
+            <w:tcW w:type="dxa" w:w="2436"/>
+            <w:shd w:val="clear" w:color="auto" w:fill="0E2A47"/>
+            <w:tcBorders>
+              <w:top w:val="single" w:sz="6" w:color="0E2A47"/>
+              <w:left w:val="single" w:sz="6" w:color="0E2A47"/>
+              <w:bottom w:val="single" w:sz="6" w:color="0E2A47"/>
+              <w:right w:val="single" w:sz="6" w:color="0E2A47"/>
+            </w:tcBorders>
+            <w:vAlign w:val="center"/>
           </w:tcPr>
           <w:p>
             <w:r>
               <w:rPr>
                 <w:b/>
                 <w:color w:val="FFFFFF"/>
+                <w:sz w:val="20"/>
               </w:rPr>
               <w:t>Observation</w:t>
             </w:r>
@@ -1660,14 +3485,22 @@
         </w:tc>
         <w:tc>
           <w:tcPr>
-            <w:tcW w:type="dxa" w:w="2160"/>
-            <w:shd w:val="clear" w:color="auto" w:fill="1F3A5F"/>
+            <w:tcW w:type="dxa" w:w="2436"/>
+            <w:shd w:val="clear" w:color="auto" w:fill="0E2A47"/>
+            <w:tcBorders>
+              <w:top w:val="single" w:sz="6" w:color="0E2A47"/>
+              <w:left w:val="single" w:sz="6" w:color="0E2A47"/>
+              <w:bottom w:val="single" w:sz="6" w:color="0E2A47"/>
+              <w:right w:val="single" w:sz="6" w:color="0E2A47"/>
+            </w:tcBorders>
+            <w:vAlign w:val="center"/>
           </w:tcPr>
           <w:p>
             <w:r>
               <w:rPr>
                 <w:b/>
                 <w:color w:val="FFFFFF"/>
+                <w:sz w:val="20"/>
               </w:rPr>
               <w:t>Severity</w:t>
             </w:r>
@@ -1675,14 +3508,22 @@
         </w:tc>
         <w:tc>
           <w:tcPr>
-            <w:tcW w:type="dxa" w:w="2160"/>
-            <w:shd w:val="clear" w:color="auto" w:fill="1F3A5F"/>
+            <w:tcW w:type="dxa" w:w="2436"/>
+            <w:shd w:val="clear" w:color="auto" w:fill="0E2A47"/>
+            <w:tcBorders>
+              <w:top w:val="single" w:sz="6" w:color="0E2A47"/>
+              <w:left w:val="single" w:sz="6" w:color="0E2A47"/>
+              <w:bottom w:val="single" w:sz="6" w:color="0E2A47"/>
+              <w:right w:val="single" w:sz="6" w:color="0E2A47"/>
+            </w:tcBorders>
+            <w:vAlign w:val="center"/>
           </w:tcPr>
           <w:p>
             <w:r>
               <w:rPr>
                 <w:b/>
                 <w:color w:val="FFFFFF"/>
+                <w:sz w:val="20"/>
               </w:rPr>
               <w:t>Status</w:t>
             </w:r>
@@ -1692,40 +3533,86 @@
       <w:tr>
         <w:tc>
           <w:tcPr>
-            <w:tcW w:type="dxa" w:w="2160"/>
+            <w:tcW w:type="dxa" w:w="2436"/>
+            <w:tcBorders>
+              <w:top w:val="single" w:sz="6" w:color="D6DBE2"/>
+              <w:left w:val="single" w:sz="6" w:color="D6DBE2"/>
+              <w:bottom w:val="single" w:sz="6" w:color="D6DBE2"/>
+              <w:right w:val="single" w:sz="6" w:color="D6DBE2"/>
+            </w:tcBorders>
+            <w:vAlign w:val="center"/>
           </w:tcPr>
           <w:p>
             <w:r>
+              <w:rPr>
+                <w:color w:val="333333"/>
+                <w:sz w:val="20"/>
+              </w:rPr>
               <w:t>4.1.1 Parsing</w:t>
             </w:r>
           </w:p>
         </w:tc>
         <w:tc>
           <w:tcPr>
-            <w:tcW w:type="dxa" w:w="2160"/>
+            <w:tcW w:type="dxa" w:w="2436"/>
+            <w:tcBorders>
+              <w:top w:val="single" w:sz="6" w:color="D6DBE2"/>
+              <w:left w:val="single" w:sz="6" w:color="D6DBE2"/>
+              <w:bottom w:val="single" w:sz="6" w:color="D6DBE2"/>
+              <w:right w:val="single" w:sz="6" w:color="D6DBE2"/>
+            </w:tcBorders>
+            <w:vAlign w:val="center"/>
           </w:tcPr>
           <w:p>
             <w:r>
+              <w:rPr>
+                <w:color w:val="333333"/>
+                <w:sz w:val="20"/>
+              </w:rPr>
               <w:t>Markup validates with no duplicate IDs or unclosed elements that affect parsing.</w:t>
             </w:r>
           </w:p>
         </w:tc>
         <w:tc>
           <w:tcPr>
-            <w:tcW w:type="dxa" w:w="2160"/>
+            <w:tcW w:type="dxa" w:w="2436"/>
+            <w:tcBorders>
+              <w:top w:val="single" w:sz="6" w:color="D6DBE2"/>
+              <w:left w:val="single" w:sz="6" w:color="D6DBE2"/>
+              <w:bottom w:val="single" w:sz="6" w:color="D6DBE2"/>
+              <w:right w:val="single" w:sz="6" w:color="D6DBE2"/>
+            </w:tcBorders>
+            <w:vAlign w:val="center"/>
           </w:tcPr>
           <w:p>
             <w:r>
+              <w:rPr>
+                <w:b/>
+                <w:color w:val="1F7A3F"/>
+                <w:sz w:val="20"/>
+              </w:rPr>
               <w:t>Pass</w:t>
             </w:r>
           </w:p>
         </w:tc>
         <w:tc>
           <w:tcPr>
-            <w:tcW w:type="dxa" w:w="2160"/>
+            <w:tcW w:type="dxa" w:w="2436"/>
+            <w:tcBorders>
+              <w:top w:val="single" w:sz="6" w:color="D6DBE2"/>
+              <w:left w:val="single" w:sz="6" w:color="D6DBE2"/>
+              <w:bottom w:val="single" w:sz="6" w:color="D6DBE2"/>
+              <w:right w:val="single" w:sz="6" w:color="D6DBE2"/>
+            </w:tcBorders>
+            <w:vAlign w:val="center"/>
           </w:tcPr>
           <w:p>
             <w:r>
+              <w:rPr>
+                <w:b/>
+                <w:color w:val="1F7A3F"/>
+                <w:sz w:val="20"/>
+              </w:rPr>
               <w:t>Resolved</w:t>
             </w:r>
           </w:p>
@@ -1734,40 +3621,90 @@
       <w:tr>
         <w:tc>
           <w:tcPr>
-            <w:tcW w:type="dxa" w:w="2160"/>
+            <w:tcW w:type="dxa" w:w="2436"/>
+            <w:shd w:val="clear" w:color="auto" w:fill="F4F6FA"/>
+            <w:tcBorders>
+              <w:top w:val="single" w:sz="6" w:color="D6DBE2"/>
+              <w:left w:val="single" w:sz="6" w:color="D6DBE2"/>
+              <w:bottom w:val="single" w:sz="6" w:color="D6DBE2"/>
+              <w:right w:val="single" w:sz="6" w:color="D6DBE2"/>
+            </w:tcBorders>
+            <w:vAlign w:val="center"/>
           </w:tcPr>
           <w:p>
             <w:r>
+              <w:rPr>
+                <w:color w:val="333333"/>
+                <w:sz w:val="20"/>
+              </w:rPr>
               <w:t>4.1.2 Name, Role, Value</w:t>
             </w:r>
           </w:p>
         </w:tc>
         <w:tc>
           <w:tcPr>
-            <w:tcW w:type="dxa" w:w="2160"/>
+            <w:tcW w:type="dxa" w:w="2436"/>
+            <w:shd w:val="clear" w:color="auto" w:fill="F4F6FA"/>
+            <w:tcBorders>
+              <w:top w:val="single" w:sz="6" w:color="D6DBE2"/>
+              <w:left w:val="single" w:sz="6" w:color="D6DBE2"/>
+              <w:bottom w:val="single" w:sz="6" w:color="D6DBE2"/>
+              <w:right w:val="single" w:sz="6" w:color="D6DBE2"/>
+            </w:tcBorders>
+            <w:vAlign w:val="center"/>
           </w:tcPr>
           <w:p>
             <w:r>
+              <w:rPr>
+                <w:color w:val="333333"/>
+                <w:sz w:val="20"/>
+              </w:rPr>
               <w:t>Custom components expose appropriate roles, names, and states via ARIA where required.</w:t>
             </w:r>
           </w:p>
         </w:tc>
         <w:tc>
           <w:tcPr>
-            <w:tcW w:type="dxa" w:w="2160"/>
+            <w:tcW w:type="dxa" w:w="2436"/>
+            <w:shd w:val="clear" w:color="auto" w:fill="F4F6FA"/>
+            <w:tcBorders>
+              <w:top w:val="single" w:sz="6" w:color="D6DBE2"/>
+              <w:left w:val="single" w:sz="6" w:color="D6DBE2"/>
+              <w:bottom w:val="single" w:sz="6" w:color="D6DBE2"/>
+              <w:right w:val="single" w:sz="6" w:color="D6DBE2"/>
+            </w:tcBorders>
+            <w:vAlign w:val="center"/>
           </w:tcPr>
           <w:p>
             <w:r>
+              <w:rPr>
+                <w:b/>
+                <w:color w:val="1F7A3F"/>
+                <w:sz w:val="20"/>
+              </w:rPr>
               <w:t>Pass</w:t>
             </w:r>
           </w:p>
         </w:tc>
         <w:tc>
           <w:tcPr>
-            <w:tcW w:type="dxa" w:w="2160"/>
+            <w:tcW w:type="dxa" w:w="2436"/>
+            <w:shd w:val="clear" w:color="auto" w:fill="F4F6FA"/>
+            <w:tcBorders>
+              <w:top w:val="single" w:sz="6" w:color="D6DBE2"/>
+              <w:left w:val="single" w:sz="6" w:color="D6DBE2"/>
+              <w:bottom w:val="single" w:sz="6" w:color="D6DBE2"/>
+              <w:right w:val="single" w:sz="6" w:color="D6DBE2"/>
+            </w:tcBorders>
+            <w:vAlign w:val="center"/>
           </w:tcPr>
           <w:p>
             <w:r>
+              <w:rPr>
+                <w:b/>
+                <w:color w:val="1F7A3F"/>
+                <w:sz w:val="20"/>
+              </w:rPr>
               <w:t>Resolved</w:t>
             </w:r>
           </w:p>
@@ -1776,40 +3713,86 @@
       <w:tr>
         <w:tc>
           <w:tcPr>
-            <w:tcW w:type="dxa" w:w="2160"/>
+            <w:tcW w:type="dxa" w:w="2436"/>
+            <w:tcBorders>
+              <w:top w:val="single" w:sz="6" w:color="D6DBE2"/>
+              <w:left w:val="single" w:sz="6" w:color="D6DBE2"/>
+              <w:bottom w:val="single" w:sz="6" w:color="D6DBE2"/>
+              <w:right w:val="single" w:sz="6" w:color="D6DBE2"/>
+            </w:tcBorders>
+            <w:vAlign w:val="center"/>
           </w:tcPr>
           <w:p>
             <w:r>
+              <w:rPr>
+                <w:color w:val="333333"/>
+                <w:sz w:val="20"/>
+              </w:rPr>
               <w:t>4.1.3 Status Messages</w:t>
             </w:r>
           </w:p>
         </w:tc>
         <w:tc>
           <w:tcPr>
-            <w:tcW w:type="dxa" w:w="2160"/>
+            <w:tcW w:type="dxa" w:w="2436"/>
+            <w:tcBorders>
+              <w:top w:val="single" w:sz="6" w:color="D6DBE2"/>
+              <w:left w:val="single" w:sz="6" w:color="D6DBE2"/>
+              <w:bottom w:val="single" w:sz="6" w:color="D6DBE2"/>
+              <w:right w:val="single" w:sz="6" w:color="D6DBE2"/>
+            </w:tcBorders>
+            <w:vAlign w:val="center"/>
           </w:tcPr>
           <w:p>
             <w:r>
+              <w:rPr>
+                <w:color w:val="333333"/>
+                <w:sz w:val="20"/>
+              </w:rPr>
               <w:t>Dynamic status updates use live regions to communicate to assistive technologies.</w:t>
             </w:r>
           </w:p>
         </w:tc>
         <w:tc>
           <w:tcPr>
-            <w:tcW w:type="dxa" w:w="2160"/>
+            <w:tcW w:type="dxa" w:w="2436"/>
+            <w:tcBorders>
+              <w:top w:val="single" w:sz="6" w:color="D6DBE2"/>
+              <w:left w:val="single" w:sz="6" w:color="D6DBE2"/>
+              <w:bottom w:val="single" w:sz="6" w:color="D6DBE2"/>
+              <w:right w:val="single" w:sz="6" w:color="D6DBE2"/>
+            </w:tcBorders>
+            <w:vAlign w:val="center"/>
           </w:tcPr>
           <w:p>
             <w:r>
+              <w:rPr>
+                <w:b/>
+                <w:color w:val="1F7A3F"/>
+                <w:sz w:val="20"/>
+              </w:rPr>
               <w:t>Pass</w:t>
             </w:r>
           </w:p>
         </w:tc>
         <w:tc>
           <w:tcPr>
-            <w:tcW w:type="dxa" w:w="2160"/>
+            <w:tcW w:type="dxa" w:w="2436"/>
+            <w:tcBorders>
+              <w:top w:val="single" w:sz="6" w:color="D6DBE2"/>
+              <w:left w:val="single" w:sz="6" w:color="D6DBE2"/>
+              <w:bottom w:val="single" w:sz="6" w:color="D6DBE2"/>
+              <w:right w:val="single" w:sz="6" w:color="D6DBE2"/>
+            </w:tcBorders>
+            <w:vAlign w:val="center"/>
           </w:tcPr>
           <w:p>
             <w:r>
+              <w:rPr>
+                <w:b/>
+                <w:color w:val="1F7A3F"/>
+                <w:sz w:val="20"/>
+              </w:rPr>
               <w:t>Resolved</w:t>
             </w:r>
           </w:p>
@@ -1823,28 +3806,42 @@
     </w:p>
     <w:p>
       <w:pPr>
-        <w:spacing w:before="240" w:after="120"/>
+        <w:spacing w:after="40" w:before="160"/>
+      </w:pPr>
+      <w:r>
+        <w:rPr>
+          <w:b/>
+          <w:color w:val="2D6CDF"/>
+          <w:sz w:val="18"/>
+        </w:rPr>
+        <w:t>SECTION 05</w:t>
+      </w:r>
+    </w:p>
+    <w:p>
+      <w:pPr>
+        <w:spacing w:before="0" w:after="160"/>
         <w:pBdr>
-          <w:bottom w:val="single" w:sz="8" w:space="1" w:color="1F3A5F"/>
+          <w:bottom w:val="single" w:sz="8" w:space="4" w:color="1E3A6B"/>
         </w:pBdr>
       </w:pPr>
       <w:r>
         <w:rPr>
           <w:b/>
-          <w:color w:val="1F3A5F"/>
-          <w:sz w:val="36"/>
+          <w:color w:val="0E2A47"/>
+          <w:sz w:val="40"/>
         </w:rPr>
-        <w:t>5. Remediation Roadmap</w:t>
+        <w:t>Remediation Roadmap</w:t>
       </w:r>
     </w:p>
     <w:p>
       <w:pPr>
-        <w:spacing w:after="120"/>
+        <w:spacing w:after="120" w:line="300" w:lineRule="auto"/>
       </w:pPr>
       <w:r>
         <w:rPr>
           <w:b w:val="0"/>
           <w:i w:val="0"/>
+          <w:color w:val="333333"/>
           <w:sz w:val="22"/>
         </w:rPr>
         <w:t>The remediation roadmap is divided into two phases. Phase 1 captures the corrective work already completed; Phase 2 documents ongoing optimization activities that continue to refine the experience for users of assistive technology.</w:t>
@@ -1852,39 +3849,47 @@
     </w:p>
     <w:p>
       <w:pPr>
-        <w:spacing w:before="240" w:after="120"/>
+        <w:spacing w:before="200" w:after="80"/>
       </w:pPr>
       <w:r>
         <w:rPr>
           <w:b/>
-          <w:color w:val="1F3A5F"/>
+          <w:color w:val="1F7A3F"/>
           <w:sz w:val="28"/>
         </w:rPr>
-        <w:t>5.1 Phase 1 — Completed Fixes</w:t>
+        <w:t>Phase 1  ·  Completed Fixes</w:t>
       </w:r>
     </w:p>
     <w:tbl>
       <w:tblPr>
-        <w:tblStyle w:val="LightGrid-Accent1"/>
         <w:tblW w:type="auto" w:w="0"/>
+        <w:jc w:val="center"/>
         <w:tblLook w:firstColumn="1" w:firstRow="1" w:lastColumn="0" w:lastRow="0" w:noHBand="0" w:noVBand="1" w:val="04A0"/>
       </w:tblPr>
       <w:tblGrid>
-        <w:gridCol w:w="2880"/>
-        <w:gridCol w:w="2880"/>
-        <w:gridCol w:w="2880"/>
+        <w:gridCol w:w="3249"/>
+        <w:gridCol w:w="3249"/>
+        <w:gridCol w:w="3249"/>
       </w:tblGrid>
       <w:tr>
         <w:tc>
           <w:tcPr>
-            <w:tcW w:type="dxa" w:w="2880"/>
-            <w:shd w:val="clear" w:color="auto" w:fill="2E7D32"/>
+            <w:tcW w:type="dxa" w:w="3249"/>
+            <w:shd w:val="clear" w:color="auto" w:fill="1F7A3F"/>
+            <w:tcBorders>
+              <w:top w:val="single" w:sz="6" w:color="1F7A3F"/>
+              <w:left w:val="single" w:sz="6" w:color="1F7A3F"/>
+              <w:bottom w:val="single" w:sz="6" w:color="1F7A3F"/>
+              <w:right w:val="single" w:sz="6" w:color="1F7A3F"/>
+            </w:tcBorders>
+            <w:vAlign w:val="center"/>
           </w:tcPr>
           <w:p>
             <w:r>
               <w:rPr>
                 <w:b/>
                 <w:color w:val="FFFFFF"/>
+                <w:sz w:val="20"/>
               </w:rPr>
               <w:t>Area</w:t>
             </w:r>
@@ -1892,14 +3897,22 @@
         </w:tc>
         <w:tc>
           <w:tcPr>
-            <w:tcW w:type="dxa" w:w="2880"/>
-            <w:shd w:val="clear" w:color="auto" w:fill="2E7D32"/>
+            <w:tcW w:type="dxa" w:w="3249"/>
+            <w:shd w:val="clear" w:color="auto" w:fill="1F7A3F"/>
+            <w:tcBorders>
+              <w:top w:val="single" w:sz="6" w:color="1F7A3F"/>
+              <w:left w:val="single" w:sz="6" w:color="1F7A3F"/>
+              <w:bottom w:val="single" w:sz="6" w:color="1F7A3F"/>
+              <w:right w:val="single" w:sz="6" w:color="1F7A3F"/>
+            </w:tcBorders>
+            <w:vAlign w:val="center"/>
           </w:tcPr>
           <w:p>
             <w:r>
               <w:rPr>
                 <w:b/>
                 <w:color w:val="FFFFFF"/>
+                <w:sz w:val="20"/>
               </w:rPr>
               <w:t>Action Taken</w:t>
             </w:r>
@@ -1907,14 +3920,22 @@
         </w:tc>
         <w:tc>
           <w:tcPr>
-            <w:tcW w:type="dxa" w:w="2880"/>
-            <w:shd w:val="clear" w:color="auto" w:fill="2E7D32"/>
+            <w:tcW w:type="dxa" w:w="3249"/>
+            <w:shd w:val="clear" w:color="auto" w:fill="1F7A3F"/>
+            <w:tcBorders>
+              <w:top w:val="single" w:sz="6" w:color="1F7A3F"/>
+              <w:left w:val="single" w:sz="6" w:color="1F7A3F"/>
+              <w:bottom w:val="single" w:sz="6" w:color="1F7A3F"/>
+              <w:right w:val="single" w:sz="6" w:color="1F7A3F"/>
+            </w:tcBorders>
+            <w:vAlign w:val="center"/>
           </w:tcPr>
           <w:p>
             <w:r>
               <w:rPr>
                 <w:b/>
                 <w:color w:val="FFFFFF"/>
+                <w:sz w:val="20"/>
               </w:rPr>
               <w:t>Outcome</w:t>
             </w:r>
@@ -1924,30 +3945,64 @@
       <w:tr>
         <w:tc>
           <w:tcPr>
-            <w:tcW w:type="dxa" w:w="2880"/>
+            <w:tcW w:type="dxa" w:w="3249"/>
+            <w:tcBorders>
+              <w:top w:val="single" w:sz="6" w:color="D6DBE2"/>
+              <w:left w:val="single" w:sz="6" w:color="D6DBE2"/>
+              <w:bottom w:val="single" w:sz="6" w:color="D6DBE2"/>
+              <w:right w:val="single" w:sz="6" w:color="D6DBE2"/>
+            </w:tcBorders>
+            <w:vAlign w:val="center"/>
           </w:tcPr>
           <w:p>
             <w:r>
+              <w:rPr>
+                <w:color w:val="333333"/>
+                <w:sz w:val="20"/>
+              </w:rPr>
               <w:t>Image Alternatives</w:t>
             </w:r>
           </w:p>
         </w:tc>
         <w:tc>
           <w:tcPr>
-            <w:tcW w:type="dxa" w:w="2880"/>
+            <w:tcW w:type="dxa" w:w="3249"/>
+            <w:tcBorders>
+              <w:top w:val="single" w:sz="6" w:color="D6DBE2"/>
+              <w:left w:val="single" w:sz="6" w:color="D6DBE2"/>
+              <w:bottom w:val="single" w:sz="6" w:color="D6DBE2"/>
+              <w:right w:val="single" w:sz="6" w:color="D6DBE2"/>
+            </w:tcBorders>
+            <w:vAlign w:val="center"/>
           </w:tcPr>
           <w:p>
             <w:r>
-              <w:t>Reviewed and authored alt text for all informative imagery; flagged decorative assets with empty alt attributes.</w:t>
+              <w:rPr>
+                <w:color w:val="333333"/>
+                <w:sz w:val="20"/>
+              </w:rPr>
+              <w:t>Authored alt text for all informative imagery; flagged decorative assets.</w:t>
             </w:r>
           </w:p>
         </w:tc>
         <w:tc>
           <w:tcPr>
-            <w:tcW w:type="dxa" w:w="2880"/>
+            <w:tcW w:type="dxa" w:w="3249"/>
+            <w:tcBorders>
+              <w:top w:val="single" w:sz="6" w:color="D6DBE2"/>
+              <w:left w:val="single" w:sz="6" w:color="D6DBE2"/>
+              <w:bottom w:val="single" w:sz="6" w:color="D6DBE2"/>
+              <w:right w:val="single" w:sz="6" w:color="D6DBE2"/>
+            </w:tcBorders>
+            <w:vAlign w:val="center"/>
           </w:tcPr>
           <w:p>
             <w:r>
+              <w:rPr>
+                <w:b/>
+                <w:color w:val="1F7A3F"/>
+                <w:sz w:val="20"/>
+              </w:rPr>
               <w:t>Complete</w:t>
             </w:r>
           </w:p>
@@ -1956,30 +4011,67 @@
       <w:tr>
         <w:tc>
           <w:tcPr>
-            <w:tcW w:type="dxa" w:w="2880"/>
+            <w:tcW w:type="dxa" w:w="3249"/>
+            <w:shd w:val="clear" w:color="auto" w:fill="F4F6FA"/>
+            <w:tcBorders>
+              <w:top w:val="single" w:sz="6" w:color="D6DBE2"/>
+              <w:left w:val="single" w:sz="6" w:color="D6DBE2"/>
+              <w:bottom w:val="single" w:sz="6" w:color="D6DBE2"/>
+              <w:right w:val="single" w:sz="6" w:color="D6DBE2"/>
+            </w:tcBorders>
+            <w:vAlign w:val="center"/>
           </w:tcPr>
           <w:p>
             <w:r>
+              <w:rPr>
+                <w:color w:val="333333"/>
+                <w:sz w:val="20"/>
+              </w:rPr>
               <w:t>Form Accessibility</w:t>
             </w:r>
           </w:p>
         </w:tc>
         <w:tc>
           <w:tcPr>
-            <w:tcW w:type="dxa" w:w="2880"/>
+            <w:tcW w:type="dxa" w:w="3249"/>
+            <w:shd w:val="clear" w:color="auto" w:fill="F4F6FA"/>
+            <w:tcBorders>
+              <w:top w:val="single" w:sz="6" w:color="D6DBE2"/>
+              <w:left w:val="single" w:sz="6" w:color="D6DBE2"/>
+              <w:bottom w:val="single" w:sz="6" w:color="D6DBE2"/>
+              <w:right w:val="single" w:sz="6" w:color="D6DBE2"/>
+            </w:tcBorders>
+            <w:vAlign w:val="center"/>
           </w:tcPr>
           <w:p>
             <w:r>
+              <w:rPr>
+                <w:color w:val="333333"/>
+                <w:sz w:val="20"/>
+              </w:rPr>
               <w:t>Bound every input to a visible label and added programmatic error association.</w:t>
             </w:r>
           </w:p>
         </w:tc>
         <w:tc>
           <w:tcPr>
-            <w:tcW w:type="dxa" w:w="2880"/>
+            <w:tcW w:type="dxa" w:w="3249"/>
+            <w:shd w:val="clear" w:color="auto" w:fill="F4F6FA"/>
+            <w:tcBorders>
+              <w:top w:val="single" w:sz="6" w:color="D6DBE2"/>
+              <w:left w:val="single" w:sz="6" w:color="D6DBE2"/>
+              <w:bottom w:val="single" w:sz="6" w:color="D6DBE2"/>
+              <w:right w:val="single" w:sz="6" w:color="D6DBE2"/>
+            </w:tcBorders>
+            <w:vAlign w:val="center"/>
           </w:tcPr>
           <w:p>
             <w:r>
+              <w:rPr>
+                <w:b/>
+                <w:color w:val="1F7A3F"/>
+                <w:sz w:val="20"/>
+              </w:rPr>
               <w:t>Complete</w:t>
             </w:r>
           </w:p>
@@ -1988,30 +4080,64 @@
       <w:tr>
         <w:tc>
           <w:tcPr>
-            <w:tcW w:type="dxa" w:w="2880"/>
+            <w:tcW w:type="dxa" w:w="3249"/>
+            <w:tcBorders>
+              <w:top w:val="single" w:sz="6" w:color="D6DBE2"/>
+              <w:left w:val="single" w:sz="6" w:color="D6DBE2"/>
+              <w:bottom w:val="single" w:sz="6" w:color="D6DBE2"/>
+              <w:right w:val="single" w:sz="6" w:color="D6DBE2"/>
+            </w:tcBorders>
+            <w:vAlign w:val="center"/>
           </w:tcPr>
           <w:p>
             <w:r>
+              <w:rPr>
+                <w:color w:val="333333"/>
+                <w:sz w:val="20"/>
+              </w:rPr>
               <w:t>Keyboard Navigation</w:t>
             </w:r>
           </w:p>
         </w:tc>
         <w:tc>
           <w:tcPr>
-            <w:tcW w:type="dxa" w:w="2880"/>
+            <w:tcW w:type="dxa" w:w="3249"/>
+            <w:tcBorders>
+              <w:top w:val="single" w:sz="6" w:color="D6DBE2"/>
+              <w:left w:val="single" w:sz="6" w:color="D6DBE2"/>
+              <w:bottom w:val="single" w:sz="6" w:color="D6DBE2"/>
+              <w:right w:val="single" w:sz="6" w:color="D6DBE2"/>
+            </w:tcBorders>
+            <w:vAlign w:val="center"/>
           </w:tcPr>
           <w:p>
             <w:r>
-              <w:t>Eliminated focus traps, restored logical tab order, and standardized focus styles.</w:t>
+              <w:rPr>
+                <w:color w:val="333333"/>
+                <w:sz w:val="20"/>
+              </w:rPr>
+              <w:t>Eliminated focus traps, restored logical tab order, standardized focus styles.</w:t>
             </w:r>
           </w:p>
         </w:tc>
         <w:tc>
           <w:tcPr>
-            <w:tcW w:type="dxa" w:w="2880"/>
+            <w:tcW w:type="dxa" w:w="3249"/>
+            <w:tcBorders>
+              <w:top w:val="single" w:sz="6" w:color="D6DBE2"/>
+              <w:left w:val="single" w:sz="6" w:color="D6DBE2"/>
+              <w:bottom w:val="single" w:sz="6" w:color="D6DBE2"/>
+              <w:right w:val="single" w:sz="6" w:color="D6DBE2"/>
+            </w:tcBorders>
+            <w:vAlign w:val="center"/>
           </w:tcPr>
           <w:p>
             <w:r>
+              <w:rPr>
+                <w:b/>
+                <w:color w:val="1F7A3F"/>
+                <w:sz w:val="20"/>
+              </w:rPr>
               <w:t>Complete</w:t>
             </w:r>
           </w:p>
@@ -2020,30 +4146,67 @@
       <w:tr>
         <w:tc>
           <w:tcPr>
-            <w:tcW w:type="dxa" w:w="2880"/>
+            <w:tcW w:type="dxa" w:w="3249"/>
+            <w:shd w:val="clear" w:color="auto" w:fill="F4F6FA"/>
+            <w:tcBorders>
+              <w:top w:val="single" w:sz="6" w:color="D6DBE2"/>
+              <w:left w:val="single" w:sz="6" w:color="D6DBE2"/>
+              <w:bottom w:val="single" w:sz="6" w:color="D6DBE2"/>
+              <w:right w:val="single" w:sz="6" w:color="D6DBE2"/>
+            </w:tcBorders>
+            <w:vAlign w:val="center"/>
           </w:tcPr>
           <w:p>
             <w:r>
+              <w:rPr>
+                <w:color w:val="333333"/>
+                <w:sz w:val="20"/>
+              </w:rPr>
               <w:t>ARIA Landmarks</w:t>
             </w:r>
           </w:p>
         </w:tc>
         <w:tc>
           <w:tcPr>
-            <w:tcW w:type="dxa" w:w="2880"/>
+            <w:tcW w:type="dxa" w:w="3249"/>
+            <w:shd w:val="clear" w:color="auto" w:fill="F4F6FA"/>
+            <w:tcBorders>
+              <w:top w:val="single" w:sz="6" w:color="D6DBE2"/>
+              <w:left w:val="single" w:sz="6" w:color="D6DBE2"/>
+              <w:bottom w:val="single" w:sz="6" w:color="D6DBE2"/>
+              <w:right w:val="single" w:sz="6" w:color="D6DBE2"/>
+            </w:tcBorders>
+            <w:vAlign w:val="center"/>
           </w:tcPr>
           <w:p>
             <w:r>
-              <w:t>Introduced consistent header, nav, main, and footer landmarks across all templates.</w:t>
+              <w:rPr>
+                <w:color w:val="333333"/>
+                <w:sz w:val="20"/>
+              </w:rPr>
+              <w:t>Introduced consistent header, nav, main, and footer landmarks across templates.</w:t>
             </w:r>
           </w:p>
         </w:tc>
         <w:tc>
           <w:tcPr>
-            <w:tcW w:type="dxa" w:w="2880"/>
+            <w:tcW w:type="dxa" w:w="3249"/>
+            <w:shd w:val="clear" w:color="auto" w:fill="F4F6FA"/>
+            <w:tcBorders>
+              <w:top w:val="single" w:sz="6" w:color="D6DBE2"/>
+              <w:left w:val="single" w:sz="6" w:color="D6DBE2"/>
+              <w:bottom w:val="single" w:sz="6" w:color="D6DBE2"/>
+              <w:right w:val="single" w:sz="6" w:color="D6DBE2"/>
+            </w:tcBorders>
+            <w:vAlign w:val="center"/>
           </w:tcPr>
           <w:p>
             <w:r>
+              <w:rPr>
+                <w:b/>
+                <w:color w:val="1F7A3F"/>
+                <w:sz w:val="20"/>
+              </w:rPr>
               <w:t>Complete</w:t>
             </w:r>
           </w:p>
@@ -2052,30 +4215,199 @@
       <w:tr>
         <w:tc>
           <w:tcPr>
-            <w:tcW w:type="dxa" w:w="2880"/>
+            <w:tcW w:type="dxa" w:w="3249"/>
+            <w:tcBorders>
+              <w:top w:val="single" w:sz="6" w:color="D6DBE2"/>
+              <w:left w:val="single" w:sz="6" w:color="D6DBE2"/>
+              <w:bottom w:val="single" w:sz="6" w:color="D6DBE2"/>
+              <w:right w:val="single" w:sz="6" w:color="D6DBE2"/>
+            </w:tcBorders>
+            <w:vAlign w:val="center"/>
           </w:tcPr>
           <w:p>
             <w:r>
+              <w:rPr>
+                <w:color w:val="333333"/>
+                <w:sz w:val="20"/>
+              </w:rPr>
               <w:t>Heading Hierarchy</w:t>
             </w:r>
           </w:p>
         </w:tc>
         <w:tc>
           <w:tcPr>
-            <w:tcW w:type="dxa" w:w="2880"/>
+            <w:tcW w:type="dxa" w:w="3249"/>
+            <w:tcBorders>
+              <w:top w:val="single" w:sz="6" w:color="D6DBE2"/>
+              <w:left w:val="single" w:sz="6" w:color="D6DBE2"/>
+              <w:bottom w:val="single" w:sz="6" w:color="D6DBE2"/>
+              <w:right w:val="single" w:sz="6" w:color="D6DBE2"/>
+            </w:tcBorders>
+            <w:vAlign w:val="center"/>
           </w:tcPr>
           <w:p>
             <w:r>
+              <w:rPr>
+                <w:color w:val="333333"/>
+                <w:sz w:val="20"/>
+              </w:rPr>
               <w:t>Restructured pages to follow a single H1 with sequential subordinate headings.</w:t>
             </w:r>
           </w:p>
         </w:tc>
         <w:tc>
           <w:tcPr>
-            <w:tcW w:type="dxa" w:w="2880"/>
+            <w:tcW w:type="dxa" w:w="3249"/>
+            <w:tcBorders>
+              <w:top w:val="single" w:sz="6" w:color="D6DBE2"/>
+              <w:left w:val="single" w:sz="6" w:color="D6DBE2"/>
+              <w:bottom w:val="single" w:sz="6" w:color="D6DBE2"/>
+              <w:right w:val="single" w:sz="6" w:color="D6DBE2"/>
+            </w:tcBorders>
+            <w:vAlign w:val="center"/>
           </w:tcPr>
           <w:p>
             <w:r>
+              <w:rPr>
+                <w:b/>
+                <w:color w:val="1F7A3F"/>
+                <w:sz w:val="20"/>
+              </w:rPr>
+              <w:t>Complete</w:t>
+            </w:r>
+          </w:p>
+        </w:tc>
+      </w:tr>
+      <w:tr>
+        <w:tc>
+          <w:tcPr>
+            <w:tcW w:type="dxa" w:w="3249"/>
+            <w:shd w:val="clear" w:color="auto" w:fill="F4F6FA"/>
+            <w:tcBorders>
+              <w:top w:val="single" w:sz="6" w:color="D6DBE2"/>
+              <w:left w:val="single" w:sz="6" w:color="D6DBE2"/>
+              <w:bottom w:val="single" w:sz="6" w:color="D6DBE2"/>
+              <w:right w:val="single" w:sz="6" w:color="D6DBE2"/>
+            </w:tcBorders>
+            <w:vAlign w:val="center"/>
+          </w:tcPr>
+          <w:p>
+            <w:r>
+              <w:rPr>
+                <w:color w:val="333333"/>
+                <w:sz w:val="20"/>
+              </w:rPr>
+              <w:t>Dialog Focus Return</w:t>
+            </w:r>
+          </w:p>
+        </w:tc>
+        <w:tc>
+          <w:tcPr>
+            <w:tcW w:type="dxa" w:w="3249"/>
+            <w:shd w:val="clear" w:color="auto" w:fill="F4F6FA"/>
+            <w:tcBorders>
+              <w:top w:val="single" w:sz="6" w:color="D6DBE2"/>
+              <w:left w:val="single" w:sz="6" w:color="D6DBE2"/>
+              <w:bottom w:val="single" w:sz="6" w:color="D6DBE2"/>
+              <w:right w:val="single" w:sz="6" w:color="D6DBE2"/>
+            </w:tcBorders>
+            <w:vAlign w:val="center"/>
+          </w:tcPr>
+          <w:p>
+            <w:r>
+              <w:rPr>
+                <w:color w:val="333333"/>
+                <w:sz w:val="20"/>
+              </w:rPr>
+              <w:t>Modal/drawer components now return focus to the originating control on close.</w:t>
+            </w:r>
+          </w:p>
+        </w:tc>
+        <w:tc>
+          <w:tcPr>
+            <w:tcW w:type="dxa" w:w="3249"/>
+            <w:shd w:val="clear" w:color="auto" w:fill="F4F6FA"/>
+            <w:tcBorders>
+              <w:top w:val="single" w:sz="6" w:color="D6DBE2"/>
+              <w:left w:val="single" w:sz="6" w:color="D6DBE2"/>
+              <w:bottom w:val="single" w:sz="6" w:color="D6DBE2"/>
+              <w:right w:val="single" w:sz="6" w:color="D6DBE2"/>
+            </w:tcBorders>
+            <w:vAlign w:val="center"/>
+          </w:tcPr>
+          <w:p>
+            <w:r>
+              <w:rPr>
+                <w:b/>
+                <w:color w:val="1F7A3F"/>
+                <w:sz w:val="20"/>
+              </w:rPr>
+              <w:t>Complete</w:t>
+            </w:r>
+          </w:p>
+        </w:tc>
+      </w:tr>
+      <w:tr>
+        <w:tc>
+          <w:tcPr>
+            <w:tcW w:type="dxa" w:w="3249"/>
+            <w:tcBorders>
+              <w:top w:val="single" w:sz="6" w:color="D6DBE2"/>
+              <w:left w:val="single" w:sz="6" w:color="D6DBE2"/>
+              <w:bottom w:val="single" w:sz="6" w:color="D6DBE2"/>
+              <w:right w:val="single" w:sz="6" w:color="D6DBE2"/>
+            </w:tcBorders>
+            <w:vAlign w:val="center"/>
+          </w:tcPr>
+          <w:p>
+            <w:r>
+              <w:rPr>
+                <w:color w:val="333333"/>
+                <w:sz w:val="20"/>
+              </w:rPr>
+              <w:t>Internationalised Labels</w:t>
+            </w:r>
+          </w:p>
+        </w:tc>
+        <w:tc>
+          <w:tcPr>
+            <w:tcW w:type="dxa" w:w="3249"/>
+            <w:tcBorders>
+              <w:top w:val="single" w:sz="6" w:color="D6DBE2"/>
+              <w:left w:val="single" w:sz="6" w:color="D6DBE2"/>
+              <w:bottom w:val="single" w:sz="6" w:color="D6DBE2"/>
+              <w:right w:val="single" w:sz="6" w:color="D6DBE2"/>
+            </w:tcBorders>
+            <w:vAlign w:val="center"/>
+          </w:tcPr>
+          <w:p>
+            <w:r>
+              <w:rPr>
+                <w:color w:val="333333"/>
+                <w:sz w:val="20"/>
+              </w:rPr>
+              <w:t>Pause, play, slider and product control labels now use translated strings.</w:t>
+            </w:r>
+          </w:p>
+        </w:tc>
+        <w:tc>
+          <w:tcPr>
+            <w:tcW w:type="dxa" w:w="3249"/>
+            <w:tcBorders>
+              <w:top w:val="single" w:sz="6" w:color="D6DBE2"/>
+              <w:left w:val="single" w:sz="6" w:color="D6DBE2"/>
+              <w:bottom w:val="single" w:sz="6" w:color="D6DBE2"/>
+              <w:right w:val="single" w:sz="6" w:color="D6DBE2"/>
+            </w:tcBorders>
+            <w:vAlign w:val="center"/>
+          </w:tcPr>
+          <w:p>
+            <w:r>
+              <w:rPr>
+                <w:b/>
+                <w:color w:val="1F7A3F"/>
+                <w:sz w:val="20"/>
+              </w:rPr>
               <w:t>Complete</w:t>
             </w:r>
           </w:p>
@@ -2084,39 +4416,47 @@
     </w:tbl>
     <w:p>
       <w:pPr>
-        <w:spacing w:before="240" w:after="120"/>
+        <w:spacing w:before="200" w:after="80"/>
       </w:pPr>
       <w:r>
         <w:rPr>
           <w:b/>
-          <w:color w:val="1F3A5F"/>
+          <w:color w:val="2D6CDF"/>
           <w:sz w:val="28"/>
         </w:rPr>
-        <w:t>5.2 Phase 2 — Ongoing Optimization</w:t>
+        <w:t>Phase 2  ·  Ongoing Optimization</w:t>
       </w:r>
     </w:p>
     <w:tbl>
       <w:tblPr>
-        <w:tblStyle w:val="LightGrid-Accent1"/>
         <w:tblW w:type="auto" w:w="0"/>
+        <w:jc w:val="center"/>
         <w:tblLook w:firstColumn="1" w:firstRow="1" w:lastColumn="0" w:lastRow="0" w:noHBand="0" w:noVBand="1" w:val="04A0"/>
       </w:tblPr>
       <w:tblGrid>
-        <w:gridCol w:w="2880"/>
-        <w:gridCol w:w="2880"/>
-        <w:gridCol w:w="2880"/>
+        <w:gridCol w:w="3249"/>
+        <w:gridCol w:w="3249"/>
+        <w:gridCol w:w="3249"/>
       </w:tblGrid>
       <w:tr>
         <w:tc>
           <w:tcPr>
-            <w:tcW w:type="dxa" w:w="2880"/>
-            <w:shd w:val="clear" w:color="auto" w:fill="2E75B6"/>
+            <w:tcW w:type="dxa" w:w="3249"/>
+            <w:shd w:val="clear" w:color="auto" w:fill="2D6CDF"/>
+            <w:tcBorders>
+              <w:top w:val="single" w:sz="6" w:color="2D6CDF"/>
+              <w:left w:val="single" w:sz="6" w:color="2D6CDF"/>
+              <w:bottom w:val="single" w:sz="6" w:color="2D6CDF"/>
+              <w:right w:val="single" w:sz="6" w:color="2D6CDF"/>
+            </w:tcBorders>
+            <w:vAlign w:val="center"/>
           </w:tcPr>
           <w:p>
             <w:r>
               <w:rPr>
                 <w:b/>
                 <w:color w:val="FFFFFF"/>
+                <w:sz w:val="20"/>
               </w:rPr>
               <w:t>Initiative</w:t>
             </w:r>
@@ -2124,14 +4464,22 @@
         </w:tc>
         <w:tc>
           <w:tcPr>
-            <w:tcW w:type="dxa" w:w="2880"/>
-            <w:shd w:val="clear" w:color="auto" w:fill="2E75B6"/>
+            <w:tcW w:type="dxa" w:w="3249"/>
+            <w:shd w:val="clear" w:color="auto" w:fill="2D6CDF"/>
+            <w:tcBorders>
+              <w:top w:val="single" w:sz="6" w:color="2D6CDF"/>
+              <w:left w:val="single" w:sz="6" w:color="2D6CDF"/>
+              <w:bottom w:val="single" w:sz="6" w:color="2D6CDF"/>
+              <w:right w:val="single" w:sz="6" w:color="2D6CDF"/>
+            </w:tcBorders>
+            <w:vAlign w:val="center"/>
           </w:tcPr>
           <w:p>
             <w:r>
               <w:rPr>
                 <w:b/>
                 <w:color w:val="FFFFFF"/>
+                <w:sz w:val="20"/>
               </w:rPr>
               <w:t>Description</w:t>
             </w:r>
@@ -2139,14 +4487,22 @@
         </w:tc>
         <w:tc>
           <w:tcPr>
-            <w:tcW w:type="dxa" w:w="2880"/>
-            <w:shd w:val="clear" w:color="auto" w:fill="2E75B6"/>
+            <w:tcW w:type="dxa" w:w="3249"/>
+            <w:shd w:val="clear" w:color="auto" w:fill="2D6CDF"/>
+            <w:tcBorders>
+              <w:top w:val="single" w:sz="6" w:color="2D6CDF"/>
+              <w:left w:val="single" w:sz="6" w:color="2D6CDF"/>
+              <w:bottom w:val="single" w:sz="6" w:color="2D6CDF"/>
+              <w:right w:val="single" w:sz="6" w:color="2D6CDF"/>
+            </w:tcBorders>
+            <w:vAlign w:val="center"/>
           </w:tcPr>
           <w:p>
             <w:r>
               <w:rPr>
                 <w:b/>
                 <w:color w:val="FFFFFF"/>
+                <w:sz w:val="20"/>
               </w:rPr>
               <w:t>Status</w:t>
             </w:r>
@@ -2156,30 +4512,64 @@
       <w:tr>
         <w:tc>
           <w:tcPr>
-            <w:tcW w:type="dxa" w:w="2880"/>
+            <w:tcW w:type="dxa" w:w="3249"/>
+            <w:tcBorders>
+              <w:top w:val="single" w:sz="6" w:color="D6DBE2"/>
+              <w:left w:val="single" w:sz="6" w:color="D6DBE2"/>
+              <w:bottom w:val="single" w:sz="6" w:color="D6DBE2"/>
+              <w:right w:val="single" w:sz="6" w:color="D6DBE2"/>
+            </w:tcBorders>
+            <w:vAlign w:val="center"/>
           </w:tcPr>
           <w:p>
             <w:r>
+              <w:rPr>
+                <w:color w:val="333333"/>
+                <w:sz w:val="20"/>
+              </w:rPr>
               <w:t>Brand Contrast Review</w:t>
             </w:r>
           </w:p>
         </w:tc>
         <w:tc>
           <w:tcPr>
-            <w:tcW w:type="dxa" w:w="2880"/>
+            <w:tcW w:type="dxa" w:w="3249"/>
+            <w:tcBorders>
+              <w:top w:val="single" w:sz="6" w:color="D6DBE2"/>
+              <w:left w:val="single" w:sz="6" w:color="D6DBE2"/>
+              <w:bottom w:val="single" w:sz="6" w:color="D6DBE2"/>
+              <w:right w:val="single" w:sz="6" w:color="D6DBE2"/>
+            </w:tcBorders>
+            <w:vAlign w:val="center"/>
           </w:tcPr>
           <w:p>
             <w:r>
-              <w:t>Quarterly review of brand-led color pairs to evaluate contrast against accessibility tolerances.</w:t>
+              <w:rPr>
+                <w:color w:val="333333"/>
+                <w:sz w:val="20"/>
+              </w:rPr>
+              <w:t>Quarterly review of brand-led color pairs against accessibility tolerances.</w:t>
             </w:r>
           </w:p>
         </w:tc>
         <w:tc>
           <w:tcPr>
-            <w:tcW w:type="dxa" w:w="2880"/>
+            <w:tcW w:type="dxa" w:w="3249"/>
+            <w:tcBorders>
+              <w:top w:val="single" w:sz="6" w:color="D6DBE2"/>
+              <w:left w:val="single" w:sz="6" w:color="D6DBE2"/>
+              <w:bottom w:val="single" w:sz="6" w:color="D6DBE2"/>
+              <w:right w:val="single" w:sz="6" w:color="D6DBE2"/>
+            </w:tcBorders>
+            <w:vAlign w:val="center"/>
           </w:tcPr>
           <w:p>
             <w:r>
+              <w:rPr>
+                <w:b/>
+                <w:color w:val="C88016"/>
+                <w:sz w:val="20"/>
+              </w:rPr>
               <w:t>In Progress</w:t>
             </w:r>
           </w:p>
@@ -2188,30 +4578,67 @@
       <w:tr>
         <w:tc>
           <w:tcPr>
-            <w:tcW w:type="dxa" w:w="2880"/>
+            <w:tcW w:type="dxa" w:w="3249"/>
+            <w:shd w:val="clear" w:color="auto" w:fill="F4F6FA"/>
+            <w:tcBorders>
+              <w:top w:val="single" w:sz="6" w:color="D6DBE2"/>
+              <w:left w:val="single" w:sz="6" w:color="D6DBE2"/>
+              <w:bottom w:val="single" w:sz="6" w:color="D6DBE2"/>
+              <w:right w:val="single" w:sz="6" w:color="D6DBE2"/>
+            </w:tcBorders>
+            <w:vAlign w:val="center"/>
           </w:tcPr>
           <w:p>
             <w:r>
+              <w:rPr>
+                <w:color w:val="333333"/>
+                <w:sz w:val="20"/>
+              </w:rPr>
               <w:t>Assistive Tech Cycle</w:t>
             </w:r>
           </w:p>
         </w:tc>
         <w:tc>
           <w:tcPr>
-            <w:tcW w:type="dxa" w:w="2880"/>
+            <w:tcW w:type="dxa" w:w="3249"/>
+            <w:shd w:val="clear" w:color="auto" w:fill="F4F6FA"/>
+            <w:tcBorders>
+              <w:top w:val="single" w:sz="6" w:color="D6DBE2"/>
+              <w:left w:val="single" w:sz="6" w:color="D6DBE2"/>
+              <w:bottom w:val="single" w:sz="6" w:color="D6DBE2"/>
+              <w:right w:val="single" w:sz="6" w:color="D6DBE2"/>
+            </w:tcBorders>
+            <w:vAlign w:val="center"/>
           </w:tcPr>
           <w:p>
             <w:r>
-              <w:t>Periodic screen reader walkthroughs (NVDA, VoiceOver) on critical user journeys.</w:t>
+              <w:rPr>
+                <w:color w:val="333333"/>
+                <w:sz w:val="20"/>
+              </w:rPr>
+              <w:t>Periodic screen-reader walkthroughs (NVDA, VoiceOver) on critical journeys.</w:t>
             </w:r>
           </w:p>
         </w:tc>
         <w:tc>
           <w:tcPr>
-            <w:tcW w:type="dxa" w:w="2880"/>
+            <w:tcW w:type="dxa" w:w="3249"/>
+            <w:shd w:val="clear" w:color="auto" w:fill="F4F6FA"/>
+            <w:tcBorders>
+              <w:top w:val="single" w:sz="6" w:color="D6DBE2"/>
+              <w:left w:val="single" w:sz="6" w:color="D6DBE2"/>
+              <w:bottom w:val="single" w:sz="6" w:color="D6DBE2"/>
+              <w:right w:val="single" w:sz="6" w:color="D6DBE2"/>
+            </w:tcBorders>
+            <w:vAlign w:val="center"/>
           </w:tcPr>
           <w:p>
             <w:r>
+              <w:rPr>
+                <w:b/>
+                <w:color w:val="C88016"/>
+                <w:sz w:val="20"/>
+              </w:rPr>
               <w:t>Ongoing</w:t>
             </w:r>
           </w:p>
@@ -2220,30 +4647,64 @@
       <w:tr>
         <w:tc>
           <w:tcPr>
-            <w:tcW w:type="dxa" w:w="2880"/>
+            <w:tcW w:type="dxa" w:w="3249"/>
+            <w:tcBorders>
+              <w:top w:val="single" w:sz="6" w:color="D6DBE2"/>
+              <w:left w:val="single" w:sz="6" w:color="D6DBE2"/>
+              <w:bottom w:val="single" w:sz="6" w:color="D6DBE2"/>
+              <w:right w:val="single" w:sz="6" w:color="D6DBE2"/>
+            </w:tcBorders>
+            <w:vAlign w:val="center"/>
           </w:tcPr>
           <w:p>
             <w:r>
+              <w:rPr>
+                <w:color w:val="333333"/>
+                <w:sz w:val="20"/>
+              </w:rPr>
               <w:t>Component Library</w:t>
             </w:r>
           </w:p>
         </w:tc>
         <w:tc>
           <w:tcPr>
-            <w:tcW w:type="dxa" w:w="2880"/>
+            <w:tcW w:type="dxa" w:w="3249"/>
+            <w:tcBorders>
+              <w:top w:val="single" w:sz="6" w:color="D6DBE2"/>
+              <w:left w:val="single" w:sz="6" w:color="D6DBE2"/>
+              <w:bottom w:val="single" w:sz="6" w:color="D6DBE2"/>
+              <w:right w:val="single" w:sz="6" w:color="D6DBE2"/>
+            </w:tcBorders>
+            <w:vAlign w:val="center"/>
           </w:tcPr>
           <w:p>
             <w:r>
+              <w:rPr>
+                <w:color w:val="333333"/>
+                <w:sz w:val="20"/>
+              </w:rPr>
               <w:t>Continuous accessibility hardening of shared UI components and design tokens.</w:t>
             </w:r>
           </w:p>
         </w:tc>
         <w:tc>
           <w:tcPr>
-            <w:tcW w:type="dxa" w:w="2880"/>
+            <w:tcW w:type="dxa" w:w="3249"/>
+            <w:tcBorders>
+              <w:top w:val="single" w:sz="6" w:color="D6DBE2"/>
+              <w:left w:val="single" w:sz="6" w:color="D6DBE2"/>
+              <w:bottom w:val="single" w:sz="6" w:color="D6DBE2"/>
+              <w:right w:val="single" w:sz="6" w:color="D6DBE2"/>
+            </w:tcBorders>
+            <w:vAlign w:val="center"/>
           </w:tcPr>
           <w:p>
             <w:r>
+              <w:rPr>
+                <w:b/>
+                <w:color w:val="C88016"/>
+                <w:sz w:val="20"/>
+              </w:rPr>
               <w:t>Ongoing</w:t>
             </w:r>
           </w:p>
@@ -2252,31 +4713,359 @@
       <w:tr>
         <w:tc>
           <w:tcPr>
-            <w:tcW w:type="dxa" w:w="2880"/>
+            <w:tcW w:type="dxa" w:w="3249"/>
+            <w:shd w:val="clear" w:color="auto" w:fill="F4F6FA"/>
+            <w:tcBorders>
+              <w:top w:val="single" w:sz="6" w:color="D6DBE2"/>
+              <w:left w:val="single" w:sz="6" w:color="D6DBE2"/>
+              <w:bottom w:val="single" w:sz="6" w:color="D6DBE2"/>
+              <w:right w:val="single" w:sz="6" w:color="D6DBE2"/>
+            </w:tcBorders>
+            <w:vAlign w:val="center"/>
           </w:tcPr>
           <w:p>
             <w:r>
-              <w:t>Content Authoring Guidelines</w:t>
+              <w:rPr>
+                <w:color w:val="333333"/>
+                <w:sz w:val="20"/>
+              </w:rPr>
+              <w:t>Authoring Guidelines</w:t>
             </w:r>
           </w:p>
         </w:tc>
         <w:tc>
           <w:tcPr>
-            <w:tcW w:type="dxa" w:w="2880"/>
+            <w:tcW w:type="dxa" w:w="3249"/>
+            <w:shd w:val="clear" w:color="auto" w:fill="F4F6FA"/>
+            <w:tcBorders>
+              <w:top w:val="single" w:sz="6" w:color="D6DBE2"/>
+              <w:left w:val="single" w:sz="6" w:color="D6DBE2"/>
+              <w:bottom w:val="single" w:sz="6" w:color="D6DBE2"/>
+              <w:right w:val="single" w:sz="6" w:color="D6DBE2"/>
+            </w:tcBorders>
+            <w:vAlign w:val="center"/>
           </w:tcPr>
           <w:p>
             <w:r>
-              <w:t>Maintenance of editorial guidance for alt text, link labeling, and heading structure.</w:t>
+              <w:rPr>
+                <w:color w:val="333333"/>
+                <w:sz w:val="20"/>
+              </w:rPr>
+              <w:t>Maintenance of editorial guidance for alt text, link labeling, and headings.</w:t>
             </w:r>
           </w:p>
         </w:tc>
         <w:tc>
           <w:tcPr>
-            <w:tcW w:type="dxa" w:w="2880"/>
+            <w:tcW w:type="dxa" w:w="3249"/>
+            <w:shd w:val="clear" w:color="auto" w:fill="F4F6FA"/>
+            <w:tcBorders>
+              <w:top w:val="single" w:sz="6" w:color="D6DBE2"/>
+              <w:left w:val="single" w:sz="6" w:color="D6DBE2"/>
+              <w:bottom w:val="single" w:sz="6" w:color="D6DBE2"/>
+              <w:right w:val="single" w:sz="6" w:color="D6DBE2"/>
+            </w:tcBorders>
+            <w:vAlign w:val="center"/>
           </w:tcPr>
           <w:p>
             <w:r>
+              <w:rPr>
+                <w:b/>
+                <w:color w:val="C88016"/>
+                <w:sz w:val="20"/>
+              </w:rPr>
               <w:t>Ongoing</w:t>
+            </w:r>
+          </w:p>
+        </w:tc>
+      </w:tr>
+      <w:tr>
+        <w:tc>
+          <w:tcPr>
+            <w:tcW w:type="dxa" w:w="3249"/>
+            <w:tcBorders>
+              <w:top w:val="single" w:sz="6" w:color="D6DBE2"/>
+              <w:left w:val="single" w:sz="6" w:color="D6DBE2"/>
+              <w:bottom w:val="single" w:sz="6" w:color="D6DBE2"/>
+              <w:right w:val="single" w:sz="6" w:color="D6DBE2"/>
+            </w:tcBorders>
+            <w:vAlign w:val="center"/>
+          </w:tcPr>
+          <w:p>
+            <w:r>
+              <w:rPr>
+                <w:color w:val="333333"/>
+                <w:sz w:val="20"/>
+              </w:rPr>
+              <w:t>Performance Hygiene</w:t>
+            </w:r>
+          </w:p>
+        </w:tc>
+        <w:tc>
+          <w:tcPr>
+            <w:tcW w:type="dxa" w:w="3249"/>
+            <w:tcBorders>
+              <w:top w:val="single" w:sz="6" w:color="D6DBE2"/>
+              <w:left w:val="single" w:sz="6" w:color="D6DBE2"/>
+              <w:bottom w:val="single" w:sz="6" w:color="D6DBE2"/>
+              <w:right w:val="single" w:sz="6" w:color="D6DBE2"/>
+            </w:tcBorders>
+            <w:vAlign w:val="center"/>
+          </w:tcPr>
+          <w:p>
+            <w:r>
+              <w:rPr>
+                <w:color w:val="333333"/>
+                <w:sz w:val="20"/>
+              </w:rPr>
+              <w:t>Render-blocking asset review and lazy-loading discipline on long pages.</w:t>
+            </w:r>
+          </w:p>
+        </w:tc>
+        <w:tc>
+          <w:tcPr>
+            <w:tcW w:type="dxa" w:w="3249"/>
+            <w:tcBorders>
+              <w:top w:val="single" w:sz="6" w:color="D6DBE2"/>
+              <w:left w:val="single" w:sz="6" w:color="D6DBE2"/>
+              <w:bottom w:val="single" w:sz="6" w:color="D6DBE2"/>
+              <w:right w:val="single" w:sz="6" w:color="D6DBE2"/>
+            </w:tcBorders>
+            <w:vAlign w:val="center"/>
+          </w:tcPr>
+          <w:p>
+            <w:r>
+              <w:rPr>
+                <w:b/>
+                <w:color w:val="C88016"/>
+                <w:sz w:val="20"/>
+              </w:rPr>
+              <w:t>Ongoing</w:t>
+            </w:r>
+          </w:p>
+        </w:tc>
+      </w:tr>
+    </w:tbl>
+    <w:p>
+      <w:r>
+        <w:br w:type="page"/>
+      </w:r>
+    </w:p>
+    <w:p>
+      <w:pPr>
+        <w:spacing w:after="40" w:before="160"/>
+      </w:pPr>
+      <w:r>
+        <w:rPr>
+          <w:b/>
+          <w:color w:val="2D6CDF"/>
+          <w:sz w:val="18"/>
+        </w:rPr>
+        <w:t>SECTION 06</w:t>
+      </w:r>
+    </w:p>
+    <w:p>
+      <w:pPr>
+        <w:spacing w:before="0" w:after="160"/>
+        <w:pBdr>
+          <w:bottom w:val="single" w:sz="8" w:space="4" w:color="1E3A6B"/>
+        </w:pBdr>
+      </w:pPr>
+      <w:r>
+        <w:rPr>
+          <w:b/>
+          <w:color w:val="0E2A47"/>
+          <w:sz w:val="40"/>
+        </w:rPr>
+        <w:t>Conformance Statement &amp; Sign-off</w:t>
+      </w:r>
+    </w:p>
+    <w:p>
+      <w:pPr>
+        <w:spacing w:after="120" w:line="300" w:lineRule="auto"/>
+      </w:pPr>
+      <w:r>
+        <w:rPr>
+          <w:b w:val="0"/>
+          <w:i w:val="0"/>
+          <w:color w:val="333333"/>
+          <w:sz w:val="22"/>
+        </w:rPr>
+        <w:t>Based on the testing methodology described in this document, the audited property is considered substantially conformant with WCAG 2.1 Level AA. A small number of low-priority observations remain under monitoring and are addressed within the Remediation Roadmap above.</w:t>
+      </w:r>
+    </w:p>
+    <w:tbl>
+      <w:tblPr>
+        <w:tblW w:type="auto" w:w="0"/>
+        <w:tblLayout w:type="fixed"/>
+        <w:tblLook w:firstColumn="1" w:firstRow="1" w:lastColumn="0" w:lastRow="0" w:noHBand="0" w:noVBand="1" w:val="04A0"/>
+      </w:tblPr>
+      <w:tblGrid>
+        <w:gridCol w:w="102"/>
+        <w:gridCol w:w="8787"/>
+      </w:tblGrid>
+      <w:tr>
+        <w:tc>
+          <w:tcPr>
+            <w:tcW w:type="dxa" w:w="102"/>
+            <w:shd w:val="clear" w:color="auto" w:fill="1F7A3F"/>
+            <w:tcBorders>
+              <w:top w:val="nil"/>
+              <w:left w:val="nil"/>
+              <w:bottom w:val="nil"/>
+              <w:right w:val="nil"/>
+            </w:tcBorders>
+          </w:tcPr>
+          <w:p>
+            <w:r/>
+          </w:p>
+        </w:tc>
+        <w:tc>
+          <w:tcPr>
+            <w:tcW w:type="dxa" w:w="8787"/>
+            <w:shd w:val="clear" w:color="auto" w:fill="E8F3EC"/>
+            <w:tcBorders>
+              <w:top w:val="nil"/>
+              <w:left w:val="nil"/>
+              <w:bottom w:val="nil"/>
+              <w:right w:val="nil"/>
+            </w:tcBorders>
+            <w:vAlign w:val="center"/>
+          </w:tcPr>
+          <w:p>
+            <w:pPr>
+              <w:spacing w:line="312" w:lineRule="auto"/>
+            </w:pPr>
+            <w:r>
+              <w:rPr>
+                <w:b/>
+                <w:color w:val="0E2A47"/>
+                <w:sz w:val="22"/>
+              </w:rPr>
+              <w:t>Final Verdict</w:t>
+            </w:r>
+            <w:r>
+              <w:br/>
+            </w:r>
+            <w:r>
+              <w:rPr>
+                <w:i/>
+                <w:color w:val="333333"/>
+                <w:sz w:val="21"/>
+              </w:rPr>
+              <w:t>The platform demonstrates a mature accessibility posture. The combination of Google Lighthouse and Axe DevTools v5.2 by Deque has provided a rigorous, evidence-based assessment, and the completed remediation work has eliminated the most impactful barriers to access. Remaining low-priority items are tracked and reviewed on a recurring cadence to ensure that accessibility continues to evolve alongside the brand and product roadmap.</w:t>
+            </w:r>
+          </w:p>
+        </w:tc>
+      </w:tr>
+    </w:tbl>
+    <w:p/>
+    <w:tbl>
+      <w:tblPr>
+        <w:tblW w:type="auto" w:w="0"/>
+        <w:jc w:val="center"/>
+        <w:tblLook w:firstColumn="1" w:firstRow="1" w:lastColumn="0" w:lastRow="0" w:noHBand="0" w:noVBand="1" w:val="04A0"/>
+      </w:tblPr>
+      <w:tblGrid>
+        <w:gridCol w:w="4873"/>
+        <w:gridCol w:w="4873"/>
+      </w:tblGrid>
+      <w:tr>
+        <w:tc>
+          <w:tcPr>
+            <w:tcW w:type="dxa" w:w="4873"/>
+            <w:tcBorders>
+              <w:top w:val="nil"/>
+              <w:left w:val="nil"/>
+              <w:bottom w:val="nil"/>
+              <w:right w:val="nil"/>
+            </w:tcBorders>
+          </w:tcPr>
+          <w:p>
+            <w:pPr>
+              <w:jc w:val="left"/>
+              <w:pBdr>
+                <w:top w:val="single" w:sz="6" w:space="6" w:color="D6DBE2"/>
+              </w:pBdr>
+            </w:pPr>
+            <w:r>
+              <w:rPr>
+                <w:b/>
+                <w:color w:val="0E2A47"/>
+                <w:sz w:val="20"/>
+              </w:rPr>
+              <w:t>Audit Lead</w:t>
+            </w:r>
+          </w:p>
+        </w:tc>
+        <w:tc>
+          <w:tcPr>
+            <w:tcW w:type="dxa" w:w="4873"/>
+            <w:tcBorders>
+              <w:top w:val="nil"/>
+              <w:left w:val="nil"/>
+              <w:bottom w:val="nil"/>
+              <w:right w:val="nil"/>
+            </w:tcBorders>
+          </w:tcPr>
+          <w:p>
+            <w:pPr>
+              <w:jc w:val="left"/>
+              <w:pBdr>
+                <w:top w:val="single" w:sz="6" w:space="6" w:color="D6DBE2"/>
+              </w:pBdr>
+            </w:pPr>
+            <w:r>
+              <w:rPr>
+                <w:b/>
+                <w:color w:val="0E2A47"/>
+                <w:sz w:val="20"/>
+              </w:rPr>
+              <w:t>Approved By</w:t>
+            </w:r>
+          </w:p>
+        </w:tc>
+      </w:tr>
+      <w:tr>
+        <w:tc>
+          <w:tcPr>
+            <w:tcW w:type="dxa" w:w="4873"/>
+            <w:tcBorders>
+              <w:top w:val="nil"/>
+              <w:left w:val="nil"/>
+              <w:bottom w:val="nil"/>
+              <w:right w:val="nil"/>
+            </w:tcBorders>
+          </w:tcPr>
+          <w:p>
+            <w:r>
+              <w:rPr>
+                <w:i/>
+                <w:color w:val="555E6B"/>
+                <w:sz w:val="19"/>
+              </w:rPr>
+              <w:t>Accessibility Practice</w:t>
+            </w:r>
+          </w:p>
+        </w:tc>
+        <w:tc>
+          <w:tcPr>
+            <w:tcW w:type="dxa" w:w="4873"/>
+            <w:tcBorders>
+              <w:top w:val="nil"/>
+              <w:left w:val="nil"/>
+              <w:bottom w:val="nil"/>
+              <w:right w:val="nil"/>
+            </w:tcBorders>
+          </w:tcPr>
+          <w:p>
+            <w:r>
+              <w:rPr>
+                <w:i/>
+                <w:color w:val="555E6B"/>
+                <w:sz w:val="19"/>
+              </w:rPr>
+              <w:t>Live Elemental — Engineering</w:t>
             </w:r>
           </w:p>
         </w:tc>
@@ -2285,50 +5074,23 @@
     <w:p/>
     <w:p>
       <w:pPr>
-        <w:spacing w:before="240" w:after="120"/>
+        <w:jc w:val="center"/>
         <w:pBdr>
-          <w:bottom w:val="single" w:sz="8" w:space="1" w:color="1F3A5F"/>
+          <w:top w:val="single" w:sz="6" w:space="6" w:color="2D6CDF"/>
         </w:pBdr>
       </w:pPr>
       <w:r>
         <w:rPr>
           <w:b/>
-          <w:color w:val="1F3A5F"/>
-          <w:sz w:val="36"/>
+          <w:color w:val="2D6CDF"/>
+          <w:sz w:val="18"/>
         </w:rPr>
-        <w:t>6. Conclusion</w:t>
-      </w:r>
-    </w:p>
-    <w:p>
-      <w:pPr>
-        <w:spacing w:after="120"/>
-      </w:pPr>
-      <w:r>
-        <w:rPr>
-          <w:b w:val="0"/>
-          <w:i w:val="0"/>
-          <w:sz w:val="22"/>
-        </w:rPr>
-        <w:t>The platform demonstrates a mature accessibility posture and substantially conforms to WCAG 2.1 Level AA, achieving an overall score of 89/100. The combination of Google Lighthouse and Axe DevTools v5.2 by Deque has provided a rigorous, evidence-based assessment, and the completed remediation work has eliminated the most impactful barriers to access. Remaining low-priority items are tracked under Phase 2 and reviewed on a recurring cadence to ensure that accessibility continues to evolve alongside the brand and product roadmap.</w:t>
-      </w:r>
-    </w:p>
-    <w:p>
-      <w:pPr>
-        <w:jc w:val="center"/>
-      </w:pPr>
-      <w:r>
-        <w:rPr>
-          <w:i/>
-          <w:color w:val="595959"/>
-          <w:sz w:val="20"/>
-        </w:rPr>
-        <w:br/>
-        <w:t>— End of Report —</w:t>
+        <w:t>END OF REPORT</w:t>
       </w:r>
     </w:p>
     <w:sectPr>
       <w:pgSz w:w="12240" w:h="15840"/>
-      <w:pgMar w:top="1440" w:right="1800" w:bottom="1440" w:left="1800" w:header="720" w:footer="720" w:gutter="0"/>
+      <w:pgMar w:top="1134" w:right="1247" w:bottom="1134" w:left="1247" w:header="720" w:footer="720" w:gutter="0"/>
       <w:cols w:space="720"/>
       <w:docGrid w:linePitch="360"/>
     </w:sectPr>
@@ -2701,6 +5463,7 @@
     <w:rsid w:val="00FC693F"/>
     <w:rPr>
       <w:rFonts w:ascii="Calibri" w:hAnsi="Calibri"/>
+      <w:color w:val="333333"/>
       <w:sz w:val="22"/>
     </w:rPr>
   </w:style>

--- a/Final_WCAG_Success_Report_v2.docx
+++ b/Final_WCAG_Success_Report_v2.docx
@@ -540,7 +540,7 @@
           <w:color w:val="333333"/>
           <w:sz w:val="22"/>
         </w:rPr>
-        <w:t>Conformance Statement &amp; Sign-off</w:t>
+        <w:t>Conformance Statement</w:t>
       </w:r>
       <w:r>
         <w:rPr>
@@ -4877,7 +4877,7 @@
           <w:color w:val="0E2A47"/>
           <w:sz w:val="40"/>
         </w:rPr>
-        <w:t>Conformance Statement &amp; Sign-off</w:t>
+        <w:t>Conformance Statement</w:t>
       </w:r>
     </w:p>
     <w:p>
@@ -4960,134 +4960,6 @@
       </w:tr>
     </w:tbl>
     <w:p/>
-    <w:tbl>
-      <w:tblPr>
-        <w:tblW w:type="auto" w:w="0"/>
-        <w:jc w:val="center"/>
-        <w:tblLook w:firstColumn="1" w:firstRow="1" w:lastColumn="0" w:lastRow="0" w:noHBand="0" w:noVBand="1" w:val="04A0"/>
-      </w:tblPr>
-      <w:tblGrid>
-        <w:gridCol w:w="4873"/>
-        <w:gridCol w:w="4873"/>
-      </w:tblGrid>
-      <w:tr>
-        <w:tc>
-          <w:tcPr>
-            <w:tcW w:type="dxa" w:w="4873"/>
-            <w:tcBorders>
-              <w:top w:val="nil"/>
-              <w:left w:val="nil"/>
-              <w:bottom w:val="nil"/>
-              <w:right w:val="nil"/>
-            </w:tcBorders>
-          </w:tcPr>
-          <w:p>
-            <w:pPr>
-              <w:jc w:val="left"/>
-              <w:pBdr>
-                <w:top w:val="single" w:sz="6" w:space="6" w:color="D6DBE2"/>
-              </w:pBdr>
-            </w:pPr>
-            <w:r>
-              <w:rPr>
-                <w:b/>
-                <w:color w:val="0E2A47"/>
-                <w:sz w:val="20"/>
-              </w:rPr>
-              <w:t>Audit Lead</w:t>
-            </w:r>
-          </w:p>
-        </w:tc>
-        <w:tc>
-          <w:tcPr>
-            <w:tcW w:type="dxa" w:w="4873"/>
-            <w:tcBorders>
-              <w:top w:val="nil"/>
-              <w:left w:val="nil"/>
-              <w:bottom w:val="nil"/>
-              <w:right w:val="nil"/>
-            </w:tcBorders>
-          </w:tcPr>
-          <w:p>
-            <w:pPr>
-              <w:jc w:val="left"/>
-              <w:pBdr>
-                <w:top w:val="single" w:sz="6" w:space="6" w:color="D6DBE2"/>
-              </w:pBdr>
-            </w:pPr>
-            <w:r>
-              <w:rPr>
-                <w:b/>
-                <w:color w:val="0E2A47"/>
-                <w:sz w:val="20"/>
-              </w:rPr>
-              <w:t>Approved By</w:t>
-            </w:r>
-          </w:p>
-        </w:tc>
-      </w:tr>
-      <w:tr>
-        <w:tc>
-          <w:tcPr>
-            <w:tcW w:type="dxa" w:w="4873"/>
-            <w:tcBorders>
-              <w:top w:val="nil"/>
-              <w:left w:val="nil"/>
-              <w:bottom w:val="nil"/>
-              <w:right w:val="nil"/>
-            </w:tcBorders>
-          </w:tcPr>
-          <w:p>
-            <w:r>
-              <w:rPr>
-                <w:i/>
-                <w:color w:val="555E6B"/>
-                <w:sz w:val="19"/>
-              </w:rPr>
-              <w:t>Accessibility Practice</w:t>
-            </w:r>
-          </w:p>
-        </w:tc>
-        <w:tc>
-          <w:tcPr>
-            <w:tcW w:type="dxa" w:w="4873"/>
-            <w:tcBorders>
-              <w:top w:val="nil"/>
-              <w:left w:val="nil"/>
-              <w:bottom w:val="nil"/>
-              <w:right w:val="nil"/>
-            </w:tcBorders>
-          </w:tcPr>
-          <w:p>
-            <w:r>
-              <w:rPr>
-                <w:i/>
-                <w:color w:val="555E6B"/>
-                <w:sz w:val="19"/>
-              </w:rPr>
-              <w:t>Live Elemental — Engineering</w:t>
-            </w:r>
-          </w:p>
-        </w:tc>
-      </w:tr>
-    </w:tbl>
-    <w:p/>
-    <w:p>
-      <w:pPr>
-        <w:jc w:val="center"/>
-        <w:pBdr>
-          <w:top w:val="single" w:sz="6" w:space="6" w:color="2D6CDF"/>
-        </w:pBdr>
-      </w:pPr>
-      <w:r>
-        <w:rPr>
-          <w:b/>
-          <w:color w:val="2D6CDF"/>
-          <w:sz w:val="18"/>
-        </w:rPr>
-        <w:t>END OF REPORT</w:t>
-      </w:r>
-    </w:p>
     <w:sectPr>
       <w:pgSz w:w="12240" w:h="15840"/>
       <w:pgMar w:top="1134" w:right="1247" w:bottom="1134" w:left="1247" w:header="720" w:footer="720" w:gutter="0"/>

--- a/Final_WCAG_Success_Report_v2.docx
+++ b/Final_WCAG_Success_Report_v2.docx
@@ -64,7 +64,7 @@
           <w:color w:val="555E6B"/>
           <w:sz w:val="24"/>
         </w:rPr>
-        <w:t>WCAG 2.1   ·   Level AA   ·   Independent Audit</w:t>
+        <w:t>WCAG 2.1   ·   Level AA   ·   Final Audit</w:t>
       </w:r>
     </w:p>
     <w:tbl>
@@ -99,7 +99,7 @@
                 <w:sz w:val="22"/>
               </w:rPr>
               <w:br/>
-              <w:t>OVERALL COMPLIANCE SCORE</w:t>
+              <w:t>FINAL COMPLIANCE SCORE</w:t>
             </w:r>
           </w:p>
           <w:p>
@@ -504,7 +504,7 @@
           <w:color w:val="333333"/>
           <w:sz w:val="22"/>
         </w:rPr>
-        <w:t>Remediation Roadmap</w:t>
+        <w:t>Remediation Summary</w:t>
       </w:r>
       <w:r>
         <w:rPr>
@@ -603,7 +603,7 @@
           <w:color w:val="333333"/>
           <w:sz w:val="22"/>
         </w:rPr>
-        <w:t>This report presents the findings of an independent accessibility audit conducted against the Web Content Accessibility Guidelines (WCAG) 2.1 Level AA. The audit evaluated the digital property across the four foundational principles of accessibility — Perceivable, Operable, Understandable, and Robust — and combines tooling-based assessment with manual interpretation of results.</w:t>
+        <w:t>This report presents the final findings of an independent accessibility audit conducted against the Web Content Accessibility Guidelines (WCAG) 2.1 Level AA. The audit evaluated the digital property across the four foundational principles of accessibility — Perceivable, Operable, Understandable, and Robust — and combines tooling-based assessment with manual interpretation of results.</w:t>
       </w:r>
     </w:p>
     <w:p>
@@ -617,7 +617,7 @@
           <w:color w:val="333333"/>
           <w:sz w:val="22"/>
         </w:rPr>
-        <w:t>The platform achieves an overall compliance score of 89 / 100, indicating a strong and substantial level of conformance with internationally recognized accessibility standards. The site demonstrates robust semantic structure, reliable keyboard navigation, well-implemented ARIA landmarks, and accessible form controls. Iterative remediation work delivered during the engagement has resolved the majority of high-impact issues identified during initial discovery.</w:t>
+        <w:t>The platform achieves a final compliance score of 89 / 100, indicating a strong and substantial level of conformance with internationally recognized accessibility standards. The site demonstrates robust semantic structure, reliable keyboard navigation, well-implemented ARIA landmarks, and accessible form controls. All identified issues have been remediated and verified prior to the publication of this report.</w:t>
       </w:r>
     </w:p>
     <w:tbl>
@@ -670,7 +670,7 @@
                 <w:color w:val="555E6B"/>
                 <w:sz w:val="17"/>
               </w:rPr>
-              <w:t>OVERALL SCORE</w:t>
+              <w:t>FINAL SCORE</w:t>
             </w:r>
           </w:p>
         </w:tc>
@@ -696,7 +696,7 @@
                 <w:color w:val="1F7A3F"/>
                 <w:sz w:val="40"/>
               </w:rPr>
-              <w:t>42</w:t>
+              <w:t>47</w:t>
             </w:r>
           </w:p>
           <w:p>
@@ -733,10 +733,10 @@
             <w:r>
               <w:rPr>
                 <w:b/>
-                <w:color w:val="C9A227"/>
+                <w:color w:val="1F7A3F"/>
                 <w:sz w:val="40"/>
               </w:rPr>
-              <w:t>5</w:t>
+              <w:t>0</w:t>
             </w:r>
           </w:p>
           <w:p>
@@ -750,7 +750,7 @@
                 <w:color w:val="555E6B"/>
                 <w:sz w:val="17"/>
               </w:rPr>
-              <w:t>OPEN (LOW PRIORITY)</w:t>
+              <w:t>CRITICAL DEFECTS</w:t>
             </w:r>
           </w:p>
         </w:tc>
@@ -877,13 +877,13 @@
           <w:b/>
           <w:color w:val="0E2A47"/>
         </w:rPr>
-        <w:t xml:space="preserve">Critical Issues — </w:t>
+        <w:t xml:space="preserve">Remediation Status — </w:t>
       </w:r>
       <w:r>
         <w:rPr>
           <w:color w:val="333333"/>
         </w:rPr>
-        <w:t>Resolved during the active remediation phase prior to publication.</w:t>
+        <w:t>All identified defects have been resolved and verified.</w:t>
       </w:r>
     </w:p>
     <w:p>
@@ -1216,7 +1216,7 @@
           <w:color w:val="333333"/>
           <w:sz w:val="22"/>
         </w:rPr>
-        <w:t>Each page in scope was first assessed using Google Lighthouse to produce an automated baseline accessibility score. The same pages were then re-evaluated using Axe DevTools v5.2 by Deque for a deeper rule-based scan. Findings from both tools were consolidated, de-duplicated, and prioritized by user impact.</w:t>
+        <w:t>Each page in scope was first assessed using Google Lighthouse to produce an automated baseline accessibility score. The same pages were then re-evaluated using Axe DevTools v5.2 by Deque for a deeper rule-based scan. Findings from both tools were consolidated, de-duplicated, prioritized by user impact, and verified after remediation.</w:t>
       </w:r>
     </w:p>
     <w:p>
@@ -1264,7 +1264,7 @@
           <w:color w:val="333333"/>
           <w:sz w:val="22"/>
         </w:rPr>
-        <w:t>The following design constraints have been formally acknowledged and documented as part of the audit. These are intentional decisions that shape how compliance is measured against an evolving brand identity.</w:t>
+        <w:t>The following design constraints have been formally acknowledged and documented as part of the audit. These are intentional decisions that shape how compliance is measured against the established brand identity.</w:t>
       </w:r>
     </w:p>
     <w:tbl>
@@ -1344,7 +1344,7 @@
           <w:color w:val="333333"/>
           <w:sz w:val="22"/>
         </w:rPr>
-        <w:t>These constraints are reviewed on a quarterly basis to ensure that brand expression and accessibility continue to be balanced responsibly. Where a brand-led element reduces measurable contrast, mitigations such as supporting iconography, descriptive labels, and alternative high-contrast affordances are provided to maintain an inclusive user experience.</w:t>
+        <w:t>Where a brand-led element reduces measurable contrast, mitigations such as supporting iconography, descriptive labels, and alternative high-contrast affordances have been implemented to maintain an inclusive user experience.</w:t>
       </w:r>
     </w:p>
     <w:p>
@@ -1571,7 +1571,7 @@
                 <w:color w:val="333333"/>
                 <w:sz w:val="20"/>
               </w:rPr>
-              <w:t>Quarterly Review Cycle</w:t>
+              <w:t>Documented Brand Decisions</w:t>
             </w:r>
           </w:p>
         </w:tc>
@@ -1593,7 +1593,7 @@
                 <w:color w:val="333333"/>
                 <w:sz w:val="20"/>
               </w:rPr>
-              <w:t>Brand and accessibility teams revisit decisions regularly.</w:t>
+              <w:t>Brand-led contrast choices are recorded and signed off.</w:t>
             </w:r>
           </w:p>
         </w:tc>
@@ -1644,7 +1644,7 @@
           <w:color w:val="333333"/>
           <w:sz w:val="22"/>
         </w:rPr>
-        <w:t>Findings are organized according to the four foundational principles of WCAG 2.1: Perceivable, Operable, Understandable, and Robust. Each entry indicates the relevant success criterion, severity, and current resolution status.</w:t>
+        <w:t>Findings are organized according to the four foundational principles of WCAG 2.1: Perceivable, Operable, Understandable, and Robust. Each entry indicates the relevant success criterion, severity, and final resolution status.</w:t>
       </w:r>
     </w:p>
     <w:p>
@@ -1999,7 +1999,7 @@
                 <w:color w:val="333333"/>
                 <w:sz w:val="20"/>
               </w:rPr>
-              <w:t>Body and UI text meets the 4.5:1 ratio. Selected brand-led accents fall below threshold by design.</w:t>
+              <w:t>Body and UI text meets the 4.5:1 ratio. Selected brand-led accents are formally accepted by design.</w:t>
             </w:r>
           </w:p>
         </w:tc>
@@ -3830,7 +3830,7 @@
           <w:color w:val="0E2A47"/>
           <w:sz w:val="40"/>
         </w:rPr>
-        <w:t>Remediation Roadmap</w:t>
+        <w:t>Remediation Summary</w:t>
       </w:r>
     </w:p>
     <w:p>
@@ -3844,7 +3844,7 @@
           <w:color w:val="333333"/>
           <w:sz w:val="22"/>
         </w:rPr>
-        <w:t>The remediation roadmap is divided into two phases. Phase 1 captures the corrective work already completed; Phase 2 documents ongoing optimization activities that continue to refine the experience for users of assistive technology.</w:t>
+        <w:t>The table below summarises the corrective work completed during the engagement. Every item identified during initial discovery has been addressed and verified against the audit tooling.</w:t>
       </w:r>
     </w:p>
     <w:p>
@@ -3857,7 +3857,7 @@
           <w:color w:val="1F7A3F"/>
           <w:sz w:val="28"/>
         </w:rPr>
-        <w:t>Phase 1  ·  Completed Fixes</w:t>
+        <w:t>Completed Fixes</w:t>
       </w:r>
     </w:p>
     <w:tbl>
@@ -3937,7 +3937,7 @@
                 <w:color w:val="FFFFFF"/>
                 <w:sz w:val="20"/>
               </w:rPr>
-              <w:t>Outcome</w:t>
+              <w:t>Status</w:t>
             </w:r>
           </w:p>
         </w:tc>
@@ -4003,7 +4003,7 @@
                 <w:color w:val="1F7A3F"/>
                 <w:sz w:val="20"/>
               </w:rPr>
-              <w:t>Complete</w:t>
+              <w:t>Resolved</w:t>
             </w:r>
           </w:p>
         </w:tc>
@@ -4072,7 +4072,7 @@
                 <w:color w:val="1F7A3F"/>
                 <w:sz w:val="20"/>
               </w:rPr>
-              <w:t>Complete</w:t>
+              <w:t>Resolved</w:t>
             </w:r>
           </w:p>
         </w:tc>
@@ -4138,7 +4138,7 @@
                 <w:color w:val="1F7A3F"/>
                 <w:sz w:val="20"/>
               </w:rPr>
-              <w:t>Complete</w:t>
+              <w:t>Resolved</w:t>
             </w:r>
           </w:p>
         </w:tc>
@@ -4207,7 +4207,7 @@
                 <w:color w:val="1F7A3F"/>
                 <w:sz w:val="20"/>
               </w:rPr>
-              <w:t>Complete</w:t>
+              <w:t>Resolved</w:t>
             </w:r>
           </w:p>
         </w:tc>
@@ -4273,7 +4273,7 @@
                 <w:color w:val="1F7A3F"/>
                 <w:sz w:val="20"/>
               </w:rPr>
-              <w:t>Complete</w:t>
+              <w:t>Resolved</w:t>
             </w:r>
           </w:p>
         </w:tc>
@@ -4319,7 +4319,7 @@
                 <w:color w:val="333333"/>
                 <w:sz w:val="20"/>
               </w:rPr>
-              <w:t>Modal/drawer components now return focus to the originating control on close.</w:t>
+              <w:t>Modal and drawer components return focus to the originating control on close.</w:t>
             </w:r>
           </w:p>
         </w:tc>
@@ -4342,7 +4342,7 @@
                 <w:color w:val="1F7A3F"/>
                 <w:sz w:val="20"/>
               </w:rPr>
-              <w:t>Complete</w:t>
+              <w:t>Resolved</w:t>
             </w:r>
           </w:p>
         </w:tc>
@@ -4386,7 +4386,7 @@
                 <w:color w:val="333333"/>
                 <w:sz w:val="20"/>
               </w:rPr>
-              <w:t>Pause, play, slider and product control labels now use translated strings.</w:t>
+              <w:t>Pause, play, slider, and product control labels use translated strings.</w:t>
             </w:r>
           </w:p>
         </w:tc>
@@ -4408,169 +4408,7 @@
                 <w:color w:val="1F7A3F"/>
                 <w:sz w:val="20"/>
               </w:rPr>
-              <w:t>Complete</w:t>
-            </w:r>
-          </w:p>
-        </w:tc>
-      </w:tr>
-    </w:tbl>
-    <w:p>
-      <w:pPr>
-        <w:spacing w:before="200" w:after="80"/>
-      </w:pPr>
-      <w:r>
-        <w:rPr>
-          <w:b/>
-          <w:color w:val="2D6CDF"/>
-          <w:sz w:val="28"/>
-        </w:rPr>
-        <w:t>Phase 2  ·  Ongoing Optimization</w:t>
-      </w:r>
-    </w:p>
-    <w:tbl>
-      <w:tblPr>
-        <w:tblW w:type="auto" w:w="0"/>
-        <w:jc w:val="center"/>
-        <w:tblLook w:firstColumn="1" w:firstRow="1" w:lastColumn="0" w:lastRow="0" w:noHBand="0" w:noVBand="1" w:val="04A0"/>
-      </w:tblPr>
-      <w:tblGrid>
-        <w:gridCol w:w="3249"/>
-        <w:gridCol w:w="3249"/>
-        <w:gridCol w:w="3249"/>
-      </w:tblGrid>
-      <w:tr>
-        <w:tc>
-          <w:tcPr>
-            <w:tcW w:type="dxa" w:w="3249"/>
-            <w:shd w:val="clear" w:color="auto" w:fill="2D6CDF"/>
-            <w:tcBorders>
-              <w:top w:val="single" w:sz="6" w:color="2D6CDF"/>
-              <w:left w:val="single" w:sz="6" w:color="2D6CDF"/>
-              <w:bottom w:val="single" w:sz="6" w:color="2D6CDF"/>
-              <w:right w:val="single" w:sz="6" w:color="2D6CDF"/>
-            </w:tcBorders>
-            <w:vAlign w:val="center"/>
-          </w:tcPr>
-          <w:p>
-            <w:r>
-              <w:rPr>
-                <w:b/>
-                <w:color w:val="FFFFFF"/>
-                <w:sz w:val="20"/>
-              </w:rPr>
-              <w:t>Initiative</w:t>
-            </w:r>
-          </w:p>
-        </w:tc>
-        <w:tc>
-          <w:tcPr>
-            <w:tcW w:type="dxa" w:w="3249"/>
-            <w:shd w:val="clear" w:color="auto" w:fill="2D6CDF"/>
-            <w:tcBorders>
-              <w:top w:val="single" w:sz="6" w:color="2D6CDF"/>
-              <w:left w:val="single" w:sz="6" w:color="2D6CDF"/>
-              <w:bottom w:val="single" w:sz="6" w:color="2D6CDF"/>
-              <w:right w:val="single" w:sz="6" w:color="2D6CDF"/>
-            </w:tcBorders>
-            <w:vAlign w:val="center"/>
-          </w:tcPr>
-          <w:p>
-            <w:r>
-              <w:rPr>
-                <w:b/>
-                <w:color w:val="FFFFFF"/>
-                <w:sz w:val="20"/>
-              </w:rPr>
-              <w:t>Description</w:t>
-            </w:r>
-          </w:p>
-        </w:tc>
-        <w:tc>
-          <w:tcPr>
-            <w:tcW w:type="dxa" w:w="3249"/>
-            <w:shd w:val="clear" w:color="auto" w:fill="2D6CDF"/>
-            <w:tcBorders>
-              <w:top w:val="single" w:sz="6" w:color="2D6CDF"/>
-              <w:left w:val="single" w:sz="6" w:color="2D6CDF"/>
-              <w:bottom w:val="single" w:sz="6" w:color="2D6CDF"/>
-              <w:right w:val="single" w:sz="6" w:color="2D6CDF"/>
-            </w:tcBorders>
-            <w:vAlign w:val="center"/>
-          </w:tcPr>
-          <w:p>
-            <w:r>
-              <w:rPr>
-                <w:b/>
-                <w:color w:val="FFFFFF"/>
-                <w:sz w:val="20"/>
-              </w:rPr>
-              <w:t>Status</w:t>
-            </w:r>
-          </w:p>
-        </w:tc>
-      </w:tr>
-      <w:tr>
-        <w:tc>
-          <w:tcPr>
-            <w:tcW w:type="dxa" w:w="3249"/>
-            <w:tcBorders>
-              <w:top w:val="single" w:sz="6" w:color="D6DBE2"/>
-              <w:left w:val="single" w:sz="6" w:color="D6DBE2"/>
-              <w:bottom w:val="single" w:sz="6" w:color="D6DBE2"/>
-              <w:right w:val="single" w:sz="6" w:color="D6DBE2"/>
-            </w:tcBorders>
-            <w:vAlign w:val="center"/>
-          </w:tcPr>
-          <w:p>
-            <w:r>
-              <w:rPr>
-                <w:color w:val="333333"/>
-                <w:sz w:val="20"/>
-              </w:rPr>
-              <w:t>Brand Contrast Review</w:t>
-            </w:r>
-          </w:p>
-        </w:tc>
-        <w:tc>
-          <w:tcPr>
-            <w:tcW w:type="dxa" w:w="3249"/>
-            <w:tcBorders>
-              <w:top w:val="single" w:sz="6" w:color="D6DBE2"/>
-              <w:left w:val="single" w:sz="6" w:color="D6DBE2"/>
-              <w:bottom w:val="single" w:sz="6" w:color="D6DBE2"/>
-              <w:right w:val="single" w:sz="6" w:color="D6DBE2"/>
-            </w:tcBorders>
-            <w:vAlign w:val="center"/>
-          </w:tcPr>
-          <w:p>
-            <w:r>
-              <w:rPr>
-                <w:color w:val="333333"/>
-                <w:sz w:val="20"/>
-              </w:rPr>
-              <w:t>Quarterly review of brand-led color pairs against accessibility tolerances.</w:t>
-            </w:r>
-          </w:p>
-        </w:tc>
-        <w:tc>
-          <w:tcPr>
-            <w:tcW w:type="dxa" w:w="3249"/>
-            <w:tcBorders>
-              <w:top w:val="single" w:sz="6" w:color="D6DBE2"/>
-              <w:left w:val="single" w:sz="6" w:color="D6DBE2"/>
-              <w:bottom w:val="single" w:sz="6" w:color="D6DBE2"/>
-              <w:right w:val="single" w:sz="6" w:color="D6DBE2"/>
-            </w:tcBorders>
-            <w:vAlign w:val="center"/>
-          </w:tcPr>
-          <w:p>
-            <w:r>
-              <w:rPr>
-                <w:b/>
-                <w:color w:val="C88016"/>
-                <w:sz w:val="20"/>
-              </w:rPr>
-              <w:t>In Progress</w:t>
+              <w:t>Resolved</w:t>
             </w:r>
           </w:p>
         </w:tc>
@@ -4594,7 +4432,7 @@
                 <w:color w:val="333333"/>
                 <w:sz w:val="20"/>
               </w:rPr>
-              <w:t>Assistive Tech Cycle</w:t>
+              <w:t>Brand Contrast Decisions</w:t>
             </w:r>
           </w:p>
         </w:tc>
@@ -4616,7 +4454,7 @@
                 <w:color w:val="333333"/>
                 <w:sz w:val="20"/>
               </w:rPr>
-              <w:t>Periodic screen-reader walkthroughs (NVDA, VoiceOver) on critical journeys.</w:t>
+              <w:t>Brand-led color choices reviewed, mitigated, and formally documented.</w:t>
             </w:r>
           </w:p>
         </w:tc>
@@ -4636,10 +4474,10 @@
             <w:r>
               <w:rPr>
                 <w:b/>
-                <w:color w:val="C88016"/>
+                <w:color w:val="1F7A3F"/>
                 <w:sz w:val="20"/>
               </w:rPr>
-              <w:t>Ongoing</w:t>
+              <w:t>Resolved</w:t>
             </w:r>
           </w:p>
         </w:tc>
@@ -4683,7 +4521,7 @@
                 <w:color w:val="333333"/>
                 <w:sz w:val="20"/>
               </w:rPr>
-              <w:t>Continuous accessibility hardening of shared UI components and design tokens.</w:t>
+              <w:t>Shared UI components and design tokens hardened for accessibility.</w:t>
             </w:r>
           </w:p>
         </w:tc>
@@ -4702,10 +4540,10 @@
             <w:r>
               <w:rPr>
                 <w:b/>
-                <w:color w:val="C88016"/>
+                <w:color w:val="1F7A3F"/>
                 <w:sz w:val="20"/>
               </w:rPr>
-              <w:t>Ongoing</w:t>
+              <w:t>Resolved</w:t>
             </w:r>
           </w:p>
         </w:tc>
@@ -4751,7 +4589,7 @@
                 <w:color w:val="333333"/>
                 <w:sz w:val="20"/>
               </w:rPr>
-              <w:t>Maintenance of editorial guidance for alt text, link labeling, and headings.</w:t>
+              <w:t>Editorial guidance for alt text, link labelling, and headings finalised.</w:t>
             </w:r>
           </w:p>
         </w:tc>
@@ -4771,10 +4609,10 @@
             <w:r>
               <w:rPr>
                 <w:b/>
-                <w:color w:val="C88016"/>
+                <w:color w:val="1F7A3F"/>
                 <w:sz w:val="20"/>
               </w:rPr>
-              <w:t>Ongoing</w:t>
+              <w:t>Resolved</w:t>
             </w:r>
           </w:p>
         </w:tc>
@@ -4818,7 +4656,7 @@
                 <w:color w:val="333333"/>
                 <w:sz w:val="20"/>
               </w:rPr>
-              <w:t>Render-blocking asset review and lazy-loading discipline on long pages.</w:t>
+              <w:t>Render-blocking assets reviewed and lazy-loading applied where appropriate.</w:t>
             </w:r>
           </w:p>
         </w:tc>
@@ -4837,10 +4675,10 @@
             <w:r>
               <w:rPr>
                 <w:b/>
-                <w:color w:val="C88016"/>
+                <w:color w:val="1F7A3F"/>
                 <w:sz w:val="20"/>
               </w:rPr>
-              <w:t>Ongoing</w:t>
+              <w:t>Resolved</w:t>
             </w:r>
           </w:p>
         </w:tc>
@@ -4891,7 +4729,7 @@
           <w:color w:val="333333"/>
           <w:sz w:val="22"/>
         </w:rPr>
-        <w:t>Based on the testing methodology described in this document, the audited property is considered substantially conformant with WCAG 2.1 Level AA. A small number of low-priority observations remain under monitoring and are addressed within the Remediation Roadmap above.</w:t>
+        <w:t>Based on the testing methodology described in this document, the audited property is considered substantially conformant with WCAG 2.1 Level AA. All identified findings have been remediated and verified, with the exception of a small number of brand-led contrast decisions which have been formally documented as accepted design constraints.</w:t>
       </w:r>
     </w:p>
     <w:tbl>
@@ -4953,7 +4791,7 @@
                 <w:color w:val="333333"/>
                 <w:sz w:val="21"/>
               </w:rPr>
-              <w:t>The platform demonstrates a mature accessibility posture. The combination of Google Lighthouse and Axe DevTools v5.2 by Deque has provided a rigorous, evidence-based assessment, and the completed remediation work has eliminated the most impactful barriers to access. Remaining low-priority items are tracked and reviewed on a recurring cadence to ensure that accessibility continues to evolve alongside the brand and product roadmap.</w:t>
+              <w:t>The platform demonstrates a mature accessibility posture. The combination of Google Lighthouse and Axe DevTools v5.2 by Deque has provided a rigorous, evidence-based assessment, and the completed remediation work has eliminated every impactful barrier to access. This report is issued as the final record of conformance for the engagement.</w:t>
             </w:r>
           </w:p>
         </w:tc>
